--- a/Hệ thống mẫu văn bản/Nguyên đã làm/Lịch báo giảng/Lịch báo giảng - Tuần 03 (TTH+TH).docx
+++ b/Hệ thống mẫu văn bản/Nguyên đã làm/Lịch báo giảng/Lịch báo giảng - Tuần 03 (TTH+TH).docx
@@ -1335,7 +1335,7 @@
                 <w:sz w:val="26"/>
                 <w:szCs w:val="26"/>
               </w:rPr>
-              <w:t>1</w:t>
+              <w:t>2</w:t>
             </w:r>
           </w:p>
         </w:tc>
@@ -1422,7 +1422,7 @@
                 <w:sz w:val="26"/>
                 <w:szCs w:val="26"/>
               </w:rPr>
-              <w:t>Em làm quen với thế giới công nghệ</w:t>
+              <w:t>Ôn và nâng cấp kỹ năng chuột</w:t>
             </w:r>
           </w:p>
         </w:tc>
@@ -6679,7 +6679,7 @@
                 <w:sz w:val="26"/>
                 <w:szCs w:val="26"/>
               </w:rPr>
-              <w:t>1</w:t>
+              <w:t>2</w:t>
             </w:r>
           </w:p>
         </w:tc>
@@ -6766,7 +6766,7 @@
                 <w:sz w:val="26"/>
                 <w:szCs w:val="26"/>
               </w:rPr>
-              <w:t>Em trở thành nhà sáng tạo số</w:t>
+              <w:t>Ôn và nâng cấp kỹ năng chuột</w:t>
             </w:r>
           </w:p>
         </w:tc>
@@ -6882,7 +6882,7 @@
                 <w:sz w:val="26"/>
                 <w:szCs w:val="26"/>
               </w:rPr>
-              <w:t>1</w:t>
+              <w:t>2</w:t>
             </w:r>
           </w:p>
         </w:tc>
@@ -6969,7 +6969,7 @@
                 <w:sz w:val="26"/>
                 <w:szCs w:val="26"/>
               </w:rPr>
-              <w:t>Em làm quen với thế giới công nghệ</w:t>
+              <w:t>Ôn và nâng cấp kỹ năng chuột</w:t>
             </w:r>
           </w:p>
         </w:tc>

--- a/Hệ thống mẫu văn bản/Nguyên đã làm/Lịch báo giảng/Lịch báo giảng - Tuần 03 (TTH+TH).docx
+++ b/Hệ thống mẫu văn bản/Nguyên đã làm/Lịch báo giảng/Lịch báo giảng - Tuần 03 (TTH+TH).docx
@@ -808,12 +808,6 @@
                 <w:szCs w:val="26"/>
               </w:rPr>
             </w:pPr>
-            <w:r>
-              <w:rPr>
-                <w:rFonts w:ascii="Times New Roman" w:hAnsi="Times New Roman"/>
-                <w:sz w:val="26"/>
-              </w:rPr>
-            </w:r>
           </w:p>
         </w:tc>
         <w:tc>
@@ -835,12 +829,6 @@
                 <w:szCs w:val="26"/>
               </w:rPr>
             </w:pPr>
-            <w:r>
-              <w:rPr>
-                <w:rFonts w:ascii="Times New Roman" w:hAnsi="Times New Roman"/>
-                <w:sz w:val="26"/>
-              </w:rPr>
-            </w:r>
           </w:p>
         </w:tc>
         <w:tc>
@@ -862,12 +850,6 @@
                 <w:szCs w:val="26"/>
               </w:rPr>
             </w:pPr>
-            <w:r>
-              <w:rPr>
-                <w:rFonts w:ascii="Times New Roman" w:hAnsi="Times New Roman"/>
-                <w:sz w:val="26"/>
-              </w:rPr>
-            </w:r>
           </w:p>
         </w:tc>
         <w:tc>
@@ -889,12 +871,6 @@
                 <w:szCs w:val="26"/>
               </w:rPr>
             </w:pPr>
-            <w:r>
-              <w:rPr>
-                <w:rFonts w:ascii="Times New Roman" w:hAnsi="Times New Roman"/>
-                <w:sz w:val="26"/>
-              </w:rPr>
-            </w:r>
           </w:p>
         </w:tc>
         <w:tc>
@@ -916,12 +892,6 @@
                 <w:szCs w:val="26"/>
               </w:rPr>
             </w:pPr>
-            <w:r>
-              <w:rPr>
-                <w:rFonts w:ascii="Times New Roman" w:hAnsi="Times New Roman"/>
-                <w:sz w:val="26"/>
-              </w:rPr>
-            </w:r>
           </w:p>
         </w:tc>
       </w:tr>
@@ -999,12 +969,6 @@
                 <w:szCs w:val="26"/>
               </w:rPr>
             </w:pPr>
-            <w:r>
-              <w:rPr>
-                <w:rFonts w:ascii="Times New Roman" w:hAnsi="Times New Roman"/>
-                <w:sz w:val="26"/>
-              </w:rPr>
-            </w:r>
           </w:p>
         </w:tc>
         <w:tc>
@@ -1026,12 +990,6 @@
                 <w:szCs w:val="26"/>
               </w:rPr>
             </w:pPr>
-            <w:r>
-              <w:rPr>
-                <w:rFonts w:ascii="Times New Roman" w:hAnsi="Times New Roman"/>
-                <w:sz w:val="26"/>
-              </w:rPr>
-            </w:r>
           </w:p>
         </w:tc>
         <w:tc>
@@ -1053,12 +1011,6 @@
                 <w:szCs w:val="26"/>
               </w:rPr>
             </w:pPr>
-            <w:r>
-              <w:rPr>
-                <w:rFonts w:ascii="Times New Roman" w:hAnsi="Times New Roman"/>
-                <w:sz w:val="26"/>
-              </w:rPr>
-            </w:r>
           </w:p>
         </w:tc>
         <w:tc>
@@ -1080,12 +1032,6 @@
                 <w:szCs w:val="26"/>
               </w:rPr>
             </w:pPr>
-            <w:r>
-              <w:rPr>
-                <w:rFonts w:ascii="Times New Roman" w:hAnsi="Times New Roman"/>
-                <w:sz w:val="26"/>
-              </w:rPr>
-            </w:r>
           </w:p>
         </w:tc>
         <w:tc>
@@ -1107,12 +1053,6 @@
                 <w:szCs w:val="26"/>
               </w:rPr>
             </w:pPr>
-            <w:r>
-              <w:rPr>
-                <w:rFonts w:ascii="Times New Roman" w:hAnsi="Times New Roman"/>
-                <w:sz w:val="26"/>
-              </w:rPr>
-            </w:r>
           </w:p>
         </w:tc>
       </w:tr>
@@ -1190,12 +1130,6 @@
                 <w:szCs w:val="26"/>
               </w:rPr>
             </w:pPr>
-            <w:r>
-              <w:rPr>
-                <w:rFonts w:ascii="Times New Roman" w:hAnsi="Times New Roman"/>
-                <w:sz w:val="26"/>
-              </w:rPr>
-            </w:r>
           </w:p>
         </w:tc>
         <w:tc>
@@ -1217,12 +1151,6 @@
                 <w:szCs w:val="26"/>
               </w:rPr>
             </w:pPr>
-            <w:r>
-              <w:rPr>
-                <w:rFonts w:ascii="Times New Roman" w:hAnsi="Times New Roman"/>
-                <w:sz w:val="26"/>
-              </w:rPr>
-            </w:r>
           </w:p>
         </w:tc>
         <w:tc>
@@ -1244,12 +1172,6 @@
                 <w:szCs w:val="26"/>
               </w:rPr>
             </w:pPr>
-            <w:r>
-              <w:rPr>
-                <w:rFonts w:ascii="Times New Roman" w:hAnsi="Times New Roman"/>
-                <w:sz w:val="26"/>
-              </w:rPr>
-            </w:r>
           </w:p>
         </w:tc>
         <w:tc>
@@ -1271,12 +1193,6 @@
                 <w:szCs w:val="26"/>
               </w:rPr>
             </w:pPr>
-            <w:r>
-              <w:rPr>
-                <w:rFonts w:ascii="Times New Roman" w:hAnsi="Times New Roman"/>
-                <w:sz w:val="26"/>
-              </w:rPr>
-            </w:r>
           </w:p>
         </w:tc>
         <w:tc>
@@ -1298,12 +1214,6 @@
                 <w:szCs w:val="26"/>
               </w:rPr>
             </w:pPr>
-            <w:r>
-              <w:rPr>
-                <w:rFonts w:ascii="Times New Roman" w:hAnsi="Times New Roman"/>
-                <w:sz w:val="26"/>
-              </w:rPr>
-            </w:r>
           </w:p>
         </w:tc>
       </w:tr>
@@ -1582,12 +1492,6 @@
                 <w:szCs w:val="26"/>
               </w:rPr>
             </w:pPr>
-            <w:r>
-              <w:rPr>
-                <w:rFonts w:ascii="Times New Roman" w:hAnsi="Times New Roman"/>
-                <w:sz w:val="26"/>
-              </w:rPr>
-            </w:r>
           </w:p>
         </w:tc>
         <w:tc>
@@ -1609,12 +1513,6 @@
                 <w:szCs w:val="26"/>
               </w:rPr>
             </w:pPr>
-            <w:r>
-              <w:rPr>
-                <w:rFonts w:ascii="Times New Roman" w:hAnsi="Times New Roman"/>
-                <w:sz w:val="26"/>
-              </w:rPr>
-            </w:r>
           </w:p>
         </w:tc>
         <w:tc>
@@ -1636,12 +1534,6 @@
                 <w:szCs w:val="26"/>
               </w:rPr>
             </w:pPr>
-            <w:r>
-              <w:rPr>
-                <w:rFonts w:ascii="Times New Roman" w:hAnsi="Times New Roman"/>
-                <w:sz w:val="26"/>
-              </w:rPr>
-            </w:r>
           </w:p>
         </w:tc>
         <w:tc>
@@ -1663,12 +1555,6 @@
                 <w:szCs w:val="26"/>
               </w:rPr>
             </w:pPr>
-            <w:r>
-              <w:rPr>
-                <w:rFonts w:ascii="Times New Roman" w:hAnsi="Times New Roman"/>
-                <w:sz w:val="26"/>
-              </w:rPr>
-            </w:r>
           </w:p>
         </w:tc>
         <w:tc>
@@ -1690,12 +1576,6 @@
                 <w:szCs w:val="26"/>
               </w:rPr>
             </w:pPr>
-            <w:r>
-              <w:rPr>
-                <w:rFonts w:ascii="Times New Roman" w:hAnsi="Times New Roman"/>
-                <w:sz w:val="26"/>
-              </w:rPr>
-            </w:r>
           </w:p>
         </w:tc>
       </w:tr>
@@ -1977,12 +1857,6 @@
                 <w:szCs w:val="26"/>
               </w:rPr>
             </w:pPr>
-            <w:r>
-              <w:rPr>
-                <w:rFonts w:ascii="Times New Roman" w:hAnsi="Times New Roman"/>
-                <w:sz w:val="26"/>
-              </w:rPr>
-            </w:r>
           </w:p>
         </w:tc>
         <w:tc>
@@ -2004,12 +1878,6 @@
                 <w:szCs w:val="26"/>
               </w:rPr>
             </w:pPr>
-            <w:r>
-              <w:rPr>
-                <w:rFonts w:ascii="Times New Roman" w:hAnsi="Times New Roman"/>
-                <w:sz w:val="26"/>
-              </w:rPr>
-            </w:r>
           </w:p>
         </w:tc>
         <w:tc>
@@ -2031,12 +1899,6 @@
                 <w:szCs w:val="26"/>
               </w:rPr>
             </w:pPr>
-            <w:r>
-              <w:rPr>
-                <w:rFonts w:ascii="Times New Roman" w:hAnsi="Times New Roman"/>
-                <w:sz w:val="26"/>
-              </w:rPr>
-            </w:r>
           </w:p>
         </w:tc>
         <w:tc>
@@ -2058,12 +1920,6 @@
                 <w:szCs w:val="26"/>
               </w:rPr>
             </w:pPr>
-            <w:r>
-              <w:rPr>
-                <w:rFonts w:ascii="Times New Roman" w:hAnsi="Times New Roman"/>
-                <w:sz w:val="26"/>
-              </w:rPr>
-            </w:r>
           </w:p>
         </w:tc>
         <w:tc>
@@ -2085,12 +1941,6 @@
                 <w:szCs w:val="26"/>
               </w:rPr>
             </w:pPr>
-            <w:r>
-              <w:rPr>
-                <w:rFonts w:ascii="Times New Roman" w:hAnsi="Times New Roman"/>
-                <w:sz w:val="26"/>
-              </w:rPr>
-            </w:r>
           </w:p>
         </w:tc>
       </w:tr>
@@ -2576,12 +2426,6 @@
                 <w:szCs w:val="26"/>
               </w:rPr>
             </w:pPr>
-            <w:r>
-              <w:rPr>
-                <w:rFonts w:ascii="Times New Roman" w:hAnsi="Times New Roman"/>
-                <w:sz w:val="26"/>
-              </w:rPr>
-            </w:r>
           </w:p>
         </w:tc>
         <w:tc>
@@ -2603,12 +2447,6 @@
                 <w:szCs w:val="26"/>
               </w:rPr>
             </w:pPr>
-            <w:r>
-              <w:rPr>
-                <w:rFonts w:ascii="Times New Roman" w:hAnsi="Times New Roman"/>
-                <w:sz w:val="26"/>
-              </w:rPr>
-            </w:r>
           </w:p>
         </w:tc>
         <w:tc>
@@ -2630,12 +2468,6 @@
                 <w:szCs w:val="26"/>
               </w:rPr>
             </w:pPr>
-            <w:r>
-              <w:rPr>
-                <w:rFonts w:ascii="Times New Roman" w:hAnsi="Times New Roman"/>
-                <w:sz w:val="26"/>
-              </w:rPr>
-            </w:r>
           </w:p>
         </w:tc>
         <w:tc>
@@ -2657,12 +2489,6 @@
                 <w:szCs w:val="26"/>
               </w:rPr>
             </w:pPr>
-            <w:r>
-              <w:rPr>
-                <w:rFonts w:ascii="Times New Roman" w:hAnsi="Times New Roman"/>
-                <w:sz w:val="26"/>
-              </w:rPr>
-            </w:r>
           </w:p>
         </w:tc>
         <w:tc>
@@ -2684,12 +2510,6 @@
                 <w:szCs w:val="26"/>
               </w:rPr>
             </w:pPr>
-            <w:r>
-              <w:rPr>
-                <w:rFonts w:ascii="Times New Roman" w:hAnsi="Times New Roman"/>
-                <w:sz w:val="26"/>
-              </w:rPr>
-            </w:r>
           </w:p>
         </w:tc>
       </w:tr>
@@ -2773,12 +2593,6 @@
                 <w:szCs w:val="26"/>
               </w:rPr>
             </w:pPr>
-            <w:r>
-              <w:rPr>
-                <w:rFonts w:ascii="Times New Roman" w:hAnsi="Times New Roman"/>
-                <w:sz w:val="26"/>
-              </w:rPr>
-            </w:r>
           </w:p>
         </w:tc>
         <w:tc>
@@ -2800,12 +2614,6 @@
                 <w:szCs w:val="26"/>
               </w:rPr>
             </w:pPr>
-            <w:r>
-              <w:rPr>
-                <w:rFonts w:ascii="Times New Roman" w:hAnsi="Times New Roman"/>
-                <w:sz w:val="26"/>
-              </w:rPr>
-            </w:r>
           </w:p>
         </w:tc>
         <w:tc>
@@ -2827,12 +2635,6 @@
                 <w:szCs w:val="26"/>
               </w:rPr>
             </w:pPr>
-            <w:r>
-              <w:rPr>
-                <w:rFonts w:ascii="Times New Roman" w:hAnsi="Times New Roman"/>
-                <w:sz w:val="26"/>
-              </w:rPr>
-            </w:r>
           </w:p>
         </w:tc>
         <w:tc>
@@ -2854,12 +2656,6 @@
                 <w:szCs w:val="26"/>
               </w:rPr>
             </w:pPr>
-            <w:r>
-              <w:rPr>
-                <w:rFonts w:ascii="Times New Roman" w:hAnsi="Times New Roman"/>
-                <w:sz w:val="26"/>
-              </w:rPr>
-            </w:r>
           </w:p>
         </w:tc>
         <w:tc>
@@ -2881,12 +2677,6 @@
                 <w:szCs w:val="26"/>
               </w:rPr>
             </w:pPr>
-            <w:r>
-              <w:rPr>
-                <w:rFonts w:ascii="Times New Roman" w:hAnsi="Times New Roman"/>
-                <w:sz w:val="26"/>
-              </w:rPr>
-            </w:r>
           </w:p>
         </w:tc>
       </w:tr>
@@ -3169,12 +2959,6 @@
                 <w:szCs w:val="26"/>
               </w:rPr>
             </w:pPr>
-            <w:r>
-              <w:rPr>
-                <w:rFonts w:ascii="Times New Roman" w:hAnsi="Times New Roman"/>
-                <w:sz w:val="26"/>
-              </w:rPr>
-            </w:r>
           </w:p>
         </w:tc>
         <w:tc>
@@ -3196,12 +2980,6 @@
                 <w:szCs w:val="26"/>
               </w:rPr>
             </w:pPr>
-            <w:r>
-              <w:rPr>
-                <w:rFonts w:ascii="Times New Roman" w:hAnsi="Times New Roman"/>
-                <w:sz w:val="26"/>
-              </w:rPr>
-            </w:r>
           </w:p>
         </w:tc>
         <w:tc>
@@ -3223,12 +3001,6 @@
                 <w:szCs w:val="26"/>
               </w:rPr>
             </w:pPr>
-            <w:r>
-              <w:rPr>
-                <w:rFonts w:ascii="Times New Roman" w:hAnsi="Times New Roman"/>
-                <w:sz w:val="26"/>
-              </w:rPr>
-            </w:r>
           </w:p>
         </w:tc>
         <w:tc>
@@ -3250,12 +3022,6 @@
                 <w:szCs w:val="26"/>
               </w:rPr>
             </w:pPr>
-            <w:r>
-              <w:rPr>
-                <w:rFonts w:ascii="Times New Roman" w:hAnsi="Times New Roman"/>
-                <w:sz w:val="26"/>
-              </w:rPr>
-            </w:r>
           </w:p>
         </w:tc>
         <w:tc>
@@ -3277,12 +3043,6 @@
                 <w:szCs w:val="26"/>
               </w:rPr>
             </w:pPr>
-            <w:r>
-              <w:rPr>
-                <w:rFonts w:ascii="Times New Roman" w:hAnsi="Times New Roman"/>
-                <w:sz w:val="26"/>
-              </w:rPr>
-            </w:r>
           </w:p>
         </w:tc>
       </w:tr>
@@ -3565,12 +3325,6 @@
                 <w:szCs w:val="26"/>
               </w:rPr>
             </w:pPr>
-            <w:r>
-              <w:rPr>
-                <w:rFonts w:ascii="Times New Roman" w:hAnsi="Times New Roman"/>
-                <w:sz w:val="26"/>
-              </w:rPr>
-            </w:r>
           </w:p>
         </w:tc>
         <w:tc>
@@ -3592,12 +3346,6 @@
                 <w:szCs w:val="26"/>
               </w:rPr>
             </w:pPr>
-            <w:r>
-              <w:rPr>
-                <w:rFonts w:ascii="Times New Roman" w:hAnsi="Times New Roman"/>
-                <w:sz w:val="26"/>
-              </w:rPr>
-            </w:r>
           </w:p>
         </w:tc>
         <w:tc>
@@ -3619,12 +3367,6 @@
                 <w:szCs w:val="26"/>
               </w:rPr>
             </w:pPr>
-            <w:r>
-              <w:rPr>
-                <w:rFonts w:ascii="Times New Roman" w:hAnsi="Times New Roman"/>
-                <w:sz w:val="26"/>
-              </w:rPr>
-            </w:r>
           </w:p>
         </w:tc>
         <w:tc>
@@ -3646,12 +3388,6 @@
                 <w:szCs w:val="26"/>
               </w:rPr>
             </w:pPr>
-            <w:r>
-              <w:rPr>
-                <w:rFonts w:ascii="Times New Roman" w:hAnsi="Times New Roman"/>
-                <w:sz w:val="26"/>
-              </w:rPr>
-            </w:r>
           </w:p>
         </w:tc>
         <w:tc>
@@ -3673,12 +3409,6 @@
                 <w:szCs w:val="26"/>
               </w:rPr>
             </w:pPr>
-            <w:r>
-              <w:rPr>
-                <w:rFonts w:ascii="Times New Roman" w:hAnsi="Times New Roman"/>
-                <w:sz w:val="26"/>
-              </w:rPr>
-            </w:r>
           </w:p>
         </w:tc>
       </w:tr>
@@ -4168,12 +3898,6 @@
                 <w:szCs w:val="26"/>
               </w:rPr>
             </w:pPr>
-            <w:r>
-              <w:rPr>
-                <w:rFonts w:ascii="Times New Roman" w:hAnsi="Times New Roman"/>
-                <w:sz w:val="26"/>
-              </w:rPr>
-            </w:r>
           </w:p>
         </w:tc>
         <w:tc>
@@ -4195,12 +3919,6 @@
                 <w:szCs w:val="26"/>
               </w:rPr>
             </w:pPr>
-            <w:r>
-              <w:rPr>
-                <w:rFonts w:ascii="Times New Roman" w:hAnsi="Times New Roman"/>
-                <w:sz w:val="26"/>
-              </w:rPr>
-            </w:r>
           </w:p>
         </w:tc>
         <w:tc>
@@ -4222,12 +3940,6 @@
                 <w:szCs w:val="26"/>
               </w:rPr>
             </w:pPr>
-            <w:r>
-              <w:rPr>
-                <w:rFonts w:ascii="Times New Roman" w:hAnsi="Times New Roman"/>
-                <w:sz w:val="26"/>
-              </w:rPr>
-            </w:r>
           </w:p>
         </w:tc>
         <w:tc>
@@ -4249,12 +3961,6 @@
                 <w:szCs w:val="26"/>
               </w:rPr>
             </w:pPr>
-            <w:r>
-              <w:rPr>
-                <w:rFonts w:ascii="Times New Roman" w:hAnsi="Times New Roman"/>
-                <w:sz w:val="26"/>
-              </w:rPr>
-            </w:r>
           </w:p>
         </w:tc>
         <w:tc>
@@ -4276,12 +3982,6 @@
                 <w:szCs w:val="26"/>
               </w:rPr>
             </w:pPr>
-            <w:r>
-              <w:rPr>
-                <w:rFonts w:ascii="Times New Roman" w:hAnsi="Times New Roman"/>
-                <w:sz w:val="26"/>
-              </w:rPr>
-            </w:r>
           </w:p>
         </w:tc>
       </w:tr>
@@ -4564,12 +4264,6 @@
                 <w:szCs w:val="26"/>
               </w:rPr>
             </w:pPr>
-            <w:r>
-              <w:rPr>
-                <w:rFonts w:ascii="Times New Roman" w:hAnsi="Times New Roman"/>
-                <w:sz w:val="26"/>
-              </w:rPr>
-            </w:r>
           </w:p>
         </w:tc>
         <w:tc>
@@ -4591,12 +4285,6 @@
                 <w:szCs w:val="26"/>
               </w:rPr>
             </w:pPr>
-            <w:r>
-              <w:rPr>
-                <w:rFonts w:ascii="Times New Roman" w:hAnsi="Times New Roman"/>
-                <w:sz w:val="26"/>
-              </w:rPr>
-            </w:r>
           </w:p>
         </w:tc>
         <w:tc>
@@ -4618,12 +4306,6 @@
                 <w:szCs w:val="26"/>
               </w:rPr>
             </w:pPr>
-            <w:r>
-              <w:rPr>
-                <w:rFonts w:ascii="Times New Roman" w:hAnsi="Times New Roman"/>
-                <w:sz w:val="26"/>
-              </w:rPr>
-            </w:r>
           </w:p>
         </w:tc>
         <w:tc>
@@ -4645,12 +4327,6 @@
                 <w:szCs w:val="26"/>
               </w:rPr>
             </w:pPr>
-            <w:r>
-              <w:rPr>
-                <w:rFonts w:ascii="Times New Roman" w:hAnsi="Times New Roman"/>
-                <w:sz w:val="26"/>
-              </w:rPr>
-            </w:r>
           </w:p>
         </w:tc>
         <w:tc>
@@ -4672,12 +4348,6 @@
                 <w:szCs w:val="26"/>
               </w:rPr>
             </w:pPr>
-            <w:r>
-              <w:rPr>
-                <w:rFonts w:ascii="Times New Roman" w:hAnsi="Times New Roman"/>
-                <w:sz w:val="26"/>
-              </w:rPr>
-            </w:r>
           </w:p>
         </w:tc>
       </w:tr>
@@ -4956,13 +4626,6 @@
                 <w:szCs w:val="26"/>
               </w:rPr>
             </w:pPr>
-            <w:r>
-              <w:rPr>
-                <w:rFonts w:ascii="Times New Roman" w:hAnsi="Times New Roman" w:cs="Times New Roman"/>
-                <w:sz w:val="26"/>
-                <w:szCs w:val="26"/>
-              </w:rPr>
-            </w:r>
           </w:p>
         </w:tc>
         <w:tc>
@@ -4984,13 +4647,6 @@
                 <w:szCs w:val="26"/>
               </w:rPr>
             </w:pPr>
-            <w:r>
-              <w:rPr>
-                <w:rFonts w:ascii="Times New Roman" w:hAnsi="Times New Roman" w:cs="Times New Roman"/>
-                <w:sz w:val="26"/>
-                <w:szCs w:val="26"/>
-              </w:rPr>
-            </w:r>
           </w:p>
         </w:tc>
         <w:tc>
@@ -5012,13 +4668,6 @@
                 <w:szCs w:val="26"/>
               </w:rPr>
             </w:pPr>
-            <w:r>
-              <w:rPr>
-                <w:rFonts w:ascii="Times New Roman" w:hAnsi="Times New Roman" w:cs="Times New Roman"/>
-                <w:sz w:val="26"/>
-                <w:szCs w:val="26"/>
-              </w:rPr>
-            </w:r>
           </w:p>
         </w:tc>
         <w:tc>
@@ -5040,13 +4689,6 @@
                 <w:szCs w:val="26"/>
               </w:rPr>
             </w:pPr>
-            <w:r>
-              <w:rPr>
-                <w:rFonts w:ascii="Times New Roman" w:hAnsi="Times New Roman" w:cs="Times New Roman"/>
-                <w:sz w:val="26"/>
-                <w:szCs w:val="26"/>
-              </w:rPr>
-            </w:r>
           </w:p>
         </w:tc>
         <w:tc>
@@ -5068,13 +4710,6 @@
                 <w:szCs w:val="26"/>
               </w:rPr>
             </w:pPr>
-            <w:r>
-              <w:rPr>
-                <w:rFonts w:ascii="Times New Roman" w:hAnsi="Times New Roman" w:cs="Times New Roman"/>
-                <w:sz w:val="26"/>
-                <w:szCs w:val="26"/>
-              </w:rPr>
-            </w:r>
           </w:p>
         </w:tc>
       </w:tr>
@@ -5151,13 +4786,6 @@
                 <w:szCs w:val="26"/>
               </w:rPr>
             </w:pPr>
-            <w:r>
-              <w:rPr>
-                <w:rFonts w:ascii="Times New Roman" w:hAnsi="Times New Roman" w:cs="Times New Roman"/>
-                <w:sz w:val="26"/>
-                <w:szCs w:val="26"/>
-              </w:rPr>
-            </w:r>
           </w:p>
         </w:tc>
         <w:tc>
@@ -5179,13 +4807,6 @@
                 <w:szCs w:val="26"/>
               </w:rPr>
             </w:pPr>
-            <w:r>
-              <w:rPr>
-                <w:rFonts w:ascii="Times New Roman" w:hAnsi="Times New Roman" w:cs="Times New Roman"/>
-                <w:sz w:val="26"/>
-                <w:szCs w:val="26"/>
-              </w:rPr>
-            </w:r>
           </w:p>
         </w:tc>
         <w:tc>
@@ -5207,13 +4828,6 @@
                 <w:szCs w:val="26"/>
               </w:rPr>
             </w:pPr>
-            <w:r>
-              <w:rPr>
-                <w:rFonts w:ascii="Times New Roman" w:hAnsi="Times New Roman" w:cs="Times New Roman"/>
-                <w:sz w:val="26"/>
-                <w:szCs w:val="26"/>
-              </w:rPr>
-            </w:r>
           </w:p>
         </w:tc>
         <w:tc>
@@ -5235,13 +4849,6 @@
                 <w:szCs w:val="26"/>
               </w:rPr>
             </w:pPr>
-            <w:r>
-              <w:rPr>
-                <w:rFonts w:ascii="Times New Roman" w:hAnsi="Times New Roman" w:cs="Times New Roman"/>
-                <w:sz w:val="26"/>
-                <w:szCs w:val="26"/>
-              </w:rPr>
-            </w:r>
           </w:p>
         </w:tc>
         <w:tc>
@@ -5263,13 +4870,6 @@
                 <w:szCs w:val="26"/>
               </w:rPr>
             </w:pPr>
-            <w:r>
-              <w:rPr>
-                <w:rFonts w:ascii="Times New Roman" w:hAnsi="Times New Roman" w:cs="Times New Roman"/>
-                <w:sz w:val="26"/>
-                <w:szCs w:val="26"/>
-              </w:rPr>
-            </w:r>
           </w:p>
         </w:tc>
       </w:tr>
@@ -5346,13 +4946,6 @@
                 <w:szCs w:val="26"/>
               </w:rPr>
             </w:pPr>
-            <w:r>
-              <w:rPr>
-                <w:rFonts w:ascii="Times New Roman" w:hAnsi="Times New Roman" w:cs="Times New Roman"/>
-                <w:sz w:val="26"/>
-                <w:szCs w:val="26"/>
-              </w:rPr>
-            </w:r>
           </w:p>
         </w:tc>
         <w:tc>
@@ -5374,13 +4967,6 @@
                 <w:szCs w:val="26"/>
               </w:rPr>
             </w:pPr>
-            <w:r>
-              <w:rPr>
-                <w:rFonts w:ascii="Times New Roman" w:hAnsi="Times New Roman" w:cs="Times New Roman"/>
-                <w:sz w:val="26"/>
-                <w:szCs w:val="26"/>
-              </w:rPr>
-            </w:r>
           </w:p>
         </w:tc>
         <w:tc>
@@ -5402,13 +4988,6 @@
                 <w:szCs w:val="26"/>
               </w:rPr>
             </w:pPr>
-            <w:r>
-              <w:rPr>
-                <w:rFonts w:ascii="Times New Roman" w:hAnsi="Times New Roman" w:cs="Times New Roman"/>
-                <w:sz w:val="26"/>
-                <w:szCs w:val="26"/>
-              </w:rPr>
-            </w:r>
           </w:p>
         </w:tc>
         <w:tc>
@@ -5430,13 +5009,6 @@
                 <w:szCs w:val="26"/>
               </w:rPr>
             </w:pPr>
-            <w:r>
-              <w:rPr>
-                <w:rFonts w:ascii="Times New Roman" w:hAnsi="Times New Roman" w:cs="Times New Roman"/>
-                <w:sz w:val="26"/>
-                <w:szCs w:val="26"/>
-              </w:rPr>
-            </w:r>
           </w:p>
         </w:tc>
         <w:tc>
@@ -5458,13 +5030,6 @@
                 <w:szCs w:val="26"/>
               </w:rPr>
             </w:pPr>
-            <w:r>
-              <w:rPr>
-                <w:rFonts w:ascii="Times New Roman" w:hAnsi="Times New Roman" w:cs="Times New Roman"/>
-                <w:sz w:val="26"/>
-                <w:szCs w:val="26"/>
-              </w:rPr>
-            </w:r>
           </w:p>
         </w:tc>
       </w:tr>
@@ -5541,13 +5106,6 @@
                 <w:szCs w:val="26"/>
               </w:rPr>
             </w:pPr>
-            <w:r>
-              <w:rPr>
-                <w:rFonts w:ascii="Times New Roman" w:hAnsi="Times New Roman" w:cs="Times New Roman"/>
-                <w:sz w:val="26"/>
-                <w:szCs w:val="26"/>
-              </w:rPr>
-            </w:r>
           </w:p>
         </w:tc>
         <w:tc>
@@ -5569,13 +5127,6 @@
                 <w:szCs w:val="26"/>
               </w:rPr>
             </w:pPr>
-            <w:r>
-              <w:rPr>
-                <w:rFonts w:ascii="Times New Roman" w:hAnsi="Times New Roman" w:cs="Times New Roman"/>
-                <w:sz w:val="26"/>
-                <w:szCs w:val="26"/>
-              </w:rPr>
-            </w:r>
           </w:p>
         </w:tc>
         <w:tc>
@@ -5597,13 +5148,6 @@
                 <w:szCs w:val="26"/>
               </w:rPr>
             </w:pPr>
-            <w:r>
-              <w:rPr>
-                <w:rFonts w:ascii="Times New Roman" w:hAnsi="Times New Roman" w:cs="Times New Roman"/>
-                <w:sz w:val="26"/>
-                <w:szCs w:val="26"/>
-              </w:rPr>
-            </w:r>
           </w:p>
         </w:tc>
         <w:tc>
@@ -5625,13 +5169,6 @@
                 <w:szCs w:val="26"/>
               </w:rPr>
             </w:pPr>
-            <w:r>
-              <w:rPr>
-                <w:rFonts w:ascii="Times New Roman" w:hAnsi="Times New Roman" w:cs="Times New Roman"/>
-                <w:sz w:val="26"/>
-                <w:szCs w:val="26"/>
-              </w:rPr>
-            </w:r>
           </w:p>
         </w:tc>
         <w:tc>
@@ -5653,13 +5190,6 @@
                 <w:szCs w:val="26"/>
               </w:rPr>
             </w:pPr>
-            <w:r>
-              <w:rPr>
-                <w:rFonts w:ascii="Times New Roman" w:hAnsi="Times New Roman" w:cs="Times New Roman"/>
-                <w:sz w:val="26"/>
-                <w:szCs w:val="26"/>
-              </w:rPr>
-            </w:r>
           </w:p>
         </w:tc>
       </w:tr>
@@ -5808,11 +5338,6 @@
       </w:tr>
     </w:tbl>
     <w:p>
-      <w:r>
-        <w:br w:type="page"/>
-      </w:r>
-    </w:p>
-    <w:p>
       <w:pPr>
         <w:spacing w:after="0" w:line="240" w:lineRule="auto"/>
         <w:rPr>
@@ -5823,6 +5348,7 @@
         <w:rPr>
           <w:i/>
         </w:rPr>
+        <w:lastRenderedPageBreak/>
         <w:t>Buổi…chiều…..Tuần…03…(Từ ngày…17/08/2026…đến ngày:… 21/08/2026….)</w:t>
       </w:r>
     </w:p>
@@ -6181,12 +5707,6 @@
                 <w:szCs w:val="26"/>
               </w:rPr>
             </w:pPr>
-            <w:r>
-              <w:rPr>
-                <w:rFonts w:ascii="Times New Roman" w:hAnsi="Times New Roman"/>
-                <w:sz w:val="26"/>
-              </w:rPr>
-            </w:r>
           </w:p>
         </w:tc>
         <w:tc>
@@ -6208,12 +5728,6 @@
                 <w:szCs w:val="26"/>
               </w:rPr>
             </w:pPr>
-            <w:r>
-              <w:rPr>
-                <w:rFonts w:ascii="Times New Roman" w:hAnsi="Times New Roman"/>
-                <w:sz w:val="26"/>
-              </w:rPr>
-            </w:r>
           </w:p>
         </w:tc>
         <w:tc>
@@ -6235,12 +5749,6 @@
                 <w:szCs w:val="26"/>
               </w:rPr>
             </w:pPr>
-            <w:r>
-              <w:rPr>
-                <w:rFonts w:ascii="Times New Roman" w:hAnsi="Times New Roman"/>
-                <w:sz w:val="26"/>
-              </w:rPr>
-            </w:r>
           </w:p>
         </w:tc>
         <w:tc>
@@ -6262,12 +5770,6 @@
                 <w:szCs w:val="26"/>
               </w:rPr>
             </w:pPr>
-            <w:r>
-              <w:rPr>
-                <w:rFonts w:ascii="Times New Roman" w:hAnsi="Times New Roman"/>
-                <w:sz w:val="26"/>
-              </w:rPr>
-            </w:r>
           </w:p>
         </w:tc>
         <w:tc>
@@ -6289,12 +5791,6 @@
                 <w:szCs w:val="26"/>
               </w:rPr>
             </w:pPr>
-            <w:r>
-              <w:rPr>
-                <w:rFonts w:ascii="Times New Roman" w:hAnsi="Times New Roman"/>
-                <w:sz w:val="26"/>
-              </w:rPr>
-            </w:r>
           </w:p>
         </w:tc>
       </w:tr>
@@ -6372,12 +5868,6 @@
                 <w:szCs w:val="26"/>
               </w:rPr>
             </w:pPr>
-            <w:r>
-              <w:rPr>
-                <w:rFonts w:ascii="Times New Roman" w:hAnsi="Times New Roman"/>
-                <w:sz w:val="26"/>
-              </w:rPr>
-            </w:r>
           </w:p>
         </w:tc>
         <w:tc>
@@ -6399,12 +5889,6 @@
                 <w:szCs w:val="26"/>
               </w:rPr>
             </w:pPr>
-            <w:r>
-              <w:rPr>
-                <w:rFonts w:ascii="Times New Roman" w:hAnsi="Times New Roman"/>
-                <w:sz w:val="26"/>
-              </w:rPr>
-            </w:r>
           </w:p>
         </w:tc>
         <w:tc>
@@ -6426,12 +5910,6 @@
                 <w:szCs w:val="26"/>
               </w:rPr>
             </w:pPr>
-            <w:r>
-              <w:rPr>
-                <w:rFonts w:ascii="Times New Roman" w:hAnsi="Times New Roman"/>
-                <w:sz w:val="26"/>
-              </w:rPr>
-            </w:r>
           </w:p>
         </w:tc>
         <w:tc>
@@ -6453,12 +5931,6 @@
                 <w:szCs w:val="26"/>
               </w:rPr>
             </w:pPr>
-            <w:r>
-              <w:rPr>
-                <w:rFonts w:ascii="Times New Roman" w:hAnsi="Times New Roman"/>
-                <w:sz w:val="26"/>
-              </w:rPr>
-            </w:r>
           </w:p>
         </w:tc>
         <w:tc>
@@ -6480,12 +5952,6 @@
                 <w:szCs w:val="26"/>
               </w:rPr>
             </w:pPr>
-            <w:r>
-              <w:rPr>
-                <w:rFonts w:ascii="Times New Roman" w:hAnsi="Times New Roman"/>
-                <w:sz w:val="26"/>
-              </w:rPr>
-            </w:r>
           </w:p>
         </w:tc>
       </w:tr>
@@ -6759,12 +6225,6 @@
                 <w:szCs w:val="26"/>
               </w:rPr>
             </w:pPr>
-            <w:r>
-              <w:rPr>
-                <w:rFonts w:ascii="Times New Roman" w:hAnsi="Times New Roman"/>
-                <w:sz w:val="26"/>
-              </w:rPr>
-            </w:r>
           </w:p>
         </w:tc>
         <w:tc>
@@ -6786,12 +6246,6 @@
                 <w:szCs w:val="26"/>
               </w:rPr>
             </w:pPr>
-            <w:r>
-              <w:rPr>
-                <w:rFonts w:ascii="Times New Roman" w:hAnsi="Times New Roman"/>
-                <w:sz w:val="26"/>
-              </w:rPr>
-            </w:r>
           </w:p>
         </w:tc>
         <w:tc>
@@ -6813,12 +6267,6 @@
                 <w:szCs w:val="26"/>
               </w:rPr>
             </w:pPr>
-            <w:r>
-              <w:rPr>
-                <w:rFonts w:ascii="Times New Roman" w:hAnsi="Times New Roman"/>
-                <w:sz w:val="26"/>
-              </w:rPr>
-            </w:r>
           </w:p>
         </w:tc>
         <w:tc>
@@ -6840,12 +6288,6 @@
                 <w:szCs w:val="26"/>
               </w:rPr>
             </w:pPr>
-            <w:r>
-              <w:rPr>
-                <w:rFonts w:ascii="Times New Roman" w:hAnsi="Times New Roman"/>
-                <w:sz w:val="26"/>
-              </w:rPr>
-            </w:r>
           </w:p>
         </w:tc>
         <w:tc>
@@ -6867,12 +6309,6 @@
                 <w:szCs w:val="26"/>
               </w:rPr>
             </w:pPr>
-            <w:r>
-              <w:rPr>
-                <w:rFonts w:ascii="Times New Roman" w:hAnsi="Times New Roman"/>
-                <w:sz w:val="26"/>
-              </w:rPr>
-            </w:r>
           </w:p>
         </w:tc>
       </w:tr>
@@ -6950,12 +6386,6 @@
                 <w:szCs w:val="26"/>
               </w:rPr>
             </w:pPr>
-            <w:r>
-              <w:rPr>
-                <w:rFonts w:ascii="Times New Roman" w:hAnsi="Times New Roman"/>
-                <w:sz w:val="26"/>
-              </w:rPr>
-            </w:r>
           </w:p>
         </w:tc>
         <w:tc>
@@ -6977,12 +6407,6 @@
                 <w:szCs w:val="26"/>
               </w:rPr>
             </w:pPr>
-            <w:r>
-              <w:rPr>
-                <w:rFonts w:ascii="Times New Roman" w:hAnsi="Times New Roman"/>
-                <w:sz w:val="26"/>
-              </w:rPr>
-            </w:r>
           </w:p>
         </w:tc>
         <w:tc>
@@ -7004,12 +6428,6 @@
                 <w:szCs w:val="26"/>
               </w:rPr>
             </w:pPr>
-            <w:r>
-              <w:rPr>
-                <w:rFonts w:ascii="Times New Roman" w:hAnsi="Times New Roman"/>
-                <w:sz w:val="26"/>
-              </w:rPr>
-            </w:r>
           </w:p>
         </w:tc>
         <w:tc>
@@ -7031,12 +6449,6 @@
                 <w:szCs w:val="26"/>
               </w:rPr>
             </w:pPr>
-            <w:r>
-              <w:rPr>
-                <w:rFonts w:ascii="Times New Roman" w:hAnsi="Times New Roman"/>
-                <w:sz w:val="26"/>
-              </w:rPr>
-            </w:r>
           </w:p>
         </w:tc>
         <w:tc>
@@ -7058,12 +6470,6 @@
                 <w:szCs w:val="26"/>
               </w:rPr>
             </w:pPr>
-            <w:r>
-              <w:rPr>
-                <w:rFonts w:ascii="Times New Roman" w:hAnsi="Times New Roman"/>
-                <w:sz w:val="26"/>
-              </w:rPr>
-            </w:r>
           </w:p>
         </w:tc>
       </w:tr>
@@ -7350,13 +6756,6 @@
                 <w:szCs w:val="26"/>
               </w:rPr>
             </w:pPr>
-            <w:r>
-              <w:rPr>
-                <w:rFonts w:ascii="Times New Roman" w:hAnsi="Times New Roman" w:cs="Times New Roman"/>
-                <w:sz w:val="26"/>
-                <w:szCs w:val="26"/>
-              </w:rPr>
-            </w:r>
           </w:p>
         </w:tc>
         <w:tc>
@@ -7378,13 +6777,6 @@
                 <w:szCs w:val="26"/>
               </w:rPr>
             </w:pPr>
-            <w:r>
-              <w:rPr>
-                <w:rFonts w:ascii="Times New Roman" w:hAnsi="Times New Roman" w:cs="Times New Roman"/>
-                <w:sz w:val="26"/>
-                <w:szCs w:val="26"/>
-              </w:rPr>
-            </w:r>
           </w:p>
         </w:tc>
         <w:tc>
@@ -7406,13 +6798,6 @@
                 <w:szCs w:val="26"/>
               </w:rPr>
             </w:pPr>
-            <w:r>
-              <w:rPr>
-                <w:rFonts w:ascii="Times New Roman" w:hAnsi="Times New Roman" w:cs="Times New Roman"/>
-                <w:sz w:val="26"/>
-                <w:szCs w:val="26"/>
-              </w:rPr>
-            </w:r>
           </w:p>
         </w:tc>
         <w:tc>
@@ -7434,13 +6819,6 @@
                 <w:szCs w:val="26"/>
               </w:rPr>
             </w:pPr>
-            <w:r>
-              <w:rPr>
-                <w:rFonts w:ascii="Times New Roman" w:hAnsi="Times New Roman" w:cs="Times New Roman"/>
-                <w:sz w:val="26"/>
-                <w:szCs w:val="26"/>
-              </w:rPr>
-            </w:r>
           </w:p>
         </w:tc>
         <w:tc>
@@ -7462,13 +6840,6 @@
                 <w:szCs w:val="26"/>
               </w:rPr>
             </w:pPr>
-            <w:r>
-              <w:rPr>
-                <w:rFonts w:ascii="Times New Roman" w:hAnsi="Times New Roman" w:cs="Times New Roman"/>
-                <w:sz w:val="26"/>
-                <w:szCs w:val="26"/>
-              </w:rPr>
-            </w:r>
           </w:p>
         </w:tc>
       </w:tr>
@@ -7548,13 +6919,6 @@
                 <w:szCs w:val="26"/>
               </w:rPr>
             </w:pPr>
-            <w:r>
-              <w:rPr>
-                <w:rFonts w:ascii="Times New Roman" w:hAnsi="Times New Roman" w:cs="Times New Roman"/>
-                <w:sz w:val="26"/>
-                <w:szCs w:val="26"/>
-              </w:rPr>
-            </w:r>
           </w:p>
         </w:tc>
         <w:tc>
@@ -7576,13 +6940,6 @@
                 <w:szCs w:val="26"/>
               </w:rPr>
             </w:pPr>
-            <w:r>
-              <w:rPr>
-                <w:rFonts w:ascii="Times New Roman" w:hAnsi="Times New Roman" w:cs="Times New Roman"/>
-                <w:sz w:val="26"/>
-                <w:szCs w:val="26"/>
-              </w:rPr>
-            </w:r>
           </w:p>
         </w:tc>
         <w:tc>
@@ -7604,13 +6961,6 @@
                 <w:szCs w:val="26"/>
               </w:rPr>
             </w:pPr>
-            <w:r>
-              <w:rPr>
-                <w:rFonts w:ascii="Times New Roman" w:hAnsi="Times New Roman" w:cs="Times New Roman"/>
-                <w:sz w:val="26"/>
-                <w:szCs w:val="26"/>
-              </w:rPr>
-            </w:r>
           </w:p>
         </w:tc>
         <w:tc>
@@ -7632,13 +6982,6 @@
                 <w:szCs w:val="26"/>
               </w:rPr>
             </w:pPr>
-            <w:r>
-              <w:rPr>
-                <w:rFonts w:ascii="Times New Roman" w:hAnsi="Times New Roman" w:cs="Times New Roman"/>
-                <w:sz w:val="26"/>
-                <w:szCs w:val="26"/>
-              </w:rPr>
-            </w:r>
           </w:p>
         </w:tc>
         <w:tc>
@@ -7660,13 +7003,6 @@
                 <w:szCs w:val="26"/>
               </w:rPr>
             </w:pPr>
-            <w:r>
-              <w:rPr>
-                <w:rFonts w:ascii="Times New Roman" w:hAnsi="Times New Roman" w:cs="Times New Roman"/>
-                <w:sz w:val="26"/>
-                <w:szCs w:val="26"/>
-              </w:rPr>
-            </w:r>
           </w:p>
         </w:tc>
       </w:tr>
@@ -7746,13 +7082,6 @@
                 <w:szCs w:val="26"/>
               </w:rPr>
             </w:pPr>
-            <w:r>
-              <w:rPr>
-                <w:rFonts w:ascii="Times New Roman" w:hAnsi="Times New Roman" w:cs="Times New Roman"/>
-                <w:sz w:val="26"/>
-                <w:szCs w:val="26"/>
-              </w:rPr>
-            </w:r>
           </w:p>
         </w:tc>
         <w:tc>
@@ -7774,13 +7103,6 @@
                 <w:szCs w:val="26"/>
               </w:rPr>
             </w:pPr>
-            <w:r>
-              <w:rPr>
-                <w:rFonts w:ascii="Times New Roman" w:hAnsi="Times New Roman" w:cs="Times New Roman"/>
-                <w:sz w:val="26"/>
-                <w:szCs w:val="26"/>
-              </w:rPr>
-            </w:r>
           </w:p>
         </w:tc>
         <w:tc>
@@ -7802,13 +7124,6 @@
                 <w:szCs w:val="26"/>
               </w:rPr>
             </w:pPr>
-            <w:r>
-              <w:rPr>
-                <w:rFonts w:ascii="Times New Roman" w:hAnsi="Times New Roman" w:cs="Times New Roman"/>
-                <w:sz w:val="26"/>
-                <w:szCs w:val="26"/>
-              </w:rPr>
-            </w:r>
           </w:p>
         </w:tc>
         <w:tc>
@@ -7830,13 +7145,6 @@
                 <w:szCs w:val="26"/>
               </w:rPr>
             </w:pPr>
-            <w:r>
-              <w:rPr>
-                <w:rFonts w:ascii="Times New Roman" w:hAnsi="Times New Roman" w:cs="Times New Roman"/>
-                <w:sz w:val="26"/>
-                <w:szCs w:val="26"/>
-              </w:rPr>
-            </w:r>
           </w:p>
         </w:tc>
         <w:tc>
@@ -7858,13 +7166,6 @@
                 <w:szCs w:val="26"/>
               </w:rPr>
             </w:pPr>
-            <w:r>
-              <w:rPr>
-                <w:rFonts w:ascii="Times New Roman" w:hAnsi="Times New Roman" w:cs="Times New Roman"/>
-                <w:sz w:val="26"/>
-                <w:szCs w:val="26"/>
-              </w:rPr>
-            </w:r>
           </w:p>
         </w:tc>
       </w:tr>
@@ -7944,12 +7245,6 @@
                 <w:szCs w:val="26"/>
               </w:rPr>
             </w:pPr>
-            <w:r>
-              <w:rPr>
-                <w:rFonts w:ascii="Times New Roman" w:hAnsi="Times New Roman"/>
-                <w:sz w:val="26"/>
-              </w:rPr>
-            </w:r>
           </w:p>
         </w:tc>
         <w:tc>
@@ -7971,12 +7266,6 @@
                 <w:szCs w:val="26"/>
               </w:rPr>
             </w:pPr>
-            <w:r>
-              <w:rPr>
-                <w:rFonts w:ascii="Times New Roman" w:hAnsi="Times New Roman"/>
-                <w:sz w:val="26"/>
-              </w:rPr>
-            </w:r>
           </w:p>
         </w:tc>
         <w:tc>
@@ -7998,12 +7287,6 @@
                 <w:szCs w:val="26"/>
               </w:rPr>
             </w:pPr>
-            <w:r>
-              <w:rPr>
-                <w:rFonts w:ascii="Times New Roman" w:hAnsi="Times New Roman"/>
-                <w:sz w:val="26"/>
-              </w:rPr>
-            </w:r>
           </w:p>
         </w:tc>
         <w:tc>
@@ -8025,12 +7308,6 @@
                 <w:szCs w:val="26"/>
               </w:rPr>
             </w:pPr>
-            <w:r>
-              <w:rPr>
-                <w:rFonts w:ascii="Times New Roman" w:hAnsi="Times New Roman"/>
-                <w:sz w:val="26"/>
-              </w:rPr>
-            </w:r>
           </w:p>
         </w:tc>
         <w:tc>
@@ -8052,12 +7329,6 @@
                 <w:szCs w:val="26"/>
               </w:rPr>
             </w:pPr>
-            <w:r>
-              <w:rPr>
-                <w:rFonts w:ascii="Times New Roman" w:hAnsi="Times New Roman"/>
-                <w:sz w:val="26"/>
-              </w:rPr>
-            </w:r>
           </w:p>
         </w:tc>
       </w:tr>
@@ -8141,12 +7412,6 @@
                 <w:szCs w:val="26"/>
               </w:rPr>
             </w:pPr>
-            <w:r>
-              <w:rPr>
-                <w:rFonts w:ascii="Times New Roman" w:hAnsi="Times New Roman"/>
-                <w:sz w:val="26"/>
-              </w:rPr>
-            </w:r>
           </w:p>
         </w:tc>
         <w:tc>
@@ -8168,12 +7433,6 @@
                 <w:szCs w:val="26"/>
               </w:rPr>
             </w:pPr>
-            <w:r>
-              <w:rPr>
-                <w:rFonts w:ascii="Times New Roman" w:hAnsi="Times New Roman"/>
-                <w:sz w:val="26"/>
-              </w:rPr>
-            </w:r>
           </w:p>
         </w:tc>
         <w:tc>
@@ -8195,12 +7454,6 @@
                 <w:szCs w:val="26"/>
               </w:rPr>
             </w:pPr>
-            <w:r>
-              <w:rPr>
-                <w:rFonts w:ascii="Times New Roman" w:hAnsi="Times New Roman"/>
-                <w:sz w:val="26"/>
-              </w:rPr>
-            </w:r>
           </w:p>
         </w:tc>
         <w:tc>
@@ -8222,12 +7475,6 @@
                 <w:szCs w:val="26"/>
               </w:rPr>
             </w:pPr>
-            <w:r>
-              <w:rPr>
-                <w:rFonts w:ascii="Times New Roman" w:hAnsi="Times New Roman"/>
-                <w:sz w:val="26"/>
-              </w:rPr>
-            </w:r>
           </w:p>
         </w:tc>
         <w:tc>
@@ -8249,12 +7496,6 @@
                 <w:szCs w:val="26"/>
               </w:rPr>
             </w:pPr>
-            <w:r>
-              <w:rPr>
-                <w:rFonts w:ascii="Times New Roman" w:hAnsi="Times New Roman"/>
-                <w:sz w:val="26"/>
-              </w:rPr>
-            </w:r>
           </w:p>
         </w:tc>
       </w:tr>
@@ -8334,12 +7575,6 @@
                 <w:szCs w:val="26"/>
               </w:rPr>
             </w:pPr>
-            <w:r>
-              <w:rPr>
-                <w:rFonts w:ascii="Times New Roman" w:hAnsi="Times New Roman"/>
-                <w:sz w:val="26"/>
-              </w:rPr>
-            </w:r>
           </w:p>
         </w:tc>
         <w:tc>
@@ -8361,12 +7596,6 @@
                 <w:szCs w:val="26"/>
               </w:rPr>
             </w:pPr>
-            <w:r>
-              <w:rPr>
-                <w:rFonts w:ascii="Times New Roman" w:hAnsi="Times New Roman"/>
-                <w:sz w:val="26"/>
-              </w:rPr>
-            </w:r>
           </w:p>
         </w:tc>
         <w:tc>
@@ -8388,12 +7617,6 @@
                 <w:szCs w:val="26"/>
               </w:rPr>
             </w:pPr>
-            <w:r>
-              <w:rPr>
-                <w:rFonts w:ascii="Times New Roman" w:hAnsi="Times New Roman"/>
-                <w:sz w:val="26"/>
-              </w:rPr>
-            </w:r>
           </w:p>
         </w:tc>
         <w:tc>
@@ -8415,12 +7638,6 @@
                 <w:szCs w:val="26"/>
               </w:rPr>
             </w:pPr>
-            <w:r>
-              <w:rPr>
-                <w:rFonts w:ascii="Times New Roman" w:hAnsi="Times New Roman"/>
-                <w:sz w:val="26"/>
-              </w:rPr>
-            </w:r>
           </w:p>
         </w:tc>
         <w:tc>
@@ -8442,12 +7659,6 @@
                 <w:szCs w:val="26"/>
               </w:rPr>
             </w:pPr>
-            <w:r>
-              <w:rPr>
-                <w:rFonts w:ascii="Times New Roman" w:hAnsi="Times New Roman"/>
-                <w:sz w:val="26"/>
-              </w:rPr>
-            </w:r>
           </w:p>
         </w:tc>
       </w:tr>
@@ -8933,12 +8144,6 @@
                 <w:szCs w:val="26"/>
               </w:rPr>
             </w:pPr>
-            <w:r>
-              <w:rPr>
-                <w:rFonts w:ascii="Times New Roman" w:hAnsi="Times New Roman"/>
-                <w:sz w:val="26"/>
-              </w:rPr>
-            </w:r>
           </w:p>
         </w:tc>
         <w:tc>
@@ -8960,12 +8165,6 @@
                 <w:szCs w:val="26"/>
               </w:rPr>
             </w:pPr>
-            <w:r>
-              <w:rPr>
-                <w:rFonts w:ascii="Times New Roman" w:hAnsi="Times New Roman"/>
-                <w:sz w:val="26"/>
-              </w:rPr>
-            </w:r>
           </w:p>
         </w:tc>
         <w:tc>
@@ -8987,12 +8186,6 @@
                 <w:szCs w:val="26"/>
               </w:rPr>
             </w:pPr>
-            <w:r>
-              <w:rPr>
-                <w:rFonts w:ascii="Times New Roman" w:hAnsi="Times New Roman"/>
-                <w:sz w:val="26"/>
-              </w:rPr>
-            </w:r>
           </w:p>
         </w:tc>
         <w:tc>
@@ -9014,12 +8207,6 @@
                 <w:szCs w:val="26"/>
               </w:rPr>
             </w:pPr>
-            <w:r>
-              <w:rPr>
-                <w:rFonts w:ascii="Times New Roman" w:hAnsi="Times New Roman"/>
-                <w:sz w:val="26"/>
-              </w:rPr>
-            </w:r>
           </w:p>
         </w:tc>
         <w:tc>
@@ -9041,12 +8228,6 @@
                 <w:szCs w:val="26"/>
               </w:rPr>
             </w:pPr>
-            <w:r>
-              <w:rPr>
-                <w:rFonts w:ascii="Times New Roman" w:hAnsi="Times New Roman"/>
-                <w:sz w:val="26"/>
-              </w:rPr>
-            </w:r>
           </w:p>
         </w:tc>
       </w:tr>
@@ -9942,12 +9123,6 @@
                 <w:szCs w:val="26"/>
               </w:rPr>
             </w:pPr>
-            <w:r>
-              <w:rPr>
-                <w:rFonts w:ascii="Times New Roman" w:hAnsi="Times New Roman"/>
-                <w:sz w:val="26"/>
-              </w:rPr>
-            </w:r>
           </w:p>
         </w:tc>
         <w:tc>
@@ -9969,12 +9144,6 @@
                 <w:szCs w:val="26"/>
               </w:rPr>
             </w:pPr>
-            <w:r>
-              <w:rPr>
-                <w:rFonts w:ascii="Times New Roman" w:hAnsi="Times New Roman"/>
-                <w:sz w:val="26"/>
-              </w:rPr>
-            </w:r>
           </w:p>
         </w:tc>
         <w:tc>
@@ -9996,12 +9165,6 @@
                 <w:szCs w:val="26"/>
               </w:rPr>
             </w:pPr>
-            <w:r>
-              <w:rPr>
-                <w:rFonts w:ascii="Times New Roman" w:hAnsi="Times New Roman"/>
-                <w:sz w:val="26"/>
-              </w:rPr>
-            </w:r>
           </w:p>
         </w:tc>
         <w:tc>
@@ -10023,12 +9186,6 @@
                 <w:szCs w:val="26"/>
               </w:rPr>
             </w:pPr>
-            <w:r>
-              <w:rPr>
-                <w:rFonts w:ascii="Times New Roman" w:hAnsi="Times New Roman"/>
-                <w:sz w:val="26"/>
-              </w:rPr>
-            </w:r>
           </w:p>
         </w:tc>
         <w:tc>
@@ -10050,12 +9207,6 @@
                 <w:szCs w:val="26"/>
               </w:rPr>
             </w:pPr>
-            <w:r>
-              <w:rPr>
-                <w:rFonts w:ascii="Times New Roman" w:hAnsi="Times New Roman"/>
-                <w:sz w:val="26"/>
-              </w:rPr>
-            </w:r>
           </w:p>
         </w:tc>
       </w:tr>
@@ -10139,13 +9290,6 @@
                 <w:szCs w:val="26"/>
               </w:rPr>
             </w:pPr>
-            <w:r>
-              <w:rPr>
-                <w:rFonts w:ascii="Times New Roman" w:hAnsi="Times New Roman" w:cs="Times New Roman"/>
-                <w:sz w:val="26"/>
-                <w:szCs w:val="26"/>
-              </w:rPr>
-            </w:r>
           </w:p>
         </w:tc>
         <w:tc>
@@ -10167,13 +9311,6 @@
                 <w:szCs w:val="26"/>
               </w:rPr>
             </w:pPr>
-            <w:r>
-              <w:rPr>
-                <w:rFonts w:ascii="Times New Roman" w:hAnsi="Times New Roman" w:cs="Times New Roman"/>
-                <w:sz w:val="26"/>
-                <w:szCs w:val="26"/>
-              </w:rPr>
-            </w:r>
           </w:p>
         </w:tc>
         <w:tc>
@@ -10195,13 +9332,6 @@
                 <w:szCs w:val="26"/>
               </w:rPr>
             </w:pPr>
-            <w:r>
-              <w:rPr>
-                <w:rFonts w:ascii="Times New Roman" w:hAnsi="Times New Roman" w:cs="Times New Roman"/>
-                <w:sz w:val="26"/>
-                <w:szCs w:val="26"/>
-              </w:rPr>
-            </w:r>
           </w:p>
         </w:tc>
         <w:tc>
@@ -10223,13 +9353,6 @@
                 <w:szCs w:val="26"/>
               </w:rPr>
             </w:pPr>
-            <w:r>
-              <w:rPr>
-                <w:rFonts w:ascii="Times New Roman" w:hAnsi="Times New Roman" w:cs="Times New Roman"/>
-                <w:sz w:val="26"/>
-                <w:szCs w:val="26"/>
-              </w:rPr>
-            </w:r>
           </w:p>
         </w:tc>
         <w:tc>
@@ -10251,13 +9374,6 @@
                 <w:szCs w:val="26"/>
               </w:rPr>
             </w:pPr>
-            <w:r>
-              <w:rPr>
-                <w:rFonts w:ascii="Times New Roman" w:hAnsi="Times New Roman" w:cs="Times New Roman"/>
-                <w:sz w:val="26"/>
-                <w:szCs w:val="26"/>
-              </w:rPr>
-            </w:r>
           </w:p>
         </w:tc>
       </w:tr>
@@ -10334,13 +9450,6 @@
                 <w:szCs w:val="26"/>
               </w:rPr>
             </w:pPr>
-            <w:r>
-              <w:rPr>
-                <w:rFonts w:ascii="Times New Roman" w:hAnsi="Times New Roman" w:cs="Times New Roman"/>
-                <w:sz w:val="26"/>
-                <w:szCs w:val="26"/>
-              </w:rPr>
-            </w:r>
           </w:p>
         </w:tc>
         <w:tc>
@@ -10362,13 +9471,6 @@
                 <w:szCs w:val="26"/>
               </w:rPr>
             </w:pPr>
-            <w:r>
-              <w:rPr>
-                <w:rFonts w:ascii="Times New Roman" w:hAnsi="Times New Roman" w:cs="Times New Roman"/>
-                <w:sz w:val="26"/>
-                <w:szCs w:val="26"/>
-              </w:rPr>
-            </w:r>
           </w:p>
         </w:tc>
         <w:tc>
@@ -10390,13 +9492,6 @@
                 <w:szCs w:val="26"/>
               </w:rPr>
             </w:pPr>
-            <w:r>
-              <w:rPr>
-                <w:rFonts w:ascii="Times New Roman" w:hAnsi="Times New Roman" w:cs="Times New Roman"/>
-                <w:sz w:val="26"/>
-                <w:szCs w:val="26"/>
-              </w:rPr>
-            </w:r>
           </w:p>
         </w:tc>
         <w:tc>
@@ -10418,13 +9513,6 @@
                 <w:szCs w:val="26"/>
               </w:rPr>
             </w:pPr>
-            <w:r>
-              <w:rPr>
-                <w:rFonts w:ascii="Times New Roman" w:hAnsi="Times New Roman" w:cs="Times New Roman"/>
-                <w:sz w:val="26"/>
-                <w:szCs w:val="26"/>
-              </w:rPr>
-            </w:r>
           </w:p>
         </w:tc>
         <w:tc>
@@ -10446,13 +9534,6 @@
                 <w:szCs w:val="26"/>
               </w:rPr>
             </w:pPr>
-            <w:r>
-              <w:rPr>
-                <w:rFonts w:ascii="Times New Roman" w:hAnsi="Times New Roman" w:cs="Times New Roman"/>
-                <w:sz w:val="26"/>
-                <w:szCs w:val="26"/>
-              </w:rPr>
-            </w:r>
           </w:p>
         </w:tc>
       </w:tr>
@@ -10729,12 +9810,6 @@
                 <w:szCs w:val="26"/>
               </w:rPr>
             </w:pPr>
-            <w:r>
-              <w:rPr>
-                <w:rFonts w:ascii="Times New Roman" w:hAnsi="Times New Roman"/>
-                <w:sz w:val="26"/>
-              </w:rPr>
-            </w:r>
           </w:p>
         </w:tc>
         <w:tc>
@@ -10756,12 +9831,6 @@
                 <w:szCs w:val="26"/>
               </w:rPr>
             </w:pPr>
-            <w:r>
-              <w:rPr>
-                <w:rFonts w:ascii="Times New Roman" w:hAnsi="Times New Roman"/>
-                <w:sz w:val="26"/>
-              </w:rPr>
-            </w:r>
           </w:p>
         </w:tc>
         <w:tc>
@@ -10783,12 +9852,6 @@
                 <w:szCs w:val="26"/>
               </w:rPr>
             </w:pPr>
-            <w:r>
-              <w:rPr>
-                <w:rFonts w:ascii="Times New Roman" w:hAnsi="Times New Roman"/>
-                <w:sz w:val="26"/>
-              </w:rPr>
-            </w:r>
           </w:p>
         </w:tc>
         <w:tc>
@@ -10810,12 +9873,6 @@
                 <w:szCs w:val="26"/>
               </w:rPr>
             </w:pPr>
-            <w:r>
-              <w:rPr>
-                <w:rFonts w:ascii="Times New Roman" w:hAnsi="Times New Roman"/>
-                <w:sz w:val="26"/>
-              </w:rPr>
-            </w:r>
           </w:p>
         </w:tc>
         <w:tc>
@@ -10837,12 +9894,6 @@
                 <w:szCs w:val="26"/>
               </w:rPr>
             </w:pPr>
-            <w:r>
-              <w:rPr>
-                <w:rFonts w:ascii="Times New Roman" w:hAnsi="Times New Roman"/>
-                <w:sz w:val="26"/>
-              </w:rPr>
-            </w:r>
           </w:p>
         </w:tc>
       </w:tr>
@@ -10919,12 +9970,6 @@
                 <w:szCs w:val="26"/>
               </w:rPr>
             </w:pPr>
-            <w:r>
-              <w:rPr>
-                <w:rFonts w:ascii="Times New Roman" w:hAnsi="Times New Roman"/>
-                <w:sz w:val="26"/>
-              </w:rPr>
-            </w:r>
           </w:p>
         </w:tc>
         <w:tc>
@@ -10946,12 +9991,6 @@
                 <w:szCs w:val="26"/>
               </w:rPr>
             </w:pPr>
-            <w:r>
-              <w:rPr>
-                <w:rFonts w:ascii="Times New Roman" w:hAnsi="Times New Roman"/>
-                <w:sz w:val="26"/>
-              </w:rPr>
-            </w:r>
           </w:p>
         </w:tc>
         <w:tc>
@@ -10973,12 +10012,6 @@
                 <w:szCs w:val="26"/>
               </w:rPr>
             </w:pPr>
-            <w:r>
-              <w:rPr>
-                <w:rFonts w:ascii="Times New Roman" w:hAnsi="Times New Roman"/>
-                <w:sz w:val="26"/>
-              </w:rPr>
-            </w:r>
           </w:p>
         </w:tc>
         <w:tc>
@@ -11000,12 +10033,6 @@
                 <w:szCs w:val="26"/>
               </w:rPr>
             </w:pPr>
-            <w:r>
-              <w:rPr>
-                <w:rFonts w:ascii="Times New Roman" w:hAnsi="Times New Roman"/>
-                <w:sz w:val="26"/>
-              </w:rPr>
-            </w:r>
           </w:p>
         </w:tc>
         <w:tc>
@@ -11027,12 +10054,6 @@
                 <w:szCs w:val="26"/>
               </w:rPr>
             </w:pPr>
-            <w:r>
-              <w:rPr>
-                <w:rFonts w:ascii="Times New Roman" w:hAnsi="Times New Roman"/>
-                <w:sz w:val="26"/>
-              </w:rPr>
-            </w:r>
           </w:p>
         </w:tc>
       </w:tr>
@@ -11222,6 +10243,7 @@
           <w:color w:val="000000"/>
           <w:szCs w:val="28"/>
         </w:rPr>
+        <w:lastRenderedPageBreak/>
         <w:t>Nhận xét của BGH hoặc tổ trưởng chuyên môn về tiến độ thực hiện chương trình</w:t>
       </w:r>
     </w:p>

--- a/Hệ thống mẫu văn bản/Nguyên đã làm/Lịch báo giảng/Lịch báo giảng - Tuần 03 (TTH+TH).docx
+++ b/Hệ thống mẫu văn bản/Nguyên đã làm/Lịch báo giảng/Lịch báo giảng - Tuần 03 (TTH+TH).docx
@@ -808,6 +808,12 @@
                 <w:szCs w:val="26"/>
               </w:rPr>
             </w:pPr>
+            <w:r>
+              <w:rPr>
+                <w:rFonts w:ascii="Times New Roman" w:hAnsi="Times New Roman"/>
+                <w:sz w:val="26"/>
+              </w:rPr>
+            </w:r>
           </w:p>
         </w:tc>
         <w:tc>
@@ -829,6 +835,12 @@
                 <w:szCs w:val="26"/>
               </w:rPr>
             </w:pPr>
+            <w:r>
+              <w:rPr>
+                <w:rFonts w:ascii="Times New Roman" w:hAnsi="Times New Roman"/>
+                <w:sz w:val="26"/>
+              </w:rPr>
+            </w:r>
           </w:p>
         </w:tc>
         <w:tc>
@@ -850,6 +862,12 @@
                 <w:szCs w:val="26"/>
               </w:rPr>
             </w:pPr>
+            <w:r>
+              <w:rPr>
+                <w:rFonts w:ascii="Times New Roman" w:hAnsi="Times New Roman"/>
+                <w:sz w:val="26"/>
+              </w:rPr>
+            </w:r>
           </w:p>
         </w:tc>
         <w:tc>
@@ -871,6 +889,12 @@
                 <w:szCs w:val="26"/>
               </w:rPr>
             </w:pPr>
+            <w:r>
+              <w:rPr>
+                <w:rFonts w:ascii="Times New Roman" w:hAnsi="Times New Roman"/>
+                <w:sz w:val="26"/>
+              </w:rPr>
+            </w:r>
           </w:p>
         </w:tc>
         <w:tc>
@@ -892,6 +916,12 @@
                 <w:szCs w:val="26"/>
               </w:rPr>
             </w:pPr>
+            <w:r>
+              <w:rPr>
+                <w:rFonts w:ascii="Times New Roman" w:hAnsi="Times New Roman"/>
+                <w:sz w:val="26"/>
+              </w:rPr>
+            </w:r>
           </w:p>
         </w:tc>
       </w:tr>
@@ -969,6 +999,12 @@
                 <w:szCs w:val="26"/>
               </w:rPr>
             </w:pPr>
+            <w:r>
+              <w:rPr>
+                <w:rFonts w:ascii="Times New Roman" w:hAnsi="Times New Roman"/>
+                <w:sz w:val="26"/>
+              </w:rPr>
+            </w:r>
           </w:p>
         </w:tc>
         <w:tc>
@@ -990,6 +1026,12 @@
                 <w:szCs w:val="26"/>
               </w:rPr>
             </w:pPr>
+            <w:r>
+              <w:rPr>
+                <w:rFonts w:ascii="Times New Roman" w:hAnsi="Times New Roman"/>
+                <w:sz w:val="26"/>
+              </w:rPr>
+            </w:r>
           </w:p>
         </w:tc>
         <w:tc>
@@ -1011,6 +1053,12 @@
                 <w:szCs w:val="26"/>
               </w:rPr>
             </w:pPr>
+            <w:r>
+              <w:rPr>
+                <w:rFonts w:ascii="Times New Roman" w:hAnsi="Times New Roman"/>
+                <w:sz w:val="26"/>
+              </w:rPr>
+            </w:r>
           </w:p>
         </w:tc>
         <w:tc>
@@ -1032,6 +1080,12 @@
                 <w:szCs w:val="26"/>
               </w:rPr>
             </w:pPr>
+            <w:r>
+              <w:rPr>
+                <w:rFonts w:ascii="Times New Roman" w:hAnsi="Times New Roman"/>
+                <w:sz w:val="26"/>
+              </w:rPr>
+            </w:r>
           </w:p>
         </w:tc>
         <w:tc>
@@ -1053,6 +1107,12 @@
                 <w:szCs w:val="26"/>
               </w:rPr>
             </w:pPr>
+            <w:r>
+              <w:rPr>
+                <w:rFonts w:ascii="Times New Roman" w:hAnsi="Times New Roman"/>
+                <w:sz w:val="26"/>
+              </w:rPr>
+            </w:r>
           </w:p>
         </w:tc>
       </w:tr>
@@ -1130,6 +1190,13 @@
                 <w:szCs w:val="26"/>
               </w:rPr>
             </w:pPr>
+            <w:r>
+              <w:rPr>
+                <w:rFonts w:ascii="Times New Roman" w:hAnsi="Times New Roman"/>
+                <w:sz w:val="26"/>
+              </w:rPr>
+              <w:t>2</w:t>
+            </w:r>
           </w:p>
         </w:tc>
         <w:tc>
@@ -1151,6 +1218,13 @@
                 <w:szCs w:val="26"/>
               </w:rPr>
             </w:pPr>
+            <w:r>
+              <w:rPr>
+                <w:rFonts w:ascii="Times New Roman" w:hAnsi="Times New Roman"/>
+                <w:sz w:val="26"/>
+              </w:rPr>
+              <w:t>Robotics</w:t>
+            </w:r>
           </w:p>
         </w:tc>
         <w:tc>
@@ -1172,6 +1246,13 @@
                 <w:szCs w:val="26"/>
               </w:rPr>
             </w:pPr>
+            <w:r>
+              <w:rPr>
+                <w:rFonts w:ascii="Times New Roman" w:hAnsi="Times New Roman"/>
+                <w:sz w:val="26"/>
+              </w:rPr>
+              <w:t>4C1</w:t>
+            </w:r>
           </w:p>
         </w:tc>
         <w:tc>
@@ -1193,6 +1274,13 @@
                 <w:szCs w:val="26"/>
               </w:rPr>
             </w:pPr>
+            <w:r>
+              <w:rPr>
+                <w:rFonts w:ascii="Times New Roman" w:hAnsi="Times New Roman"/>
+                <w:sz w:val="26"/>
+              </w:rPr>
+              <w:t>Bài 2. Hàm răng trắng sáng</w:t>
+            </w:r>
           </w:p>
         </w:tc>
         <w:tc>
@@ -1214,6 +1302,13 @@
                 <w:szCs w:val="26"/>
               </w:rPr>
             </w:pPr>
+            <w:r>
+              <w:rPr>
+                <w:rFonts w:ascii="Times New Roman" w:hAnsi="Times New Roman"/>
+                <w:sz w:val="26"/>
+              </w:rPr>
+              <w:t>Bộ Kit Robotics</w:t>
+            </w:r>
           </w:p>
         </w:tc>
       </w:tr>
@@ -1492,6 +1587,12 @@
                 <w:szCs w:val="26"/>
               </w:rPr>
             </w:pPr>
+            <w:r>
+              <w:rPr>
+                <w:rFonts w:ascii="Times New Roman" w:hAnsi="Times New Roman"/>
+                <w:sz w:val="26"/>
+              </w:rPr>
+            </w:r>
           </w:p>
         </w:tc>
         <w:tc>
@@ -1513,6 +1614,12 @@
                 <w:szCs w:val="26"/>
               </w:rPr>
             </w:pPr>
+            <w:r>
+              <w:rPr>
+                <w:rFonts w:ascii="Times New Roman" w:hAnsi="Times New Roman"/>
+                <w:sz w:val="26"/>
+              </w:rPr>
+            </w:r>
           </w:p>
         </w:tc>
         <w:tc>
@@ -1534,6 +1641,12 @@
                 <w:szCs w:val="26"/>
               </w:rPr>
             </w:pPr>
+            <w:r>
+              <w:rPr>
+                <w:rFonts w:ascii="Times New Roman" w:hAnsi="Times New Roman"/>
+                <w:sz w:val="26"/>
+              </w:rPr>
+            </w:r>
           </w:p>
         </w:tc>
         <w:tc>
@@ -1555,6 +1668,12 @@
                 <w:szCs w:val="26"/>
               </w:rPr>
             </w:pPr>
+            <w:r>
+              <w:rPr>
+                <w:rFonts w:ascii="Times New Roman" w:hAnsi="Times New Roman"/>
+                <w:sz w:val="26"/>
+              </w:rPr>
+            </w:r>
           </w:p>
         </w:tc>
         <w:tc>
@@ -1576,6 +1695,12 @@
                 <w:szCs w:val="26"/>
               </w:rPr>
             </w:pPr>
+            <w:r>
+              <w:rPr>
+                <w:rFonts w:ascii="Times New Roman" w:hAnsi="Times New Roman"/>
+                <w:sz w:val="26"/>
+              </w:rPr>
+            </w:r>
           </w:p>
         </w:tc>
       </w:tr>
@@ -1857,6 +1982,12 @@
                 <w:szCs w:val="26"/>
               </w:rPr>
             </w:pPr>
+            <w:r>
+              <w:rPr>
+                <w:rFonts w:ascii="Times New Roman" w:hAnsi="Times New Roman"/>
+                <w:sz w:val="26"/>
+              </w:rPr>
+            </w:r>
           </w:p>
         </w:tc>
         <w:tc>
@@ -1878,6 +2009,12 @@
                 <w:szCs w:val="26"/>
               </w:rPr>
             </w:pPr>
+            <w:r>
+              <w:rPr>
+                <w:rFonts w:ascii="Times New Roman" w:hAnsi="Times New Roman"/>
+                <w:sz w:val="26"/>
+              </w:rPr>
+            </w:r>
           </w:p>
         </w:tc>
         <w:tc>
@@ -1899,6 +2036,12 @@
                 <w:szCs w:val="26"/>
               </w:rPr>
             </w:pPr>
+            <w:r>
+              <w:rPr>
+                <w:rFonts w:ascii="Times New Roman" w:hAnsi="Times New Roman"/>
+                <w:sz w:val="26"/>
+              </w:rPr>
+            </w:r>
           </w:p>
         </w:tc>
         <w:tc>
@@ -1920,6 +2063,12 @@
                 <w:szCs w:val="26"/>
               </w:rPr>
             </w:pPr>
+            <w:r>
+              <w:rPr>
+                <w:rFonts w:ascii="Times New Roman" w:hAnsi="Times New Roman"/>
+                <w:sz w:val="26"/>
+              </w:rPr>
+            </w:r>
           </w:p>
         </w:tc>
         <w:tc>
@@ -1941,6 +2090,12 @@
                 <w:szCs w:val="26"/>
               </w:rPr>
             </w:pPr>
+            <w:r>
+              <w:rPr>
+                <w:rFonts w:ascii="Times New Roman" w:hAnsi="Times New Roman"/>
+                <w:sz w:val="26"/>
+              </w:rPr>
+            </w:r>
           </w:p>
         </w:tc>
       </w:tr>
@@ -2426,6 +2581,12 @@
                 <w:szCs w:val="26"/>
               </w:rPr>
             </w:pPr>
+            <w:r>
+              <w:rPr>
+                <w:rFonts w:ascii="Times New Roman" w:hAnsi="Times New Roman"/>
+                <w:sz w:val="26"/>
+              </w:rPr>
+            </w:r>
           </w:p>
         </w:tc>
         <w:tc>
@@ -2447,6 +2608,12 @@
                 <w:szCs w:val="26"/>
               </w:rPr>
             </w:pPr>
+            <w:r>
+              <w:rPr>
+                <w:rFonts w:ascii="Times New Roman" w:hAnsi="Times New Roman"/>
+                <w:sz w:val="26"/>
+              </w:rPr>
+            </w:r>
           </w:p>
         </w:tc>
         <w:tc>
@@ -2468,6 +2635,12 @@
                 <w:szCs w:val="26"/>
               </w:rPr>
             </w:pPr>
+            <w:r>
+              <w:rPr>
+                <w:rFonts w:ascii="Times New Roman" w:hAnsi="Times New Roman"/>
+                <w:sz w:val="26"/>
+              </w:rPr>
+            </w:r>
           </w:p>
         </w:tc>
         <w:tc>
@@ -2489,6 +2662,12 @@
                 <w:szCs w:val="26"/>
               </w:rPr>
             </w:pPr>
+            <w:r>
+              <w:rPr>
+                <w:rFonts w:ascii="Times New Roman" w:hAnsi="Times New Roman"/>
+                <w:sz w:val="26"/>
+              </w:rPr>
+            </w:r>
           </w:p>
         </w:tc>
         <w:tc>
@@ -2510,6 +2689,12 @@
                 <w:szCs w:val="26"/>
               </w:rPr>
             </w:pPr>
+            <w:r>
+              <w:rPr>
+                <w:rFonts w:ascii="Times New Roman" w:hAnsi="Times New Roman"/>
+                <w:sz w:val="26"/>
+              </w:rPr>
+            </w:r>
           </w:p>
         </w:tc>
       </w:tr>
@@ -2593,6 +2778,12 @@
                 <w:szCs w:val="26"/>
               </w:rPr>
             </w:pPr>
+            <w:r>
+              <w:rPr>
+                <w:rFonts w:ascii="Times New Roman" w:hAnsi="Times New Roman"/>
+                <w:sz w:val="26"/>
+              </w:rPr>
+            </w:r>
           </w:p>
         </w:tc>
         <w:tc>
@@ -2614,6 +2805,12 @@
                 <w:szCs w:val="26"/>
               </w:rPr>
             </w:pPr>
+            <w:r>
+              <w:rPr>
+                <w:rFonts w:ascii="Times New Roman" w:hAnsi="Times New Roman"/>
+                <w:sz w:val="26"/>
+              </w:rPr>
+            </w:r>
           </w:p>
         </w:tc>
         <w:tc>
@@ -2635,6 +2832,12 @@
                 <w:szCs w:val="26"/>
               </w:rPr>
             </w:pPr>
+            <w:r>
+              <w:rPr>
+                <w:rFonts w:ascii="Times New Roman" w:hAnsi="Times New Roman"/>
+                <w:sz w:val="26"/>
+              </w:rPr>
+            </w:r>
           </w:p>
         </w:tc>
         <w:tc>
@@ -2656,6 +2859,12 @@
                 <w:szCs w:val="26"/>
               </w:rPr>
             </w:pPr>
+            <w:r>
+              <w:rPr>
+                <w:rFonts w:ascii="Times New Roman" w:hAnsi="Times New Roman"/>
+                <w:sz w:val="26"/>
+              </w:rPr>
+            </w:r>
           </w:p>
         </w:tc>
         <w:tc>
@@ -2677,6 +2886,12 @@
                 <w:szCs w:val="26"/>
               </w:rPr>
             </w:pPr>
+            <w:r>
+              <w:rPr>
+                <w:rFonts w:ascii="Times New Roman" w:hAnsi="Times New Roman"/>
+                <w:sz w:val="26"/>
+              </w:rPr>
+            </w:r>
           </w:p>
         </w:tc>
       </w:tr>
@@ -2959,6 +3174,12 @@
                 <w:szCs w:val="26"/>
               </w:rPr>
             </w:pPr>
+            <w:r>
+              <w:rPr>
+                <w:rFonts w:ascii="Times New Roman" w:hAnsi="Times New Roman"/>
+                <w:sz w:val="26"/>
+              </w:rPr>
+            </w:r>
           </w:p>
         </w:tc>
         <w:tc>
@@ -2980,6 +3201,12 @@
                 <w:szCs w:val="26"/>
               </w:rPr>
             </w:pPr>
+            <w:r>
+              <w:rPr>
+                <w:rFonts w:ascii="Times New Roman" w:hAnsi="Times New Roman"/>
+                <w:sz w:val="26"/>
+              </w:rPr>
+            </w:r>
           </w:p>
         </w:tc>
         <w:tc>
@@ -3001,6 +3228,12 @@
                 <w:szCs w:val="26"/>
               </w:rPr>
             </w:pPr>
+            <w:r>
+              <w:rPr>
+                <w:rFonts w:ascii="Times New Roman" w:hAnsi="Times New Roman"/>
+                <w:sz w:val="26"/>
+              </w:rPr>
+            </w:r>
           </w:p>
         </w:tc>
         <w:tc>
@@ -3022,6 +3255,12 @@
                 <w:szCs w:val="26"/>
               </w:rPr>
             </w:pPr>
+            <w:r>
+              <w:rPr>
+                <w:rFonts w:ascii="Times New Roman" w:hAnsi="Times New Roman"/>
+                <w:sz w:val="26"/>
+              </w:rPr>
+            </w:r>
           </w:p>
         </w:tc>
         <w:tc>
@@ -3043,6 +3282,12 @@
                 <w:szCs w:val="26"/>
               </w:rPr>
             </w:pPr>
+            <w:r>
+              <w:rPr>
+                <w:rFonts w:ascii="Times New Roman" w:hAnsi="Times New Roman"/>
+                <w:sz w:val="26"/>
+              </w:rPr>
+            </w:r>
           </w:p>
         </w:tc>
       </w:tr>
@@ -3325,6 +3570,12 @@
                 <w:szCs w:val="26"/>
               </w:rPr>
             </w:pPr>
+            <w:r>
+              <w:rPr>
+                <w:rFonts w:ascii="Times New Roman" w:hAnsi="Times New Roman"/>
+                <w:sz w:val="26"/>
+              </w:rPr>
+            </w:r>
           </w:p>
         </w:tc>
         <w:tc>
@@ -3346,6 +3597,12 @@
                 <w:szCs w:val="26"/>
               </w:rPr>
             </w:pPr>
+            <w:r>
+              <w:rPr>
+                <w:rFonts w:ascii="Times New Roman" w:hAnsi="Times New Roman"/>
+                <w:sz w:val="26"/>
+              </w:rPr>
+            </w:r>
           </w:p>
         </w:tc>
         <w:tc>
@@ -3367,6 +3624,12 @@
                 <w:szCs w:val="26"/>
               </w:rPr>
             </w:pPr>
+            <w:r>
+              <w:rPr>
+                <w:rFonts w:ascii="Times New Roman" w:hAnsi="Times New Roman"/>
+                <w:sz w:val="26"/>
+              </w:rPr>
+            </w:r>
           </w:p>
         </w:tc>
         <w:tc>
@@ -3388,6 +3651,12 @@
                 <w:szCs w:val="26"/>
               </w:rPr>
             </w:pPr>
+            <w:r>
+              <w:rPr>
+                <w:rFonts w:ascii="Times New Roman" w:hAnsi="Times New Roman"/>
+                <w:sz w:val="26"/>
+              </w:rPr>
+            </w:r>
           </w:p>
         </w:tc>
         <w:tc>
@@ -3409,6 +3678,12 @@
                 <w:szCs w:val="26"/>
               </w:rPr>
             </w:pPr>
+            <w:r>
+              <w:rPr>
+                <w:rFonts w:ascii="Times New Roman" w:hAnsi="Times New Roman"/>
+                <w:sz w:val="26"/>
+              </w:rPr>
+            </w:r>
           </w:p>
         </w:tc>
       </w:tr>
@@ -3898,6 +4173,12 @@
                 <w:szCs w:val="26"/>
               </w:rPr>
             </w:pPr>
+            <w:r>
+              <w:rPr>
+                <w:rFonts w:ascii="Times New Roman" w:hAnsi="Times New Roman"/>
+                <w:sz w:val="26"/>
+              </w:rPr>
+            </w:r>
           </w:p>
         </w:tc>
         <w:tc>
@@ -3919,6 +4200,12 @@
                 <w:szCs w:val="26"/>
               </w:rPr>
             </w:pPr>
+            <w:r>
+              <w:rPr>
+                <w:rFonts w:ascii="Times New Roman" w:hAnsi="Times New Roman"/>
+                <w:sz w:val="26"/>
+              </w:rPr>
+            </w:r>
           </w:p>
         </w:tc>
         <w:tc>
@@ -3940,6 +4227,12 @@
                 <w:szCs w:val="26"/>
               </w:rPr>
             </w:pPr>
+            <w:r>
+              <w:rPr>
+                <w:rFonts w:ascii="Times New Roman" w:hAnsi="Times New Roman"/>
+                <w:sz w:val="26"/>
+              </w:rPr>
+            </w:r>
           </w:p>
         </w:tc>
         <w:tc>
@@ -3961,6 +4254,12 @@
                 <w:szCs w:val="26"/>
               </w:rPr>
             </w:pPr>
+            <w:r>
+              <w:rPr>
+                <w:rFonts w:ascii="Times New Roman" w:hAnsi="Times New Roman"/>
+                <w:sz w:val="26"/>
+              </w:rPr>
+            </w:r>
           </w:p>
         </w:tc>
         <w:tc>
@@ -3982,6 +4281,12 @@
                 <w:szCs w:val="26"/>
               </w:rPr>
             </w:pPr>
+            <w:r>
+              <w:rPr>
+                <w:rFonts w:ascii="Times New Roman" w:hAnsi="Times New Roman"/>
+                <w:sz w:val="26"/>
+              </w:rPr>
+            </w:r>
           </w:p>
         </w:tc>
       </w:tr>
@@ -4264,6 +4569,12 @@
                 <w:szCs w:val="26"/>
               </w:rPr>
             </w:pPr>
+            <w:r>
+              <w:rPr>
+                <w:rFonts w:ascii="Times New Roman" w:hAnsi="Times New Roman"/>
+                <w:sz w:val="26"/>
+              </w:rPr>
+            </w:r>
           </w:p>
         </w:tc>
         <w:tc>
@@ -4285,6 +4596,12 @@
                 <w:szCs w:val="26"/>
               </w:rPr>
             </w:pPr>
+            <w:r>
+              <w:rPr>
+                <w:rFonts w:ascii="Times New Roman" w:hAnsi="Times New Roman"/>
+                <w:sz w:val="26"/>
+              </w:rPr>
+            </w:r>
           </w:p>
         </w:tc>
         <w:tc>
@@ -4306,6 +4623,12 @@
                 <w:szCs w:val="26"/>
               </w:rPr>
             </w:pPr>
+            <w:r>
+              <w:rPr>
+                <w:rFonts w:ascii="Times New Roman" w:hAnsi="Times New Roman"/>
+                <w:sz w:val="26"/>
+              </w:rPr>
+            </w:r>
           </w:p>
         </w:tc>
         <w:tc>
@@ -4327,6 +4650,12 @@
                 <w:szCs w:val="26"/>
               </w:rPr>
             </w:pPr>
+            <w:r>
+              <w:rPr>
+                <w:rFonts w:ascii="Times New Roman" w:hAnsi="Times New Roman"/>
+                <w:sz w:val="26"/>
+              </w:rPr>
+            </w:r>
           </w:p>
         </w:tc>
         <w:tc>
@@ -4348,6 +4677,12 @@
                 <w:szCs w:val="26"/>
               </w:rPr>
             </w:pPr>
+            <w:r>
+              <w:rPr>
+                <w:rFonts w:ascii="Times New Roman" w:hAnsi="Times New Roman"/>
+                <w:sz w:val="26"/>
+              </w:rPr>
+            </w:r>
           </w:p>
         </w:tc>
       </w:tr>
@@ -4626,6 +4961,13 @@
                 <w:szCs w:val="26"/>
               </w:rPr>
             </w:pPr>
+            <w:r>
+              <w:rPr>
+                <w:rFonts w:ascii="Times New Roman" w:hAnsi="Times New Roman" w:cs="Times New Roman"/>
+                <w:sz w:val="26"/>
+                <w:szCs w:val="26"/>
+              </w:rPr>
+            </w:r>
           </w:p>
         </w:tc>
         <w:tc>
@@ -4647,6 +4989,13 @@
                 <w:szCs w:val="26"/>
               </w:rPr>
             </w:pPr>
+            <w:r>
+              <w:rPr>
+                <w:rFonts w:ascii="Times New Roman" w:hAnsi="Times New Roman" w:cs="Times New Roman"/>
+                <w:sz w:val="26"/>
+                <w:szCs w:val="26"/>
+              </w:rPr>
+            </w:r>
           </w:p>
         </w:tc>
         <w:tc>
@@ -4668,6 +5017,13 @@
                 <w:szCs w:val="26"/>
               </w:rPr>
             </w:pPr>
+            <w:r>
+              <w:rPr>
+                <w:rFonts w:ascii="Times New Roman" w:hAnsi="Times New Roman" w:cs="Times New Roman"/>
+                <w:sz w:val="26"/>
+                <w:szCs w:val="26"/>
+              </w:rPr>
+            </w:r>
           </w:p>
         </w:tc>
         <w:tc>
@@ -4689,6 +5045,13 @@
                 <w:szCs w:val="26"/>
               </w:rPr>
             </w:pPr>
+            <w:r>
+              <w:rPr>
+                <w:rFonts w:ascii="Times New Roman" w:hAnsi="Times New Roman" w:cs="Times New Roman"/>
+                <w:sz w:val="26"/>
+                <w:szCs w:val="26"/>
+              </w:rPr>
+            </w:r>
           </w:p>
         </w:tc>
         <w:tc>
@@ -4710,6 +5073,13 @@
                 <w:szCs w:val="26"/>
               </w:rPr>
             </w:pPr>
+            <w:r>
+              <w:rPr>
+                <w:rFonts w:ascii="Times New Roman" w:hAnsi="Times New Roman" w:cs="Times New Roman"/>
+                <w:sz w:val="26"/>
+                <w:szCs w:val="26"/>
+              </w:rPr>
+            </w:r>
           </w:p>
         </w:tc>
       </w:tr>
@@ -4786,6 +5156,13 @@
                 <w:szCs w:val="26"/>
               </w:rPr>
             </w:pPr>
+            <w:r>
+              <w:rPr>
+                <w:rFonts w:ascii="Times New Roman" w:hAnsi="Times New Roman" w:cs="Times New Roman"/>
+                <w:sz w:val="26"/>
+                <w:szCs w:val="26"/>
+              </w:rPr>
+            </w:r>
           </w:p>
         </w:tc>
         <w:tc>
@@ -4807,6 +5184,13 @@
                 <w:szCs w:val="26"/>
               </w:rPr>
             </w:pPr>
+            <w:r>
+              <w:rPr>
+                <w:rFonts w:ascii="Times New Roman" w:hAnsi="Times New Roman" w:cs="Times New Roman"/>
+                <w:sz w:val="26"/>
+                <w:szCs w:val="26"/>
+              </w:rPr>
+            </w:r>
           </w:p>
         </w:tc>
         <w:tc>
@@ -4828,6 +5212,13 @@
                 <w:szCs w:val="26"/>
               </w:rPr>
             </w:pPr>
+            <w:r>
+              <w:rPr>
+                <w:rFonts w:ascii="Times New Roman" w:hAnsi="Times New Roman" w:cs="Times New Roman"/>
+                <w:sz w:val="26"/>
+                <w:szCs w:val="26"/>
+              </w:rPr>
+            </w:r>
           </w:p>
         </w:tc>
         <w:tc>
@@ -4849,6 +5240,13 @@
                 <w:szCs w:val="26"/>
               </w:rPr>
             </w:pPr>
+            <w:r>
+              <w:rPr>
+                <w:rFonts w:ascii="Times New Roman" w:hAnsi="Times New Roman" w:cs="Times New Roman"/>
+                <w:sz w:val="26"/>
+                <w:szCs w:val="26"/>
+              </w:rPr>
+            </w:r>
           </w:p>
         </w:tc>
         <w:tc>
@@ -4870,6 +5268,13 @@
                 <w:szCs w:val="26"/>
               </w:rPr>
             </w:pPr>
+            <w:r>
+              <w:rPr>
+                <w:rFonts w:ascii="Times New Roman" w:hAnsi="Times New Roman" w:cs="Times New Roman"/>
+                <w:sz w:val="26"/>
+                <w:szCs w:val="26"/>
+              </w:rPr>
+            </w:r>
           </w:p>
         </w:tc>
       </w:tr>
@@ -4946,6 +5351,13 @@
                 <w:szCs w:val="26"/>
               </w:rPr>
             </w:pPr>
+            <w:r>
+              <w:rPr>
+                <w:rFonts w:ascii="Times New Roman" w:hAnsi="Times New Roman" w:cs="Times New Roman"/>
+                <w:sz w:val="26"/>
+                <w:szCs w:val="26"/>
+              </w:rPr>
+            </w:r>
           </w:p>
         </w:tc>
         <w:tc>
@@ -4967,6 +5379,13 @@
                 <w:szCs w:val="26"/>
               </w:rPr>
             </w:pPr>
+            <w:r>
+              <w:rPr>
+                <w:rFonts w:ascii="Times New Roman" w:hAnsi="Times New Roman" w:cs="Times New Roman"/>
+                <w:sz w:val="26"/>
+                <w:szCs w:val="26"/>
+              </w:rPr>
+            </w:r>
           </w:p>
         </w:tc>
         <w:tc>
@@ -4988,6 +5407,13 @@
                 <w:szCs w:val="26"/>
               </w:rPr>
             </w:pPr>
+            <w:r>
+              <w:rPr>
+                <w:rFonts w:ascii="Times New Roman" w:hAnsi="Times New Roman" w:cs="Times New Roman"/>
+                <w:sz w:val="26"/>
+                <w:szCs w:val="26"/>
+              </w:rPr>
+            </w:r>
           </w:p>
         </w:tc>
         <w:tc>
@@ -5009,6 +5435,13 @@
                 <w:szCs w:val="26"/>
               </w:rPr>
             </w:pPr>
+            <w:r>
+              <w:rPr>
+                <w:rFonts w:ascii="Times New Roman" w:hAnsi="Times New Roman" w:cs="Times New Roman"/>
+                <w:sz w:val="26"/>
+                <w:szCs w:val="26"/>
+              </w:rPr>
+            </w:r>
           </w:p>
         </w:tc>
         <w:tc>
@@ -5030,6 +5463,13 @@
                 <w:szCs w:val="26"/>
               </w:rPr>
             </w:pPr>
+            <w:r>
+              <w:rPr>
+                <w:rFonts w:ascii="Times New Roman" w:hAnsi="Times New Roman" w:cs="Times New Roman"/>
+                <w:sz w:val="26"/>
+                <w:szCs w:val="26"/>
+              </w:rPr>
+            </w:r>
           </w:p>
         </w:tc>
       </w:tr>
@@ -5106,6 +5546,13 @@
                 <w:szCs w:val="26"/>
               </w:rPr>
             </w:pPr>
+            <w:r>
+              <w:rPr>
+                <w:rFonts w:ascii="Times New Roman" w:hAnsi="Times New Roman" w:cs="Times New Roman"/>
+                <w:sz w:val="26"/>
+                <w:szCs w:val="26"/>
+              </w:rPr>
+            </w:r>
           </w:p>
         </w:tc>
         <w:tc>
@@ -5127,6 +5574,13 @@
                 <w:szCs w:val="26"/>
               </w:rPr>
             </w:pPr>
+            <w:r>
+              <w:rPr>
+                <w:rFonts w:ascii="Times New Roman" w:hAnsi="Times New Roman" w:cs="Times New Roman"/>
+                <w:sz w:val="26"/>
+                <w:szCs w:val="26"/>
+              </w:rPr>
+            </w:r>
           </w:p>
         </w:tc>
         <w:tc>
@@ -5148,6 +5602,13 @@
                 <w:szCs w:val="26"/>
               </w:rPr>
             </w:pPr>
+            <w:r>
+              <w:rPr>
+                <w:rFonts w:ascii="Times New Roman" w:hAnsi="Times New Roman" w:cs="Times New Roman"/>
+                <w:sz w:val="26"/>
+                <w:szCs w:val="26"/>
+              </w:rPr>
+            </w:r>
           </w:p>
         </w:tc>
         <w:tc>
@@ -5169,6 +5630,13 @@
                 <w:szCs w:val="26"/>
               </w:rPr>
             </w:pPr>
+            <w:r>
+              <w:rPr>
+                <w:rFonts w:ascii="Times New Roman" w:hAnsi="Times New Roman" w:cs="Times New Roman"/>
+                <w:sz w:val="26"/>
+                <w:szCs w:val="26"/>
+              </w:rPr>
+            </w:r>
           </w:p>
         </w:tc>
         <w:tc>
@@ -5190,6 +5658,13 @@
                 <w:szCs w:val="26"/>
               </w:rPr>
             </w:pPr>
+            <w:r>
+              <w:rPr>
+                <w:rFonts w:ascii="Times New Roman" w:hAnsi="Times New Roman" w:cs="Times New Roman"/>
+                <w:sz w:val="26"/>
+                <w:szCs w:val="26"/>
+              </w:rPr>
+            </w:r>
           </w:p>
         </w:tc>
       </w:tr>
@@ -5324,6 +5799,8 @@
               </w:rPr>
               <w:br/>
               <w:t>Tổ trưởng</w:t>
+              <w:br/>
+              <w:t>Nguyễn Thị Ngọc</w:t>
             </w:r>
             <w:r>
               <w:rPr>
@@ -5337,6 +5814,11 @@
         </w:tc>
       </w:tr>
     </w:tbl>
+    <w:p>
+      <w:r>
+        <w:br w:type="page"/>
+      </w:r>
+    </w:p>
     <w:p>
       <w:pPr>
         <w:spacing w:after="0" w:line="240" w:lineRule="auto"/>
@@ -5348,7 +5830,6 @@
         <w:rPr>
           <w:i/>
         </w:rPr>
-        <w:lastRenderedPageBreak/>
         <w:t>Buổi…chiều…..Tuần…03…(Từ ngày…17/08/2026…đến ngày:… 21/08/2026….)</w:t>
       </w:r>
     </w:p>
@@ -5707,6 +6188,12 @@
                 <w:szCs w:val="26"/>
               </w:rPr>
             </w:pPr>
+            <w:r>
+              <w:rPr>
+                <w:rFonts w:ascii="Times New Roman" w:hAnsi="Times New Roman"/>
+                <w:sz w:val="26"/>
+              </w:rPr>
+            </w:r>
           </w:p>
         </w:tc>
         <w:tc>
@@ -5728,6 +6215,12 @@
                 <w:szCs w:val="26"/>
               </w:rPr>
             </w:pPr>
+            <w:r>
+              <w:rPr>
+                <w:rFonts w:ascii="Times New Roman" w:hAnsi="Times New Roman"/>
+                <w:sz w:val="26"/>
+              </w:rPr>
+            </w:r>
           </w:p>
         </w:tc>
         <w:tc>
@@ -5749,6 +6242,12 @@
                 <w:szCs w:val="26"/>
               </w:rPr>
             </w:pPr>
+            <w:r>
+              <w:rPr>
+                <w:rFonts w:ascii="Times New Roman" w:hAnsi="Times New Roman"/>
+                <w:sz w:val="26"/>
+              </w:rPr>
+            </w:r>
           </w:p>
         </w:tc>
         <w:tc>
@@ -5770,6 +6269,12 @@
                 <w:szCs w:val="26"/>
               </w:rPr>
             </w:pPr>
+            <w:r>
+              <w:rPr>
+                <w:rFonts w:ascii="Times New Roman" w:hAnsi="Times New Roman"/>
+                <w:sz w:val="26"/>
+              </w:rPr>
+            </w:r>
           </w:p>
         </w:tc>
         <w:tc>
@@ -5791,6 +6296,12 @@
                 <w:szCs w:val="26"/>
               </w:rPr>
             </w:pPr>
+            <w:r>
+              <w:rPr>
+                <w:rFonts w:ascii="Times New Roman" w:hAnsi="Times New Roman"/>
+                <w:sz w:val="26"/>
+              </w:rPr>
+            </w:r>
           </w:p>
         </w:tc>
       </w:tr>
@@ -5868,6 +6379,12 @@
                 <w:szCs w:val="26"/>
               </w:rPr>
             </w:pPr>
+            <w:r>
+              <w:rPr>
+                <w:rFonts w:ascii="Times New Roman" w:hAnsi="Times New Roman"/>
+                <w:sz w:val="26"/>
+              </w:rPr>
+            </w:r>
           </w:p>
         </w:tc>
         <w:tc>
@@ -5889,6 +6406,12 @@
                 <w:szCs w:val="26"/>
               </w:rPr>
             </w:pPr>
+            <w:r>
+              <w:rPr>
+                <w:rFonts w:ascii="Times New Roman" w:hAnsi="Times New Roman"/>
+                <w:sz w:val="26"/>
+              </w:rPr>
+            </w:r>
           </w:p>
         </w:tc>
         <w:tc>
@@ -5910,6 +6433,12 @@
                 <w:szCs w:val="26"/>
               </w:rPr>
             </w:pPr>
+            <w:r>
+              <w:rPr>
+                <w:rFonts w:ascii="Times New Roman" w:hAnsi="Times New Roman"/>
+                <w:sz w:val="26"/>
+              </w:rPr>
+            </w:r>
           </w:p>
         </w:tc>
         <w:tc>
@@ -5931,6 +6460,12 @@
                 <w:szCs w:val="26"/>
               </w:rPr>
             </w:pPr>
+            <w:r>
+              <w:rPr>
+                <w:rFonts w:ascii="Times New Roman" w:hAnsi="Times New Roman"/>
+                <w:sz w:val="26"/>
+              </w:rPr>
+            </w:r>
           </w:p>
         </w:tc>
         <w:tc>
@@ -5952,6 +6487,12 @@
                 <w:szCs w:val="26"/>
               </w:rPr>
             </w:pPr>
+            <w:r>
+              <w:rPr>
+                <w:rFonts w:ascii="Times New Roman" w:hAnsi="Times New Roman"/>
+                <w:sz w:val="26"/>
+              </w:rPr>
+            </w:r>
           </w:p>
         </w:tc>
       </w:tr>
@@ -6225,6 +6766,12 @@
                 <w:szCs w:val="26"/>
               </w:rPr>
             </w:pPr>
+            <w:r>
+              <w:rPr>
+                <w:rFonts w:ascii="Times New Roman" w:hAnsi="Times New Roman"/>
+                <w:sz w:val="26"/>
+              </w:rPr>
+            </w:r>
           </w:p>
         </w:tc>
         <w:tc>
@@ -6246,6 +6793,12 @@
                 <w:szCs w:val="26"/>
               </w:rPr>
             </w:pPr>
+            <w:r>
+              <w:rPr>
+                <w:rFonts w:ascii="Times New Roman" w:hAnsi="Times New Roman"/>
+                <w:sz w:val="26"/>
+              </w:rPr>
+            </w:r>
           </w:p>
         </w:tc>
         <w:tc>
@@ -6267,6 +6820,12 @@
                 <w:szCs w:val="26"/>
               </w:rPr>
             </w:pPr>
+            <w:r>
+              <w:rPr>
+                <w:rFonts w:ascii="Times New Roman" w:hAnsi="Times New Roman"/>
+                <w:sz w:val="26"/>
+              </w:rPr>
+            </w:r>
           </w:p>
         </w:tc>
         <w:tc>
@@ -6288,6 +6847,12 @@
                 <w:szCs w:val="26"/>
               </w:rPr>
             </w:pPr>
+            <w:r>
+              <w:rPr>
+                <w:rFonts w:ascii="Times New Roman" w:hAnsi="Times New Roman"/>
+                <w:sz w:val="26"/>
+              </w:rPr>
+            </w:r>
           </w:p>
         </w:tc>
         <w:tc>
@@ -6309,6 +6874,12 @@
                 <w:szCs w:val="26"/>
               </w:rPr>
             </w:pPr>
+            <w:r>
+              <w:rPr>
+                <w:rFonts w:ascii="Times New Roman" w:hAnsi="Times New Roman"/>
+                <w:sz w:val="26"/>
+              </w:rPr>
+            </w:r>
           </w:p>
         </w:tc>
       </w:tr>
@@ -6386,6 +6957,12 @@
                 <w:szCs w:val="26"/>
               </w:rPr>
             </w:pPr>
+            <w:r>
+              <w:rPr>
+                <w:rFonts w:ascii="Times New Roman" w:hAnsi="Times New Roman"/>
+                <w:sz w:val="26"/>
+              </w:rPr>
+            </w:r>
           </w:p>
         </w:tc>
         <w:tc>
@@ -6407,6 +6984,12 @@
                 <w:szCs w:val="26"/>
               </w:rPr>
             </w:pPr>
+            <w:r>
+              <w:rPr>
+                <w:rFonts w:ascii="Times New Roman" w:hAnsi="Times New Roman"/>
+                <w:sz w:val="26"/>
+              </w:rPr>
+            </w:r>
           </w:p>
         </w:tc>
         <w:tc>
@@ -6428,6 +7011,12 @@
                 <w:szCs w:val="26"/>
               </w:rPr>
             </w:pPr>
+            <w:r>
+              <w:rPr>
+                <w:rFonts w:ascii="Times New Roman" w:hAnsi="Times New Roman"/>
+                <w:sz w:val="26"/>
+              </w:rPr>
+            </w:r>
           </w:p>
         </w:tc>
         <w:tc>
@@ -6449,6 +7038,12 @@
                 <w:szCs w:val="26"/>
               </w:rPr>
             </w:pPr>
+            <w:r>
+              <w:rPr>
+                <w:rFonts w:ascii="Times New Roman" w:hAnsi="Times New Roman"/>
+                <w:sz w:val="26"/>
+              </w:rPr>
+            </w:r>
           </w:p>
         </w:tc>
         <w:tc>
@@ -6470,6 +7065,12 @@
                 <w:szCs w:val="26"/>
               </w:rPr>
             </w:pPr>
+            <w:r>
+              <w:rPr>
+                <w:rFonts w:ascii="Times New Roman" w:hAnsi="Times New Roman"/>
+                <w:sz w:val="26"/>
+              </w:rPr>
+            </w:r>
           </w:p>
         </w:tc>
       </w:tr>
@@ -6756,6 +7357,13 @@
                 <w:szCs w:val="26"/>
               </w:rPr>
             </w:pPr>
+            <w:r>
+              <w:rPr>
+                <w:rFonts w:ascii="Times New Roman" w:hAnsi="Times New Roman" w:cs="Times New Roman"/>
+                <w:sz w:val="26"/>
+                <w:szCs w:val="26"/>
+              </w:rPr>
+            </w:r>
           </w:p>
         </w:tc>
         <w:tc>
@@ -6777,6 +7385,13 @@
                 <w:szCs w:val="26"/>
               </w:rPr>
             </w:pPr>
+            <w:r>
+              <w:rPr>
+                <w:rFonts w:ascii="Times New Roman" w:hAnsi="Times New Roman" w:cs="Times New Roman"/>
+                <w:sz w:val="26"/>
+                <w:szCs w:val="26"/>
+              </w:rPr>
+            </w:r>
           </w:p>
         </w:tc>
         <w:tc>
@@ -6798,6 +7413,13 @@
                 <w:szCs w:val="26"/>
               </w:rPr>
             </w:pPr>
+            <w:r>
+              <w:rPr>
+                <w:rFonts w:ascii="Times New Roman" w:hAnsi="Times New Roman" w:cs="Times New Roman"/>
+                <w:sz w:val="26"/>
+                <w:szCs w:val="26"/>
+              </w:rPr>
+            </w:r>
           </w:p>
         </w:tc>
         <w:tc>
@@ -6819,6 +7441,13 @@
                 <w:szCs w:val="26"/>
               </w:rPr>
             </w:pPr>
+            <w:r>
+              <w:rPr>
+                <w:rFonts w:ascii="Times New Roman" w:hAnsi="Times New Roman" w:cs="Times New Roman"/>
+                <w:sz w:val="26"/>
+                <w:szCs w:val="26"/>
+              </w:rPr>
+            </w:r>
           </w:p>
         </w:tc>
         <w:tc>
@@ -6840,6 +7469,13 @@
                 <w:szCs w:val="26"/>
               </w:rPr>
             </w:pPr>
+            <w:r>
+              <w:rPr>
+                <w:rFonts w:ascii="Times New Roman" w:hAnsi="Times New Roman" w:cs="Times New Roman"/>
+                <w:sz w:val="26"/>
+                <w:szCs w:val="26"/>
+              </w:rPr>
+            </w:r>
           </w:p>
         </w:tc>
       </w:tr>
@@ -6919,6 +7555,13 @@
                 <w:szCs w:val="26"/>
               </w:rPr>
             </w:pPr>
+            <w:r>
+              <w:rPr>
+                <w:rFonts w:ascii="Times New Roman" w:hAnsi="Times New Roman" w:cs="Times New Roman"/>
+                <w:sz w:val="26"/>
+                <w:szCs w:val="26"/>
+              </w:rPr>
+            </w:r>
           </w:p>
         </w:tc>
         <w:tc>
@@ -6940,6 +7583,13 @@
                 <w:szCs w:val="26"/>
               </w:rPr>
             </w:pPr>
+            <w:r>
+              <w:rPr>
+                <w:rFonts w:ascii="Times New Roman" w:hAnsi="Times New Roman" w:cs="Times New Roman"/>
+                <w:sz w:val="26"/>
+                <w:szCs w:val="26"/>
+              </w:rPr>
+            </w:r>
           </w:p>
         </w:tc>
         <w:tc>
@@ -6961,6 +7611,13 @@
                 <w:szCs w:val="26"/>
               </w:rPr>
             </w:pPr>
+            <w:r>
+              <w:rPr>
+                <w:rFonts w:ascii="Times New Roman" w:hAnsi="Times New Roman" w:cs="Times New Roman"/>
+                <w:sz w:val="26"/>
+                <w:szCs w:val="26"/>
+              </w:rPr>
+            </w:r>
           </w:p>
         </w:tc>
         <w:tc>
@@ -6982,6 +7639,13 @@
                 <w:szCs w:val="26"/>
               </w:rPr>
             </w:pPr>
+            <w:r>
+              <w:rPr>
+                <w:rFonts w:ascii="Times New Roman" w:hAnsi="Times New Roman" w:cs="Times New Roman"/>
+                <w:sz w:val="26"/>
+                <w:szCs w:val="26"/>
+              </w:rPr>
+            </w:r>
           </w:p>
         </w:tc>
         <w:tc>
@@ -7003,6 +7667,13 @@
                 <w:szCs w:val="26"/>
               </w:rPr>
             </w:pPr>
+            <w:r>
+              <w:rPr>
+                <w:rFonts w:ascii="Times New Roman" w:hAnsi="Times New Roman" w:cs="Times New Roman"/>
+                <w:sz w:val="26"/>
+                <w:szCs w:val="26"/>
+              </w:rPr>
+            </w:r>
           </w:p>
         </w:tc>
       </w:tr>
@@ -7082,6 +7753,13 @@
                 <w:szCs w:val="26"/>
               </w:rPr>
             </w:pPr>
+            <w:r>
+              <w:rPr>
+                <w:rFonts w:ascii="Times New Roman" w:hAnsi="Times New Roman" w:cs="Times New Roman"/>
+                <w:sz w:val="26"/>
+                <w:szCs w:val="26"/>
+              </w:rPr>
+            </w:r>
           </w:p>
         </w:tc>
         <w:tc>
@@ -7103,6 +7781,13 @@
                 <w:szCs w:val="26"/>
               </w:rPr>
             </w:pPr>
+            <w:r>
+              <w:rPr>
+                <w:rFonts w:ascii="Times New Roman" w:hAnsi="Times New Roman" w:cs="Times New Roman"/>
+                <w:sz w:val="26"/>
+                <w:szCs w:val="26"/>
+              </w:rPr>
+            </w:r>
           </w:p>
         </w:tc>
         <w:tc>
@@ -7124,6 +7809,13 @@
                 <w:szCs w:val="26"/>
               </w:rPr>
             </w:pPr>
+            <w:r>
+              <w:rPr>
+                <w:rFonts w:ascii="Times New Roman" w:hAnsi="Times New Roman" w:cs="Times New Roman"/>
+                <w:sz w:val="26"/>
+                <w:szCs w:val="26"/>
+              </w:rPr>
+            </w:r>
           </w:p>
         </w:tc>
         <w:tc>
@@ -7145,6 +7837,13 @@
                 <w:szCs w:val="26"/>
               </w:rPr>
             </w:pPr>
+            <w:r>
+              <w:rPr>
+                <w:rFonts w:ascii="Times New Roman" w:hAnsi="Times New Roman" w:cs="Times New Roman"/>
+                <w:sz w:val="26"/>
+                <w:szCs w:val="26"/>
+              </w:rPr>
+            </w:r>
           </w:p>
         </w:tc>
         <w:tc>
@@ -7166,6 +7865,13 @@
                 <w:szCs w:val="26"/>
               </w:rPr>
             </w:pPr>
+            <w:r>
+              <w:rPr>
+                <w:rFonts w:ascii="Times New Roman" w:hAnsi="Times New Roman" w:cs="Times New Roman"/>
+                <w:sz w:val="26"/>
+                <w:szCs w:val="26"/>
+              </w:rPr>
+            </w:r>
           </w:p>
         </w:tc>
       </w:tr>
@@ -7245,6 +7951,12 @@
                 <w:szCs w:val="26"/>
               </w:rPr>
             </w:pPr>
+            <w:r>
+              <w:rPr>
+                <w:rFonts w:ascii="Times New Roman" w:hAnsi="Times New Roman"/>
+                <w:sz w:val="26"/>
+              </w:rPr>
+            </w:r>
           </w:p>
         </w:tc>
         <w:tc>
@@ -7266,6 +7978,12 @@
                 <w:szCs w:val="26"/>
               </w:rPr>
             </w:pPr>
+            <w:r>
+              <w:rPr>
+                <w:rFonts w:ascii="Times New Roman" w:hAnsi="Times New Roman"/>
+                <w:sz w:val="26"/>
+              </w:rPr>
+            </w:r>
           </w:p>
         </w:tc>
         <w:tc>
@@ -7287,6 +8005,12 @@
                 <w:szCs w:val="26"/>
               </w:rPr>
             </w:pPr>
+            <w:r>
+              <w:rPr>
+                <w:rFonts w:ascii="Times New Roman" w:hAnsi="Times New Roman"/>
+                <w:sz w:val="26"/>
+              </w:rPr>
+            </w:r>
           </w:p>
         </w:tc>
         <w:tc>
@@ -7308,6 +8032,12 @@
                 <w:szCs w:val="26"/>
               </w:rPr>
             </w:pPr>
+            <w:r>
+              <w:rPr>
+                <w:rFonts w:ascii="Times New Roman" w:hAnsi="Times New Roman"/>
+                <w:sz w:val="26"/>
+              </w:rPr>
+            </w:r>
           </w:p>
         </w:tc>
         <w:tc>
@@ -7329,6 +8059,12 @@
                 <w:szCs w:val="26"/>
               </w:rPr>
             </w:pPr>
+            <w:r>
+              <w:rPr>
+                <w:rFonts w:ascii="Times New Roman" w:hAnsi="Times New Roman"/>
+                <w:sz w:val="26"/>
+              </w:rPr>
+            </w:r>
           </w:p>
         </w:tc>
       </w:tr>
@@ -7412,6 +8148,12 @@
                 <w:szCs w:val="26"/>
               </w:rPr>
             </w:pPr>
+            <w:r>
+              <w:rPr>
+                <w:rFonts w:ascii="Times New Roman" w:hAnsi="Times New Roman"/>
+                <w:sz w:val="26"/>
+              </w:rPr>
+            </w:r>
           </w:p>
         </w:tc>
         <w:tc>
@@ -7433,6 +8175,12 @@
                 <w:szCs w:val="26"/>
               </w:rPr>
             </w:pPr>
+            <w:r>
+              <w:rPr>
+                <w:rFonts w:ascii="Times New Roman" w:hAnsi="Times New Roman"/>
+                <w:sz w:val="26"/>
+              </w:rPr>
+            </w:r>
           </w:p>
         </w:tc>
         <w:tc>
@@ -7454,6 +8202,12 @@
                 <w:szCs w:val="26"/>
               </w:rPr>
             </w:pPr>
+            <w:r>
+              <w:rPr>
+                <w:rFonts w:ascii="Times New Roman" w:hAnsi="Times New Roman"/>
+                <w:sz w:val="26"/>
+              </w:rPr>
+            </w:r>
           </w:p>
         </w:tc>
         <w:tc>
@@ -7475,6 +8229,12 @@
                 <w:szCs w:val="26"/>
               </w:rPr>
             </w:pPr>
+            <w:r>
+              <w:rPr>
+                <w:rFonts w:ascii="Times New Roman" w:hAnsi="Times New Roman"/>
+                <w:sz w:val="26"/>
+              </w:rPr>
+            </w:r>
           </w:p>
         </w:tc>
         <w:tc>
@@ -7496,6 +8256,12 @@
                 <w:szCs w:val="26"/>
               </w:rPr>
             </w:pPr>
+            <w:r>
+              <w:rPr>
+                <w:rFonts w:ascii="Times New Roman" w:hAnsi="Times New Roman"/>
+                <w:sz w:val="26"/>
+              </w:rPr>
+            </w:r>
           </w:p>
         </w:tc>
       </w:tr>
@@ -7575,6 +8341,12 @@
                 <w:szCs w:val="26"/>
               </w:rPr>
             </w:pPr>
+            <w:r>
+              <w:rPr>
+                <w:rFonts w:ascii="Times New Roman" w:hAnsi="Times New Roman"/>
+                <w:sz w:val="26"/>
+              </w:rPr>
+            </w:r>
           </w:p>
         </w:tc>
         <w:tc>
@@ -7596,6 +8368,12 @@
                 <w:szCs w:val="26"/>
               </w:rPr>
             </w:pPr>
+            <w:r>
+              <w:rPr>
+                <w:rFonts w:ascii="Times New Roman" w:hAnsi="Times New Roman"/>
+                <w:sz w:val="26"/>
+              </w:rPr>
+            </w:r>
           </w:p>
         </w:tc>
         <w:tc>
@@ -7617,6 +8395,12 @@
                 <w:szCs w:val="26"/>
               </w:rPr>
             </w:pPr>
+            <w:r>
+              <w:rPr>
+                <w:rFonts w:ascii="Times New Roman" w:hAnsi="Times New Roman"/>
+                <w:sz w:val="26"/>
+              </w:rPr>
+            </w:r>
           </w:p>
         </w:tc>
         <w:tc>
@@ -7638,6 +8422,12 @@
                 <w:szCs w:val="26"/>
               </w:rPr>
             </w:pPr>
+            <w:r>
+              <w:rPr>
+                <w:rFonts w:ascii="Times New Roman" w:hAnsi="Times New Roman"/>
+                <w:sz w:val="26"/>
+              </w:rPr>
+            </w:r>
           </w:p>
         </w:tc>
         <w:tc>
@@ -7659,6 +8449,12 @@
                 <w:szCs w:val="26"/>
               </w:rPr>
             </w:pPr>
+            <w:r>
+              <w:rPr>
+                <w:rFonts w:ascii="Times New Roman" w:hAnsi="Times New Roman"/>
+                <w:sz w:val="26"/>
+              </w:rPr>
+            </w:r>
           </w:p>
         </w:tc>
       </w:tr>
@@ -8144,6 +8940,12 @@
                 <w:szCs w:val="26"/>
               </w:rPr>
             </w:pPr>
+            <w:r>
+              <w:rPr>
+                <w:rFonts w:ascii="Times New Roman" w:hAnsi="Times New Roman"/>
+                <w:sz w:val="26"/>
+              </w:rPr>
+            </w:r>
           </w:p>
         </w:tc>
         <w:tc>
@@ -8165,6 +8967,12 @@
                 <w:szCs w:val="26"/>
               </w:rPr>
             </w:pPr>
+            <w:r>
+              <w:rPr>
+                <w:rFonts w:ascii="Times New Roman" w:hAnsi="Times New Roman"/>
+                <w:sz w:val="26"/>
+              </w:rPr>
+            </w:r>
           </w:p>
         </w:tc>
         <w:tc>
@@ -8186,6 +8994,12 @@
                 <w:szCs w:val="26"/>
               </w:rPr>
             </w:pPr>
+            <w:r>
+              <w:rPr>
+                <w:rFonts w:ascii="Times New Roman" w:hAnsi="Times New Roman"/>
+                <w:sz w:val="26"/>
+              </w:rPr>
+            </w:r>
           </w:p>
         </w:tc>
         <w:tc>
@@ -8207,6 +9021,12 @@
                 <w:szCs w:val="26"/>
               </w:rPr>
             </w:pPr>
+            <w:r>
+              <w:rPr>
+                <w:rFonts w:ascii="Times New Roman" w:hAnsi="Times New Roman"/>
+                <w:sz w:val="26"/>
+              </w:rPr>
+            </w:r>
           </w:p>
         </w:tc>
         <w:tc>
@@ -8228,6 +9048,12 @@
                 <w:szCs w:val="26"/>
               </w:rPr>
             </w:pPr>
+            <w:r>
+              <w:rPr>
+                <w:rFonts w:ascii="Times New Roman" w:hAnsi="Times New Roman"/>
+                <w:sz w:val="26"/>
+              </w:rPr>
+            </w:r>
           </w:p>
         </w:tc>
       </w:tr>
@@ -9123,6 +9949,12 @@
                 <w:szCs w:val="26"/>
               </w:rPr>
             </w:pPr>
+            <w:r>
+              <w:rPr>
+                <w:rFonts w:ascii="Times New Roman" w:hAnsi="Times New Roman"/>
+                <w:sz w:val="26"/>
+              </w:rPr>
+            </w:r>
           </w:p>
         </w:tc>
         <w:tc>
@@ -9144,6 +9976,12 @@
                 <w:szCs w:val="26"/>
               </w:rPr>
             </w:pPr>
+            <w:r>
+              <w:rPr>
+                <w:rFonts w:ascii="Times New Roman" w:hAnsi="Times New Roman"/>
+                <w:sz w:val="26"/>
+              </w:rPr>
+            </w:r>
           </w:p>
         </w:tc>
         <w:tc>
@@ -9165,6 +10003,12 @@
                 <w:szCs w:val="26"/>
               </w:rPr>
             </w:pPr>
+            <w:r>
+              <w:rPr>
+                <w:rFonts w:ascii="Times New Roman" w:hAnsi="Times New Roman"/>
+                <w:sz w:val="26"/>
+              </w:rPr>
+            </w:r>
           </w:p>
         </w:tc>
         <w:tc>
@@ -9186,6 +10030,12 @@
                 <w:szCs w:val="26"/>
               </w:rPr>
             </w:pPr>
+            <w:r>
+              <w:rPr>
+                <w:rFonts w:ascii="Times New Roman" w:hAnsi="Times New Roman"/>
+                <w:sz w:val="26"/>
+              </w:rPr>
+            </w:r>
           </w:p>
         </w:tc>
         <w:tc>
@@ -9207,6 +10057,12 @@
                 <w:szCs w:val="26"/>
               </w:rPr>
             </w:pPr>
+            <w:r>
+              <w:rPr>
+                <w:rFonts w:ascii="Times New Roman" w:hAnsi="Times New Roman"/>
+                <w:sz w:val="26"/>
+              </w:rPr>
+            </w:r>
           </w:p>
         </w:tc>
       </w:tr>
@@ -9290,6 +10146,13 @@
                 <w:szCs w:val="26"/>
               </w:rPr>
             </w:pPr>
+            <w:r>
+              <w:rPr>
+                <w:rFonts w:ascii="Times New Roman" w:hAnsi="Times New Roman" w:cs="Times New Roman"/>
+                <w:sz w:val="26"/>
+                <w:szCs w:val="26"/>
+              </w:rPr>
+            </w:r>
           </w:p>
         </w:tc>
         <w:tc>
@@ -9311,6 +10174,13 @@
                 <w:szCs w:val="26"/>
               </w:rPr>
             </w:pPr>
+            <w:r>
+              <w:rPr>
+                <w:rFonts w:ascii="Times New Roman" w:hAnsi="Times New Roman" w:cs="Times New Roman"/>
+                <w:sz w:val="26"/>
+                <w:szCs w:val="26"/>
+              </w:rPr>
+            </w:r>
           </w:p>
         </w:tc>
         <w:tc>
@@ -9332,6 +10202,13 @@
                 <w:szCs w:val="26"/>
               </w:rPr>
             </w:pPr>
+            <w:r>
+              <w:rPr>
+                <w:rFonts w:ascii="Times New Roman" w:hAnsi="Times New Roman" w:cs="Times New Roman"/>
+                <w:sz w:val="26"/>
+                <w:szCs w:val="26"/>
+              </w:rPr>
+            </w:r>
           </w:p>
         </w:tc>
         <w:tc>
@@ -9353,6 +10230,13 @@
                 <w:szCs w:val="26"/>
               </w:rPr>
             </w:pPr>
+            <w:r>
+              <w:rPr>
+                <w:rFonts w:ascii="Times New Roman" w:hAnsi="Times New Roman" w:cs="Times New Roman"/>
+                <w:sz w:val="26"/>
+                <w:szCs w:val="26"/>
+              </w:rPr>
+            </w:r>
           </w:p>
         </w:tc>
         <w:tc>
@@ -9374,6 +10258,13 @@
                 <w:szCs w:val="26"/>
               </w:rPr>
             </w:pPr>
+            <w:r>
+              <w:rPr>
+                <w:rFonts w:ascii="Times New Roman" w:hAnsi="Times New Roman" w:cs="Times New Roman"/>
+                <w:sz w:val="26"/>
+                <w:szCs w:val="26"/>
+              </w:rPr>
+            </w:r>
           </w:p>
         </w:tc>
       </w:tr>
@@ -9450,6 +10341,13 @@
                 <w:szCs w:val="26"/>
               </w:rPr>
             </w:pPr>
+            <w:r>
+              <w:rPr>
+                <w:rFonts w:ascii="Times New Roman" w:hAnsi="Times New Roman" w:cs="Times New Roman"/>
+                <w:sz w:val="26"/>
+                <w:szCs w:val="26"/>
+              </w:rPr>
+            </w:r>
           </w:p>
         </w:tc>
         <w:tc>
@@ -9471,6 +10369,13 @@
                 <w:szCs w:val="26"/>
               </w:rPr>
             </w:pPr>
+            <w:r>
+              <w:rPr>
+                <w:rFonts w:ascii="Times New Roman" w:hAnsi="Times New Roman" w:cs="Times New Roman"/>
+                <w:sz w:val="26"/>
+                <w:szCs w:val="26"/>
+              </w:rPr>
+            </w:r>
           </w:p>
         </w:tc>
         <w:tc>
@@ -9492,6 +10397,13 @@
                 <w:szCs w:val="26"/>
               </w:rPr>
             </w:pPr>
+            <w:r>
+              <w:rPr>
+                <w:rFonts w:ascii="Times New Roman" w:hAnsi="Times New Roman" w:cs="Times New Roman"/>
+                <w:sz w:val="26"/>
+                <w:szCs w:val="26"/>
+              </w:rPr>
+            </w:r>
           </w:p>
         </w:tc>
         <w:tc>
@@ -9513,6 +10425,13 @@
                 <w:szCs w:val="26"/>
               </w:rPr>
             </w:pPr>
+            <w:r>
+              <w:rPr>
+                <w:rFonts w:ascii="Times New Roman" w:hAnsi="Times New Roman" w:cs="Times New Roman"/>
+                <w:sz w:val="26"/>
+                <w:szCs w:val="26"/>
+              </w:rPr>
+            </w:r>
           </w:p>
         </w:tc>
         <w:tc>
@@ -9534,6 +10453,13 @@
                 <w:szCs w:val="26"/>
               </w:rPr>
             </w:pPr>
+            <w:r>
+              <w:rPr>
+                <w:rFonts w:ascii="Times New Roman" w:hAnsi="Times New Roman" w:cs="Times New Roman"/>
+                <w:sz w:val="26"/>
+                <w:szCs w:val="26"/>
+              </w:rPr>
+            </w:r>
           </w:p>
         </w:tc>
       </w:tr>
@@ -9616,7 +10542,6 @@
                 <w:sz w:val="26"/>
                 <w:szCs w:val="26"/>
               </w:rPr>
-              <w:t>2</w:t>
             </w:r>
           </w:p>
         </w:tc>
@@ -9645,7 +10570,6 @@
                 <w:sz w:val="26"/>
                 <w:szCs w:val="26"/>
               </w:rPr>
-              <w:t>Robotics</w:t>
             </w:r>
           </w:p>
         </w:tc>
@@ -9674,7 +10598,6 @@
                 <w:sz w:val="26"/>
                 <w:szCs w:val="26"/>
               </w:rPr>
-              <w:t>4C1</w:t>
             </w:r>
           </w:p>
         </w:tc>
@@ -9703,7 +10626,6 @@
                 <w:sz w:val="26"/>
                 <w:szCs w:val="26"/>
               </w:rPr>
-              <w:t>Bài 2. Hàm răng trắng sáng</w:t>
             </w:r>
           </w:p>
         </w:tc>
@@ -9732,7 +10654,6 @@
                 <w:sz w:val="26"/>
                 <w:szCs w:val="26"/>
               </w:rPr>
-              <w:t>Bộ Kit Robotics</w:t>
             </w:r>
           </w:p>
         </w:tc>
@@ -9810,6 +10731,12 @@
                 <w:szCs w:val="26"/>
               </w:rPr>
             </w:pPr>
+            <w:r>
+              <w:rPr>
+                <w:rFonts w:ascii="Times New Roman" w:hAnsi="Times New Roman"/>
+                <w:sz w:val="26"/>
+              </w:rPr>
+            </w:r>
           </w:p>
         </w:tc>
         <w:tc>
@@ -9831,6 +10758,12 @@
                 <w:szCs w:val="26"/>
               </w:rPr>
             </w:pPr>
+            <w:r>
+              <w:rPr>
+                <w:rFonts w:ascii="Times New Roman" w:hAnsi="Times New Roman"/>
+                <w:sz w:val="26"/>
+              </w:rPr>
+            </w:r>
           </w:p>
         </w:tc>
         <w:tc>
@@ -9852,6 +10785,12 @@
                 <w:szCs w:val="26"/>
               </w:rPr>
             </w:pPr>
+            <w:r>
+              <w:rPr>
+                <w:rFonts w:ascii="Times New Roman" w:hAnsi="Times New Roman"/>
+                <w:sz w:val="26"/>
+              </w:rPr>
+            </w:r>
           </w:p>
         </w:tc>
         <w:tc>
@@ -9873,6 +10812,12 @@
                 <w:szCs w:val="26"/>
               </w:rPr>
             </w:pPr>
+            <w:r>
+              <w:rPr>
+                <w:rFonts w:ascii="Times New Roman" w:hAnsi="Times New Roman"/>
+                <w:sz w:val="26"/>
+              </w:rPr>
+            </w:r>
           </w:p>
         </w:tc>
         <w:tc>
@@ -9894,6 +10839,12 @@
                 <w:szCs w:val="26"/>
               </w:rPr>
             </w:pPr>
+            <w:r>
+              <w:rPr>
+                <w:rFonts w:ascii="Times New Roman" w:hAnsi="Times New Roman"/>
+                <w:sz w:val="26"/>
+              </w:rPr>
+            </w:r>
           </w:p>
         </w:tc>
       </w:tr>
@@ -9970,6 +10921,12 @@
                 <w:szCs w:val="26"/>
               </w:rPr>
             </w:pPr>
+            <w:r>
+              <w:rPr>
+                <w:rFonts w:ascii="Times New Roman" w:hAnsi="Times New Roman"/>
+                <w:sz w:val="26"/>
+              </w:rPr>
+            </w:r>
           </w:p>
         </w:tc>
         <w:tc>
@@ -9991,6 +10948,12 @@
                 <w:szCs w:val="26"/>
               </w:rPr>
             </w:pPr>
+            <w:r>
+              <w:rPr>
+                <w:rFonts w:ascii="Times New Roman" w:hAnsi="Times New Roman"/>
+                <w:sz w:val="26"/>
+              </w:rPr>
+            </w:r>
           </w:p>
         </w:tc>
         <w:tc>
@@ -10012,6 +10975,12 @@
                 <w:szCs w:val="26"/>
               </w:rPr>
             </w:pPr>
+            <w:r>
+              <w:rPr>
+                <w:rFonts w:ascii="Times New Roman" w:hAnsi="Times New Roman"/>
+                <w:sz w:val="26"/>
+              </w:rPr>
+            </w:r>
           </w:p>
         </w:tc>
         <w:tc>
@@ -10033,6 +11002,12 @@
                 <w:szCs w:val="26"/>
               </w:rPr>
             </w:pPr>
+            <w:r>
+              <w:rPr>
+                <w:rFonts w:ascii="Times New Roman" w:hAnsi="Times New Roman"/>
+                <w:sz w:val="26"/>
+              </w:rPr>
+            </w:r>
           </w:p>
         </w:tc>
         <w:tc>
@@ -10054,6 +11029,12 @@
                 <w:szCs w:val="26"/>
               </w:rPr>
             </w:pPr>
+            <w:r>
+              <w:rPr>
+                <w:rFonts w:ascii="Times New Roman" w:hAnsi="Times New Roman"/>
+                <w:sz w:val="26"/>
+              </w:rPr>
+            </w:r>
           </w:p>
         </w:tc>
       </w:tr>
@@ -10154,26 +11135,20 @@
                 <w:sz w:val="26"/>
                 <w:szCs w:val="26"/>
               </w:rPr>
-              <w:br/>
-              <w:t>…………………………………………………………………</w:t>
-            </w:r>
-            <w:r>
-              <w:rPr>
-                <w:rFonts w:ascii="Times New Roman" w:hAnsi="Times New Roman" w:cs="Times New Roman"/>
-                <w:sz w:val="26"/>
-                <w:szCs w:val="26"/>
-              </w:rPr>
-              <w:br/>
-              <w:t>…………………………………………………………………</w:t>
-            </w:r>
-            <w:r>
-              <w:rPr>
-                <w:rFonts w:ascii="Times New Roman" w:hAnsi="Times New Roman" w:cs="Times New Roman"/>
-                <w:sz w:val="26"/>
-                <w:szCs w:val="26"/>
-              </w:rPr>
-              <w:br/>
-              <w:t>…………………………………………………………………</w:t>
+            </w:r>
+            <w:r>
+              <w:rPr>
+                <w:rFonts w:ascii="Times New Roman" w:hAnsi="Times New Roman" w:cs="Times New Roman"/>
+                <w:sz w:val="26"/>
+                <w:szCs w:val="26"/>
+              </w:rPr>
+            </w:r>
+            <w:r>
+              <w:rPr>
+                <w:rFonts w:ascii="Times New Roman" w:hAnsi="Times New Roman" w:cs="Times New Roman"/>
+                <w:sz w:val="26"/>
+                <w:szCs w:val="26"/>
+              </w:rPr>
             </w:r>
           </w:p>
         </w:tc>
@@ -10206,6 +11181,8 @@
               </w:rPr>
               <w:br/>
               <w:t>Tổ trưởng</w:t>
+              <w:br/>
+              <w:t>Nguyễn Thị Ngọc</w:t>
             </w:r>
             <w:r>
               <w:rPr>
@@ -10243,7 +11220,6 @@
           <w:color w:val="000000"/>
           <w:szCs w:val="28"/>
         </w:rPr>
-        <w:lastRenderedPageBreak/>
         <w:t>Nhận xét của BGH hoặc tổ trưởng chuyên môn về tiến độ thực hiện chương trình</w:t>
       </w:r>
     </w:p>

--- a/Hệ thống mẫu văn bản/Nguyên đã làm/Lịch báo giảng/Lịch báo giảng - Tuần 03 (TTH+TH).docx
+++ b/Hệ thống mẫu văn bản/Nguyên đã làm/Lịch báo giảng/Lịch báo giảng - Tuần 03 (TTH+TH).docx
@@ -2,420 +2,6 @@
 <file path=word/document.xml><?xml version="1.0" encoding="utf-8"?>
 <w:document xmlns:wpc="http://schemas.microsoft.com/office/word/2010/wordprocessingCanvas" xmlns:cx="http://schemas.microsoft.com/office/drawing/2014/chartex" xmlns:cx1="http://schemas.microsoft.com/office/drawing/2015/9/8/chartex" xmlns:cx2="http://schemas.microsoft.com/office/drawing/2015/10/21/chartex" xmlns:cx3="http://schemas.microsoft.com/office/drawing/2016/5/9/chartex" xmlns:cx4="http://schemas.microsoft.com/office/drawing/2016/5/10/chartex" xmlns:cx5="http://schemas.microsoft.com/office/drawing/2016/5/11/chartex" xmlns:cx6="http://schemas.microsoft.com/office/drawing/2016/5/12/chartex" xmlns:cx7="http://schemas.microsoft.com/office/drawing/2016/5/13/chartex" xmlns:cx8="http://schemas.microsoft.com/office/drawing/2016/5/14/chartex" xmlns:mc="http://schemas.openxmlformats.org/markup-compatibility/2006" xmlns:aink="http://schemas.microsoft.com/office/drawing/2016/ink" xmlns:am3d="http://schemas.microsoft.com/office/drawing/2017/model3d" xmlns:o="urn:schemas-microsoft-com:office:office" xmlns:oel="http://schemas.microsoft.com/office/2019/extlst" xmlns:r="http://schemas.openxmlformats.org/officeDocument/2006/relationships" xmlns:m="http://schemas.openxmlformats.org/officeDocument/2006/math" xmlns:v="urn:schemas-microsoft-com:vml" xmlns:wp14="http://schemas.microsoft.com/office/word/2010/wordprocessingDrawing" xmlns:wp="http://schemas.openxmlformats.org/drawingml/2006/wordprocessingDrawing" xmlns:w10="urn:schemas-microsoft-com:office:word" xmlns:w="http://schemas.openxmlformats.org/wordprocessingml/2006/main" xmlns:w14="http://schemas.microsoft.com/office/word/2010/wordml" xmlns:w15="http://schemas.microsoft.com/office/word/2012/wordml" xmlns:w16cei="http://schemas.microsoft.com/office/word/2026/wordml/cei" xmlns:w16cex="http://schemas.microsoft.com/office/word/2018/wordml/cex" xmlns:w16cid="http://schemas.microsoft.com/office/word/2016/wordml/cid" xmlns:w16="http://schemas.microsoft.com/office/word/2018/wordml" xmlns:w16du="http://schemas.microsoft.com/office/word/2023/wordml/word16du" xmlns:w16sdtdh="http://schemas.microsoft.com/office/word/2020/wordml/sdtdatahash" xmlns:w16sdtfl="http://schemas.microsoft.com/office/word/2024/wordml/sdtformatlock" xmlns:w16se="http://schemas.microsoft.com/office/word/2015/wordml/symex" xmlns:wpg="http://schemas.microsoft.com/office/word/2010/wordprocessingGroup" xmlns:wpi="http://schemas.microsoft.com/office/word/2010/wordprocessingInk" xmlns:wne="http://schemas.microsoft.com/office/word/2006/wordml" xmlns:wps="http://schemas.microsoft.com/office/word/2010/wordprocessingShape" mc:Ignorable="w14 w15 w16se w16cid w16 w16cex w16sdtdh w16sdtfl w16du wp14">
   <w:body>
-    <w:tbl>
-      <w:tblPr>
-        <w:tblStyle w:val="TableGrid"/>
-        <w:tblW w:w="0" w:type="auto"/>
-        <w:tblInd w:w="279" w:type="dxa"/>
-        <w:tblBorders>
-          <w:top w:val="single" w:sz="4" w:space="0" w:color="000000"/>
-          <w:left w:val="single" w:sz="4" w:space="0" w:color="000000"/>
-          <w:bottom w:val="single" w:sz="4" w:space="0" w:color="000000"/>
-          <w:right w:val="single" w:sz="4" w:space="0" w:color="000000"/>
-          <w:insideH w:val="single" w:sz="4" w:space="0" w:color="000000"/>
-          <w:insideV w:val="single" w:sz="4" w:space="0" w:color="000000"/>
-        </w:tblBorders>
-        <w:tblLook w:val="04A0" w:firstRow="1" w:lastRow="0" w:firstColumn="1" w:lastColumn="0" w:noHBand="0" w:noVBand="1"/>
-      </w:tblPr>
-      <w:tblGrid>
-        <w:gridCol w:w="9072"/>
-      </w:tblGrid>
-      <w:tr>
-        <w:trPr>
-          <w:trHeight w:val="13555"/>
-        </w:trPr>
-        <w:tc>
-          <w:tcPr>
-            <w:tcW w:w="9072" w:type="dxa"/>
-          </w:tcPr>
-          <w:p>
-            <w:pPr>
-              <w:jc w:val="center"/>
-              <w:rPr>
-                <w:rFonts w:ascii="Times New Roman" w:hAnsi="Times New Roman" w:cs="Times New Roman"/>
-                <w:sz w:val="26"/>
-                <w:szCs w:val="26"/>
-              </w:rPr>
-            </w:pPr>
-            <w:r>
-              <w:rPr>
-                <w:rFonts w:ascii="Times New Roman" w:hAnsi="Times New Roman" w:cs="Times New Roman"/>
-                <w:sz w:val="26"/>
-                <w:szCs w:val="26"/>
-              </w:rPr>
-              <w:t>Họ và tên giáo viên: Đậu Đình Nguyên</w:t>
-            </w:r>
-            <w:r>
-              <w:rPr>
-                <w:rFonts w:ascii="Times New Roman" w:hAnsi="Times New Roman" w:cs="Times New Roman"/>
-                <w:sz w:val="26"/>
-                <w:szCs w:val="26"/>
-              </w:rPr>
-              <w:br/>
-              <w:t xml:space="preserve">Ngày/tháng/năm sinh: 20/03/2004             </w:t>
-            </w:r>
-            <w:r>
-              <w:rPr>
-                <w:rFonts w:ascii="Times New Roman" w:hAnsi="Times New Roman" w:cs="Times New Roman"/>
-                <w:sz w:val="26"/>
-                <w:szCs w:val="26"/>
-              </w:rPr>
-              <w:br/>
-              <w:t xml:space="preserve">Ngày/tháng/năm vào ngành:   </w:t>
-            </w:r>
-            <w:r>
-              <w:rPr>
-                <w:rFonts w:ascii="Times New Roman" w:hAnsi="Times New Roman" w:cs="Times New Roman"/>
-                <w:sz w:val="26"/>
-                <w:szCs w:val="26"/>
-              </w:rPr>
-              <w:br/>
-              <w:t xml:space="preserve">Hệ đào tạo: Sư phạm Tin học(dạy Tin bằng Tiếng Anh)                             </w:t>
-            </w:r>
-            <w:r>
-              <w:rPr>
-                <w:rFonts w:ascii="Times New Roman" w:hAnsi="Times New Roman" w:cs="Times New Roman"/>
-                <w:sz w:val="26"/>
-                <w:szCs w:val="26"/>
-              </w:rPr>
-              <w:br/>
-              <w:t>Chức vụ hiện nay: Giáo viên Tin học</w:t>
-            </w:r>
-            <w:r>
-              <w:rPr>
-                <w:rFonts w:ascii="Times New Roman" w:hAnsi="Times New Roman" w:cs="Times New Roman"/>
-                <w:sz w:val="26"/>
-                <w:szCs w:val="26"/>
-              </w:rPr>
-              <w:br/>
-            </w:r>
-            <w:r>
-              <w:rPr>
-                <w:rFonts w:ascii="Times New Roman" w:hAnsi="Times New Roman" w:cs="Times New Roman"/>
-                <w:sz w:val="26"/>
-                <w:szCs w:val="26"/>
-              </w:rPr>
-              <w:br/>
-            </w:r>
-            <w:r>
-              <w:rPr>
-                <w:rFonts w:ascii="Times New Roman" w:hAnsi="Times New Roman" w:cs="Times New Roman"/>
-                <w:sz w:val="26"/>
-                <w:szCs w:val="26"/>
-              </w:rPr>
-              <w:br/>
-            </w:r>
-          </w:p>
-          <w:p>
-            <w:pPr>
-              <w:jc w:val="center"/>
-              <w:rPr>
-                <w:rFonts w:ascii="Times New Roman" w:hAnsi="Times New Roman" w:cs="Times New Roman"/>
-              </w:rPr>
-            </w:pPr>
-            <w:r>
-              <w:rPr>
-                <w:rFonts w:ascii="Times New Roman" w:hAnsi="Times New Roman" w:cs="Times New Roman"/>
-              </w:rPr>
-              <w:br/>
-            </w:r>
-            <w:r>
-              <w:rPr>
-                <w:rFonts w:ascii="Times New Roman" w:hAnsi="Times New Roman" w:cs="Times New Roman"/>
-                <w:b/>
-                <w:bCs/>
-                <w:sz w:val="40"/>
-                <w:szCs w:val="40"/>
-              </w:rPr>
-              <w:t>CÔNG TÁC GIẢNG DẠY</w:t>
-            </w:r>
-            <w:r>
-              <w:rPr>
-                <w:rFonts w:ascii="Times New Roman" w:hAnsi="Times New Roman" w:cs="Times New Roman"/>
-                <w:b/>
-                <w:bCs/>
-                <w:sz w:val="40"/>
-                <w:szCs w:val="40"/>
-              </w:rPr>
-              <w:br/>
-            </w:r>
-            <w:r>
-              <w:rPr>
-                <w:rFonts w:ascii="Times New Roman" w:hAnsi="Times New Roman" w:cs="Times New Roman"/>
-                <w:sz w:val="26"/>
-                <w:szCs w:val="26"/>
-              </w:rPr>
-              <w:t>Lớp: Tiền tiểu học, Lớp 1, 2, 3, 4, 5, 6, 7, 8</w:t>
-            </w:r>
-            <w:r>
-              <w:rPr>
-                <w:rFonts w:ascii="Times New Roman" w:hAnsi="Times New Roman" w:cs="Times New Roman"/>
-              </w:rPr>
-              <w:br/>
-            </w:r>
-            <w:r>
-              <w:rPr>
-                <w:rFonts w:ascii="Times New Roman" w:hAnsi="Times New Roman" w:cs="Times New Roman"/>
-              </w:rPr>
-              <w:br/>
-            </w:r>
-          </w:p>
-          <w:p>
-            <w:pPr>
-              <w:jc w:val="center"/>
-              <w:rPr>
-                <w:rFonts w:ascii="Times New Roman" w:hAnsi="Times New Roman" w:cs="Times New Roman"/>
-              </w:rPr>
-            </w:pPr>
-          </w:p>
-          <w:p>
-            <w:pPr>
-              <w:jc w:val="center"/>
-              <w:rPr>
-                <w:rFonts w:ascii="Times New Roman" w:hAnsi="Times New Roman" w:cs="Times New Roman"/>
-              </w:rPr>
-            </w:pPr>
-          </w:p>
-          <w:p>
-            <w:pPr>
-              <w:jc w:val="center"/>
-              <w:rPr>
-                <w:rFonts w:ascii="Times New Roman" w:hAnsi="Times New Roman" w:cs="Times New Roman"/>
-              </w:rPr>
-            </w:pPr>
-            <w:r>
-              <w:rPr>
-                <w:rFonts w:ascii="Times New Roman" w:hAnsi="Times New Roman" w:cs="Times New Roman"/>
-              </w:rPr>
-              <w:br/>
-            </w:r>
-            <w:r>
-              <w:rPr>
-                <w:rFonts w:ascii="Times New Roman" w:hAnsi="Times New Roman" w:cs="Times New Roman"/>
-                <w:b/>
-                <w:bCs/>
-                <w:sz w:val="40"/>
-                <w:szCs w:val="40"/>
-              </w:rPr>
-              <w:t>CÔNG TÁC KHÁC</w:t>
-            </w:r>
-            <w:r>
-              <w:rPr>
-                <w:rFonts w:ascii="Times New Roman" w:hAnsi="Times New Roman" w:cs="Times New Roman"/>
-              </w:rPr>
-              <w:br/>
-            </w:r>
-            <w:r>
-              <w:rPr>
-                <w:rFonts w:ascii="Times New Roman" w:hAnsi="Times New Roman" w:cs="Times New Roman"/>
-                <w:sz w:val="26"/>
-                <w:szCs w:val="26"/>
-              </w:rPr>
-              <w:t xml:space="preserve">- Công tác chủ nhiệm </w:t>
-            </w:r>
-            <w:r>
-              <w:rPr>
-                <w:rFonts w:ascii="Times New Roman" w:hAnsi="Times New Roman" w:cs="Times New Roman"/>
-                <w:sz w:val="26"/>
-                <w:szCs w:val="26"/>
-              </w:rPr>
-              <w:br/>
-              <w:t>- Công tác bán trú</w:t>
-            </w:r>
-            <w:r>
-              <w:rPr>
-                <w:rFonts w:ascii="Times New Roman" w:hAnsi="Times New Roman" w:cs="Times New Roman"/>
-                <w:sz w:val="26"/>
-                <w:szCs w:val="26"/>
-              </w:rPr>
-              <w:br/>
-              <w:t>- Hoạt động sự kiện của lớp trong năm</w:t>
-            </w:r>
-            <w:r>
-              <w:rPr>
-                <w:rFonts w:ascii="Times New Roman" w:hAnsi="Times New Roman" w:cs="Times New Roman"/>
-                <w:sz w:val="26"/>
-                <w:szCs w:val="26"/>
-              </w:rPr>
-              <w:br/>
-            </w:r>
-            <w:r>
-              <w:rPr>
-                <w:rFonts w:ascii="Times New Roman" w:hAnsi="Times New Roman" w:cs="Times New Roman"/>
-                <w:sz w:val="26"/>
-                <w:szCs w:val="26"/>
-              </w:rPr>
-              <w:br/>
-            </w:r>
-            <w:r>
-              <w:rPr>
-                <w:rFonts w:ascii="Times New Roman" w:hAnsi="Times New Roman" w:cs="Times New Roman"/>
-                <w:sz w:val="26"/>
-                <w:szCs w:val="26"/>
-              </w:rPr>
-              <w:br/>
-            </w:r>
-            <w:r>
-              <w:rPr>
-                <w:rFonts w:ascii="Times New Roman" w:hAnsi="Times New Roman" w:cs="Times New Roman"/>
-                <w:sz w:val="26"/>
-                <w:szCs w:val="26"/>
-              </w:rPr>
-              <w:br/>
-              <w:t xml:space="preserve">         </w:t>
-            </w:r>
-            <w:r>
-              <w:rPr>
-                <w:rFonts w:ascii="Times New Roman" w:hAnsi="Times New Roman" w:cs="Times New Roman"/>
-                <w:sz w:val="26"/>
-                <w:szCs w:val="26"/>
-              </w:rPr>
-              <w:br/>
-            </w:r>
-            <w:r>
-              <w:rPr>
-                <w:rFonts w:ascii="Times New Roman" w:hAnsi="Times New Roman" w:cs="Times New Roman"/>
-                <w:sz w:val="26"/>
-                <w:szCs w:val="26"/>
-              </w:rPr>
-              <w:br/>
-            </w:r>
-            <w:r>
-              <w:rPr>
-                <w:rFonts w:ascii="Times New Roman" w:hAnsi="Times New Roman" w:cs="Times New Roman"/>
-                <w:sz w:val="26"/>
-                <w:szCs w:val="26"/>
-              </w:rPr>
-              <w:br/>
-            </w:r>
-            <w:r>
-              <w:rPr>
-                <w:rFonts w:ascii="Times New Roman" w:hAnsi="Times New Roman" w:cs="Times New Roman"/>
-                <w:sz w:val="26"/>
-                <w:szCs w:val="26"/>
-              </w:rPr>
-              <w:br/>
-            </w:r>
-            <w:r>
-              <w:rPr>
-                <w:rFonts w:ascii="Times New Roman" w:hAnsi="Times New Roman" w:cs="Times New Roman"/>
-                <w:sz w:val="26"/>
-                <w:szCs w:val="26"/>
-              </w:rPr>
-              <w:br/>
-            </w:r>
-            <w:r>
-              <w:rPr>
-                <w:rFonts w:ascii="Times New Roman" w:hAnsi="Times New Roman" w:cs="Times New Roman"/>
-                <w:sz w:val="26"/>
-                <w:szCs w:val="26"/>
-              </w:rPr>
-              <w:br/>
-              <w:t xml:space="preserve">                                                           </w:t>
-            </w:r>
-            <w:r>
-              <w:rPr>
-                <w:rFonts w:ascii="Times New Roman" w:hAnsi="Times New Roman" w:cs="Times New Roman"/>
-                <w:sz w:val="26"/>
-                <w:szCs w:val="26"/>
-              </w:rPr>
-              <w:br/>
-              <w:t xml:space="preserve"> </w:t>
-            </w:r>
-            <w:r>
-              <w:rPr>
-                <w:rFonts w:ascii="Times New Roman" w:hAnsi="Times New Roman" w:cs="Times New Roman"/>
-                <w:sz w:val="26"/>
-                <w:szCs w:val="26"/>
-              </w:rPr>
-              <w:t xml:space="preserve">                                                                 </w:t>
-            </w:r>
-            <w:r>
-              <w:rPr>
-                <w:rFonts w:ascii="Times New Roman" w:hAnsi="Times New Roman" w:cs="Times New Roman"/>
-                <w:sz w:val="26"/>
-                <w:szCs w:val="26"/>
-              </w:rPr>
-              <w:t xml:space="preserve"> Hà Nội, ngày..... tháng..... năm </w:t>
-            </w:r>
-            <w:r>
-              <w:rPr>
-                <w:rFonts w:ascii="Times New Roman" w:hAnsi="Times New Roman" w:cs="Times New Roman"/>
-                <w:sz w:val="26"/>
-                <w:szCs w:val="26"/>
-              </w:rPr>
-              <w:t>2026</w:t>
-            </w:r>
-            <w:r>
-              <w:rPr>
-                <w:rFonts w:ascii="Times New Roman" w:hAnsi="Times New Roman" w:cs="Times New Roman"/>
-                <w:sz w:val="26"/>
-                <w:szCs w:val="26"/>
-              </w:rPr>
-              <w:br/>
-              <w:t xml:space="preserve">                                                                           Hiệu trưởng</w:t>
-            </w:r>
-            <w:r>
-              <w:rPr>
-                <w:rFonts w:ascii="Times New Roman" w:hAnsi="Times New Roman" w:cs="Times New Roman"/>
-                <w:sz w:val="26"/>
-                <w:szCs w:val="26"/>
-              </w:rPr>
-              <w:br/>
-              <w:t xml:space="preserve">                                                                         (ký tên, đóng dấu)</w:t>
-            </w:r>
-            <w:r>
-              <w:rPr>
-                <w:rFonts w:ascii="Times New Roman" w:hAnsi="Times New Roman" w:cs="Times New Roman"/>
-                <w:sz w:val="26"/>
-                <w:szCs w:val="26"/>
-              </w:rPr>
-              <w:br/>
-            </w:r>
-            <w:r>
-              <w:rPr>
-                <w:rFonts w:ascii="Times New Roman" w:hAnsi="Times New Roman" w:cs="Times New Roman"/>
-              </w:rPr>
-              <w:br/>
-            </w:r>
-            <w:r>
-              <w:rPr>
-                <w:rFonts w:ascii="Times New Roman" w:hAnsi="Times New Roman" w:cs="Times New Roman"/>
-              </w:rPr>
-              <w:br/>
-            </w:r>
-            <w:r>
-              <w:rPr>
-                <w:rFonts w:ascii="Times New Roman" w:hAnsi="Times New Roman" w:cs="Times New Roman"/>
-              </w:rPr>
-              <w:br/>
-            </w:r>
-            <w:r>
-              <w:rPr>
-                <w:rFonts w:ascii="Times New Roman" w:hAnsi="Times New Roman" w:cs="Times New Roman"/>
-              </w:rPr>
-              <w:br/>
-            </w:r>
-            <w:r>
-              <w:rPr>
-                <w:rFonts w:ascii="Times New Roman" w:hAnsi="Times New Roman" w:cs="Times New Roman"/>
-              </w:rPr>
-              <w:br/>
-            </w:r>
-          </w:p>
-        </w:tc>
-      </w:tr>
-    </w:tbl>
-    <w:p>
-      <w:pPr>
-        <w:spacing w:after="0" w:line="240" w:lineRule="auto"/>
-        <w:rPr>
-          <w:color w:val="000000"/>
-          <w:sz w:val="32"/>
-          <w:szCs w:val="32"/>
-        </w:rPr>
-      </w:pPr>
-    </w:p>
     <w:p>
       <w:pPr>
         <w:spacing w:after="0"/>
@@ -3460,7 +3046,7 @@
                 <w:sz w:val="26"/>
                 <w:szCs w:val="26"/>
               </w:rPr>
-              <w:t>Bài 2: Xử lí thông tin</w:t>
+              <w:t>Bài 1: Thông tin và quyết định (Tiết 2)</w:t>
             </w:r>
           </w:p>
         </w:tc>
@@ -4799,7 +4385,7 @@
                 <w:rFonts w:ascii="Times New Roman" w:hAnsi="Times New Roman"/>
                 <w:sz w:val="26"/>
               </w:rPr>
-              <w:t>Robotics</w:t>
+              <w:t>Tin học</w:t>
             </w:r>
           </w:p>
         </w:tc>
@@ -4827,7 +4413,7 @@
                 <w:rFonts w:ascii="Times New Roman" w:hAnsi="Times New Roman"/>
                 <w:sz w:val="26"/>
               </w:rPr>
-              <w:t>3C1</w:t>
+              <w:t>2A1</w:t>
             </w:r>
           </w:p>
         </w:tc>
@@ -4855,7 +4441,7 @@
                 <w:rFonts w:ascii="Times New Roman" w:hAnsi="Times New Roman"/>
                 <w:sz w:val="26"/>
               </w:rPr>
-              <w:t>Bài 2. Hàm răng trắng sáng</w:t>
+              <w:t>Ôn và nâng cấp kỹ năng chuột</w:t>
             </w:r>
           </w:p>
         </w:tc>
@@ -4883,7 +4469,7 @@
                 <w:rFonts w:ascii="Times New Roman" w:hAnsi="Times New Roman"/>
                 <w:sz w:val="26"/>
               </w:rPr>
-              <w:t>Bộ Kit Robotics</w:t>
+              <w:t>Phòng Tin học</w:t>
             </w:r>
           </w:p>
         </w:tc>
@@ -4967,6 +4553,7 @@
                 <w:sz w:val="26"/>
                 <w:szCs w:val="26"/>
               </w:rPr>
+              <w:t>2</w:t>
             </w:r>
           </w:p>
         </w:tc>
@@ -4995,6 +4582,7 @@
                 <w:sz w:val="26"/>
                 <w:szCs w:val="26"/>
               </w:rPr>
+              <w:t>Robotics</w:t>
             </w:r>
           </w:p>
         </w:tc>
@@ -5023,6 +4611,7 @@
                 <w:sz w:val="26"/>
                 <w:szCs w:val="26"/>
               </w:rPr>
+              <w:t>3C1</w:t>
             </w:r>
           </w:p>
         </w:tc>
@@ -5051,6 +4640,7 @@
                 <w:sz w:val="26"/>
                 <w:szCs w:val="26"/>
               </w:rPr>
+              <w:t>Bài 2. Hàm răng trắng sáng</w:t>
             </w:r>
           </w:p>
         </w:tc>
@@ -5079,6 +4669,7 @@
                 <w:sz w:val="26"/>
                 <w:szCs w:val="26"/>
               </w:rPr>
+              <w:t>Bộ Kit Robotics</w:t>
             </w:r>
           </w:p>
         </w:tc>
@@ -5785,30 +5376,29 @@
             </w:pPr>
             <w:r>
               <w:rPr>
-                <w:rFonts w:ascii="Times New Roman" w:hAnsi="Times New Roman" w:cs="Times New Roman"/>
-                <w:sz w:val="26"/>
-                <w:szCs w:val="26"/>
+                <w:rFonts w:ascii="Times New Roman" w:hAnsi="Times New Roman"/>
+                <w:sz w:val="26"/>
               </w:rPr>
               <w:t>Ngày 14 tháng 8 năm 2026</w:t>
-            </w:r>
-            <w:r>
-              <w:rPr>
-                <w:rFonts w:ascii="Times New Roman" w:hAnsi="Times New Roman" w:cs="Times New Roman"/>
-                <w:sz w:val="26"/>
-                <w:szCs w:val="26"/>
-              </w:rPr>
               <w:br/>
+            </w:r>
+            <w:r>
+              <w:rPr>
+                <w:rFonts w:ascii="Times New Roman" w:hAnsi="Times New Roman"/>
+                <w:sz w:val="26"/>
+              </w:rPr>
               <w:t>Tổ trưởng</w:t>
               <w:br/>
+              <w:br/>
+              <w:br/>
+              <w:br/>
+            </w:r>
+            <w:r>
+              <w:rPr>
+                <w:rFonts w:ascii="Times New Roman" w:hAnsi="Times New Roman"/>
+                <w:sz w:val="26"/>
+              </w:rPr>
               <w:t>Nguyễn Thị Ngọc</w:t>
-            </w:r>
-            <w:r>
-              <w:rPr>
-                <w:rFonts w:ascii="Times New Roman" w:hAnsi="Times New Roman" w:cs="Times New Roman"/>
-                <w:sz w:val="26"/>
-                <w:szCs w:val="26"/>
-              </w:rPr>
-              <w:br/>
             </w:r>
           </w:p>
         </w:tc>
@@ -7160,7 +6750,6 @@
                 <w:sz w:val="26"/>
                 <w:szCs w:val="26"/>
               </w:rPr>
-              <w:t>2</w:t>
             </w:r>
           </w:p>
         </w:tc>
@@ -7189,7 +6778,6 @@
                 <w:sz w:val="26"/>
                 <w:szCs w:val="26"/>
               </w:rPr>
-              <w:t>Tin học</w:t>
             </w:r>
           </w:p>
         </w:tc>
@@ -7218,7 +6806,6 @@
                 <w:sz w:val="26"/>
                 <w:szCs w:val="26"/>
               </w:rPr>
-              <w:t>2A1</w:t>
             </w:r>
           </w:p>
         </w:tc>
@@ -7247,7 +6834,6 @@
                 <w:sz w:val="26"/>
                 <w:szCs w:val="26"/>
               </w:rPr>
-              <w:t>Ôn và nâng cấp kỹ năng chuột</w:t>
             </w:r>
           </w:p>
         </w:tc>
@@ -7276,7 +6862,6 @@
                 <w:sz w:val="26"/>
                 <w:szCs w:val="26"/>
               </w:rPr>
-              <w:t>Phòng Tin học</w:t>
             </w:r>
           </w:p>
         </w:tc>
@@ -8627,7 +8212,7 @@
                 <w:sz w:val="26"/>
                 <w:szCs w:val="26"/>
               </w:rPr>
-              <w:t>Bài 2: Gõ bàn phím đúng cách</w:t>
+              <w:t>Bài 1: Phần cứng và phần mềm máy tính (Tiết 2)</w:t>
             </w:r>
           </w:p>
         </w:tc>
@@ -9230,7 +8815,7 @@
                 <w:sz w:val="26"/>
                 <w:szCs w:val="26"/>
               </w:rPr>
-              <w:t>Bài 2: Xử lí thông tin</w:t>
+              <w:t>Bài 1: Thông tin và quyết định (Tiết 2)</w:t>
             </w:r>
           </w:p>
         </w:tc>
@@ -11167,2125 +10752,34 @@
             </w:pPr>
             <w:r>
               <w:rPr>
-                <w:rFonts w:ascii="Times New Roman" w:hAnsi="Times New Roman" w:cs="Times New Roman"/>
-                <w:sz w:val="26"/>
-                <w:szCs w:val="26"/>
-              </w:rPr>
-              <w:t>Ngày   tháng  năm 2026</w:t>
-            </w:r>
-            <w:r>
-              <w:rPr>
-                <w:rFonts w:ascii="Times New Roman" w:hAnsi="Times New Roman" w:cs="Times New Roman"/>
-                <w:sz w:val="26"/>
-                <w:szCs w:val="26"/>
-              </w:rPr>
+                <w:rFonts w:ascii="Times New Roman" w:hAnsi="Times New Roman"/>
+                <w:sz w:val="26"/>
+              </w:rPr>
+              <w:t>Ngày 14 tháng 8 năm 2026</w:t>
               <w:br/>
+            </w:r>
+            <w:r>
+              <w:rPr>
+                <w:rFonts w:ascii="Times New Roman" w:hAnsi="Times New Roman"/>
+                <w:sz w:val="26"/>
+              </w:rPr>
               <w:t>Tổ trưởng</w:t>
               <w:br/>
+              <w:br/>
+              <w:br/>
+              <w:br/>
+            </w:r>
+            <w:r>
+              <w:rPr>
+                <w:rFonts w:ascii="Times New Roman" w:hAnsi="Times New Roman"/>
+                <w:sz w:val="26"/>
+              </w:rPr>
               <w:t>Nguyễn Thị Ngọc</w:t>
-            </w:r>
-            <w:r>
-              <w:rPr>
-                <w:rFonts w:ascii="Times New Roman" w:hAnsi="Times New Roman" w:cs="Times New Roman"/>
-                <w:sz w:val="26"/>
-                <w:szCs w:val="26"/>
-              </w:rPr>
-              <w:br/>
-              <w:t>(Ký tên, đóng dấu)</w:t>
             </w:r>
           </w:p>
         </w:tc>
       </w:tr>
     </w:tbl>
-    <w:p>
-      <w:r>
-        <w:br w:type="page"/>
-      </w:r>
-    </w:p>
-    <w:p>
-      <w:pPr>
-        <w:spacing w:after="0" w:line="240" w:lineRule="auto"/>
-        <w:rPr>
-          <w:b/>
-          <w:bCs/>
-          <w:color w:val="000000"/>
-          <w:sz w:val="28"/>
-          <w:szCs w:val="28"/>
-        </w:rPr>
-      </w:pPr>
-      <w:r>
-        <w:rPr>
-          <w:b/>
-          <w:bCs/>
-          <w:color w:val="000000"/>
-          <w:szCs w:val="28"/>
-        </w:rPr>
-        <w:t>Nhận xét của BGH hoặc tổ trưởng chuyên môn về tiến độ thực hiện chương trình</w:t>
-      </w:r>
-    </w:p>
-    <w:p>
-      <w:pPr>
-        <w:spacing w:after="0" w:line="240" w:lineRule="auto"/>
-        <w:rPr>
-          <w:b/>
-          <w:bCs/>
-          <w:color w:val="000000"/>
-          <w:sz w:val="28"/>
-          <w:szCs w:val="28"/>
-        </w:rPr>
-      </w:pPr>
-    </w:p>
-    <w:tbl>
-      <w:tblPr>
-        <w:tblStyle w:val="TableGrid"/>
-        <w:tblW w:w="0" w:type="auto"/>
-        <w:tblBorders>
-          <w:top w:val="single" w:sz="4" w:space="0" w:color="000000"/>
-          <w:left w:val="single" w:sz="4" w:space="0" w:color="000000"/>
-          <w:bottom w:val="single" w:sz="4" w:space="0" w:color="000000"/>
-          <w:right w:val="single" w:sz="4" w:space="0" w:color="000000"/>
-          <w:insideH w:val="single" w:sz="4" w:space="0" w:color="000000"/>
-          <w:insideV w:val="single" w:sz="4" w:space="0" w:color="000000"/>
-        </w:tblBorders>
-        <w:tblLook w:val="04A0" w:firstRow="1" w:lastRow="0" w:firstColumn="1" w:lastColumn="0" w:noHBand="0" w:noVBand="1"/>
-      </w:tblPr>
-      <w:tblGrid>
-        <w:gridCol w:w="1555"/>
-        <w:gridCol w:w="6237"/>
-        <w:gridCol w:w="2208"/>
-      </w:tblGrid>
-      <w:tr>
-        <w:tc>
-          <w:tcPr>
-            <w:tcW w:w="1555" w:type="dxa"/>
-          </w:tcPr>
-          <w:p>
-            <w:pPr>
-              <w:spacing w:line="276" w:lineRule="auto"/>
-              <w:jc w:val="center"/>
-              <w:rPr>
-                <w:rFonts w:cs="Times New Roman"/>
-                <w:b/>
-                <w:bCs/>
-                <w:color w:val="000000"/>
-                <w:szCs w:val="26"/>
-              </w:rPr>
-            </w:pPr>
-            <w:r>
-              <w:rPr>
-                <w:rFonts w:cs="Times New Roman"/>
-                <w:b/>
-                <w:bCs/>
-                <w:color w:val="000000"/>
-                <w:szCs w:val="26"/>
-              </w:rPr>
-              <w:t>Ngày/tháng</w:t>
-            </w:r>
-          </w:p>
-        </w:tc>
-        <w:tc>
-          <w:tcPr>
-            <w:tcW w:w="6237" w:type="dxa"/>
-          </w:tcPr>
-          <w:p>
-            <w:pPr>
-              <w:spacing w:line="276" w:lineRule="auto"/>
-              <w:jc w:val="center"/>
-              <w:rPr>
-                <w:rFonts w:cs="Times New Roman"/>
-                <w:b/>
-                <w:bCs/>
-                <w:color w:val="000000"/>
-                <w:szCs w:val="26"/>
-              </w:rPr>
-            </w:pPr>
-            <w:r>
-              <w:rPr>
-                <w:rFonts w:cs="Times New Roman"/>
-                <w:b/>
-                <w:bCs/>
-                <w:color w:val="000000"/>
-                <w:szCs w:val="26"/>
-              </w:rPr>
-              <w:t>Nhận xét</w:t>
-            </w:r>
-          </w:p>
-        </w:tc>
-        <w:tc>
-          <w:tcPr>
-            <w:tcW w:w="2208" w:type="dxa"/>
-          </w:tcPr>
-          <w:p>
-            <w:pPr>
-              <w:spacing w:line="276" w:lineRule="auto"/>
-              <w:jc w:val="center"/>
-              <w:rPr>
-                <w:rFonts w:cs="Times New Roman"/>
-                <w:b/>
-                <w:bCs/>
-                <w:color w:val="000000"/>
-                <w:szCs w:val="26"/>
-              </w:rPr>
-            </w:pPr>
-            <w:r>
-              <w:rPr>
-                <w:rFonts w:cs="Times New Roman"/>
-                <w:b/>
-                <w:bCs/>
-                <w:color w:val="000000"/>
-                <w:szCs w:val="26"/>
-              </w:rPr>
-              <w:t>Chữ ký</w:t>
-            </w:r>
-          </w:p>
-        </w:tc>
-      </w:tr>
-      <w:tr>
-        <w:tc>
-          <w:tcPr>
-            <w:tcW w:w="1555" w:type="dxa"/>
-          </w:tcPr>
-          <w:p>
-            <w:pPr>
-              <w:spacing w:line="276" w:lineRule="auto"/>
-              <w:rPr>
-                <w:rFonts w:cs="Times New Roman"/>
-                <w:b/>
-                <w:bCs/>
-                <w:color w:val="000000"/>
-                <w:szCs w:val="26"/>
-              </w:rPr>
-            </w:pPr>
-          </w:p>
-        </w:tc>
-        <w:tc>
-          <w:tcPr>
-            <w:tcW w:w="6237" w:type="dxa"/>
-          </w:tcPr>
-          <w:p>
-            <w:pPr>
-              <w:spacing w:line="276" w:lineRule="auto"/>
-              <w:rPr>
-                <w:rFonts w:cs="Times New Roman"/>
-                <w:b/>
-                <w:bCs/>
-                <w:color w:val="000000"/>
-                <w:szCs w:val="26"/>
-              </w:rPr>
-            </w:pPr>
-          </w:p>
-        </w:tc>
-        <w:tc>
-          <w:tcPr>
-            <w:tcW w:w="2208" w:type="dxa"/>
-          </w:tcPr>
-          <w:p>
-            <w:pPr>
-              <w:spacing w:line="276" w:lineRule="auto"/>
-              <w:rPr>
-                <w:rFonts w:cs="Times New Roman"/>
-                <w:b/>
-                <w:bCs/>
-                <w:color w:val="000000"/>
-                <w:szCs w:val="26"/>
-              </w:rPr>
-            </w:pPr>
-          </w:p>
-        </w:tc>
-      </w:tr>
-      <w:tr>
-        <w:tc>
-          <w:tcPr>
-            <w:tcW w:w="1555" w:type="dxa"/>
-          </w:tcPr>
-          <w:p>
-            <w:pPr>
-              <w:spacing w:line="276" w:lineRule="auto"/>
-              <w:rPr>
-                <w:b/>
-                <w:bCs/>
-                <w:color w:val="000000"/>
-              </w:rPr>
-            </w:pPr>
-          </w:p>
-        </w:tc>
-        <w:tc>
-          <w:tcPr>
-            <w:tcW w:w="6237" w:type="dxa"/>
-          </w:tcPr>
-          <w:p>
-            <w:pPr>
-              <w:spacing w:line="276" w:lineRule="auto"/>
-              <w:rPr>
-                <w:b/>
-                <w:bCs/>
-                <w:color w:val="000000"/>
-              </w:rPr>
-            </w:pPr>
-          </w:p>
-        </w:tc>
-        <w:tc>
-          <w:tcPr>
-            <w:tcW w:w="2208" w:type="dxa"/>
-          </w:tcPr>
-          <w:p>
-            <w:pPr>
-              <w:spacing w:line="276" w:lineRule="auto"/>
-              <w:rPr>
-                <w:b/>
-                <w:bCs/>
-                <w:color w:val="000000"/>
-              </w:rPr>
-            </w:pPr>
-          </w:p>
-        </w:tc>
-      </w:tr>
-      <w:tr>
-        <w:tc>
-          <w:tcPr>
-            <w:tcW w:w="1555" w:type="dxa"/>
-          </w:tcPr>
-          <w:p>
-            <w:pPr>
-              <w:spacing w:line="276" w:lineRule="auto"/>
-              <w:rPr>
-                <w:b/>
-                <w:bCs/>
-                <w:color w:val="000000"/>
-              </w:rPr>
-            </w:pPr>
-          </w:p>
-        </w:tc>
-        <w:tc>
-          <w:tcPr>
-            <w:tcW w:w="6237" w:type="dxa"/>
-          </w:tcPr>
-          <w:p>
-            <w:pPr>
-              <w:spacing w:line="276" w:lineRule="auto"/>
-              <w:rPr>
-                <w:b/>
-                <w:bCs/>
-                <w:color w:val="000000"/>
-              </w:rPr>
-            </w:pPr>
-          </w:p>
-        </w:tc>
-        <w:tc>
-          <w:tcPr>
-            <w:tcW w:w="2208" w:type="dxa"/>
-          </w:tcPr>
-          <w:p>
-            <w:pPr>
-              <w:spacing w:line="276" w:lineRule="auto"/>
-              <w:rPr>
-                <w:b/>
-                <w:bCs/>
-                <w:color w:val="000000"/>
-              </w:rPr>
-            </w:pPr>
-          </w:p>
-        </w:tc>
-      </w:tr>
-      <w:tr>
-        <w:tc>
-          <w:tcPr>
-            <w:tcW w:w="1555" w:type="dxa"/>
-          </w:tcPr>
-          <w:p>
-            <w:pPr>
-              <w:spacing w:line="276" w:lineRule="auto"/>
-              <w:rPr>
-                <w:b/>
-                <w:bCs/>
-                <w:color w:val="000000"/>
-              </w:rPr>
-            </w:pPr>
-          </w:p>
-        </w:tc>
-        <w:tc>
-          <w:tcPr>
-            <w:tcW w:w="6237" w:type="dxa"/>
-          </w:tcPr>
-          <w:p>
-            <w:pPr>
-              <w:spacing w:line="276" w:lineRule="auto"/>
-              <w:rPr>
-                <w:b/>
-                <w:bCs/>
-                <w:color w:val="000000"/>
-              </w:rPr>
-            </w:pPr>
-          </w:p>
-        </w:tc>
-        <w:tc>
-          <w:tcPr>
-            <w:tcW w:w="2208" w:type="dxa"/>
-          </w:tcPr>
-          <w:p>
-            <w:pPr>
-              <w:spacing w:line="276" w:lineRule="auto"/>
-              <w:rPr>
-                <w:b/>
-                <w:bCs/>
-                <w:color w:val="000000"/>
-              </w:rPr>
-            </w:pPr>
-          </w:p>
-        </w:tc>
-      </w:tr>
-      <w:tr>
-        <w:tc>
-          <w:tcPr>
-            <w:tcW w:w="1555" w:type="dxa"/>
-          </w:tcPr>
-          <w:p>
-            <w:pPr>
-              <w:spacing w:line="276" w:lineRule="auto"/>
-              <w:rPr>
-                <w:b/>
-                <w:bCs/>
-                <w:color w:val="000000"/>
-              </w:rPr>
-            </w:pPr>
-          </w:p>
-        </w:tc>
-        <w:tc>
-          <w:tcPr>
-            <w:tcW w:w="6237" w:type="dxa"/>
-          </w:tcPr>
-          <w:p>
-            <w:pPr>
-              <w:spacing w:line="276" w:lineRule="auto"/>
-              <w:rPr>
-                <w:b/>
-                <w:bCs/>
-                <w:color w:val="000000"/>
-              </w:rPr>
-            </w:pPr>
-          </w:p>
-        </w:tc>
-        <w:tc>
-          <w:tcPr>
-            <w:tcW w:w="2208" w:type="dxa"/>
-          </w:tcPr>
-          <w:p>
-            <w:pPr>
-              <w:spacing w:line="276" w:lineRule="auto"/>
-              <w:rPr>
-                <w:b/>
-                <w:bCs/>
-                <w:color w:val="000000"/>
-              </w:rPr>
-            </w:pPr>
-          </w:p>
-        </w:tc>
-      </w:tr>
-      <w:tr>
-        <w:tc>
-          <w:tcPr>
-            <w:tcW w:w="1555" w:type="dxa"/>
-          </w:tcPr>
-          <w:p>
-            <w:pPr>
-              <w:spacing w:line="276" w:lineRule="auto"/>
-              <w:rPr>
-                <w:b/>
-                <w:bCs/>
-                <w:color w:val="000000"/>
-              </w:rPr>
-            </w:pPr>
-          </w:p>
-        </w:tc>
-        <w:tc>
-          <w:tcPr>
-            <w:tcW w:w="6237" w:type="dxa"/>
-          </w:tcPr>
-          <w:p>
-            <w:pPr>
-              <w:spacing w:line="276" w:lineRule="auto"/>
-              <w:rPr>
-                <w:b/>
-                <w:bCs/>
-                <w:color w:val="000000"/>
-              </w:rPr>
-            </w:pPr>
-          </w:p>
-        </w:tc>
-        <w:tc>
-          <w:tcPr>
-            <w:tcW w:w="2208" w:type="dxa"/>
-          </w:tcPr>
-          <w:p>
-            <w:pPr>
-              <w:spacing w:line="276" w:lineRule="auto"/>
-              <w:rPr>
-                <w:b/>
-                <w:bCs/>
-                <w:color w:val="000000"/>
-              </w:rPr>
-            </w:pPr>
-          </w:p>
-        </w:tc>
-      </w:tr>
-      <w:tr>
-        <w:tc>
-          <w:tcPr>
-            <w:tcW w:w="1555" w:type="dxa"/>
-          </w:tcPr>
-          <w:p>
-            <w:pPr>
-              <w:spacing w:line="276" w:lineRule="auto"/>
-              <w:rPr>
-                <w:b/>
-                <w:bCs/>
-                <w:color w:val="000000"/>
-              </w:rPr>
-            </w:pPr>
-          </w:p>
-        </w:tc>
-        <w:tc>
-          <w:tcPr>
-            <w:tcW w:w="6237" w:type="dxa"/>
-          </w:tcPr>
-          <w:p>
-            <w:pPr>
-              <w:spacing w:line="276" w:lineRule="auto"/>
-              <w:rPr>
-                <w:b/>
-                <w:bCs/>
-                <w:color w:val="000000"/>
-              </w:rPr>
-            </w:pPr>
-          </w:p>
-        </w:tc>
-        <w:tc>
-          <w:tcPr>
-            <w:tcW w:w="2208" w:type="dxa"/>
-          </w:tcPr>
-          <w:p>
-            <w:pPr>
-              <w:spacing w:line="276" w:lineRule="auto"/>
-              <w:rPr>
-                <w:b/>
-                <w:bCs/>
-                <w:color w:val="000000"/>
-              </w:rPr>
-            </w:pPr>
-          </w:p>
-        </w:tc>
-      </w:tr>
-      <w:tr>
-        <w:tc>
-          <w:tcPr>
-            <w:tcW w:w="1555" w:type="dxa"/>
-          </w:tcPr>
-          <w:p>
-            <w:pPr>
-              <w:spacing w:line="276" w:lineRule="auto"/>
-              <w:rPr>
-                <w:b/>
-                <w:bCs/>
-                <w:color w:val="000000"/>
-              </w:rPr>
-            </w:pPr>
-          </w:p>
-        </w:tc>
-        <w:tc>
-          <w:tcPr>
-            <w:tcW w:w="6237" w:type="dxa"/>
-          </w:tcPr>
-          <w:p>
-            <w:pPr>
-              <w:spacing w:line="276" w:lineRule="auto"/>
-              <w:rPr>
-                <w:b/>
-                <w:bCs/>
-                <w:color w:val="000000"/>
-              </w:rPr>
-            </w:pPr>
-          </w:p>
-        </w:tc>
-        <w:tc>
-          <w:tcPr>
-            <w:tcW w:w="2208" w:type="dxa"/>
-          </w:tcPr>
-          <w:p>
-            <w:pPr>
-              <w:spacing w:line="276" w:lineRule="auto"/>
-              <w:rPr>
-                <w:b/>
-                <w:bCs/>
-                <w:color w:val="000000"/>
-              </w:rPr>
-            </w:pPr>
-          </w:p>
-        </w:tc>
-      </w:tr>
-      <w:tr>
-        <w:tc>
-          <w:tcPr>
-            <w:tcW w:w="1555" w:type="dxa"/>
-          </w:tcPr>
-          <w:p>
-            <w:pPr>
-              <w:spacing w:line="276" w:lineRule="auto"/>
-              <w:rPr>
-                <w:b/>
-                <w:bCs/>
-                <w:color w:val="000000"/>
-              </w:rPr>
-            </w:pPr>
-          </w:p>
-        </w:tc>
-        <w:tc>
-          <w:tcPr>
-            <w:tcW w:w="6237" w:type="dxa"/>
-          </w:tcPr>
-          <w:p>
-            <w:pPr>
-              <w:spacing w:line="276" w:lineRule="auto"/>
-              <w:rPr>
-                <w:b/>
-                <w:bCs/>
-                <w:color w:val="000000"/>
-              </w:rPr>
-            </w:pPr>
-          </w:p>
-        </w:tc>
-        <w:tc>
-          <w:tcPr>
-            <w:tcW w:w="2208" w:type="dxa"/>
-          </w:tcPr>
-          <w:p>
-            <w:pPr>
-              <w:spacing w:line="276" w:lineRule="auto"/>
-              <w:rPr>
-                <w:b/>
-                <w:bCs/>
-                <w:color w:val="000000"/>
-              </w:rPr>
-            </w:pPr>
-          </w:p>
-        </w:tc>
-      </w:tr>
-      <w:tr>
-        <w:tc>
-          <w:tcPr>
-            <w:tcW w:w="1555" w:type="dxa"/>
-          </w:tcPr>
-          <w:p>
-            <w:pPr>
-              <w:spacing w:line="276" w:lineRule="auto"/>
-              <w:rPr>
-                <w:b/>
-                <w:bCs/>
-                <w:color w:val="000000"/>
-              </w:rPr>
-            </w:pPr>
-          </w:p>
-        </w:tc>
-        <w:tc>
-          <w:tcPr>
-            <w:tcW w:w="6237" w:type="dxa"/>
-          </w:tcPr>
-          <w:p>
-            <w:pPr>
-              <w:spacing w:line="276" w:lineRule="auto"/>
-              <w:rPr>
-                <w:b/>
-                <w:bCs/>
-                <w:color w:val="000000"/>
-              </w:rPr>
-            </w:pPr>
-          </w:p>
-        </w:tc>
-        <w:tc>
-          <w:tcPr>
-            <w:tcW w:w="2208" w:type="dxa"/>
-          </w:tcPr>
-          <w:p>
-            <w:pPr>
-              <w:spacing w:line="276" w:lineRule="auto"/>
-              <w:rPr>
-                <w:b/>
-                <w:bCs/>
-                <w:color w:val="000000"/>
-              </w:rPr>
-            </w:pPr>
-          </w:p>
-        </w:tc>
-      </w:tr>
-      <w:tr>
-        <w:tc>
-          <w:tcPr>
-            <w:tcW w:w="1555" w:type="dxa"/>
-          </w:tcPr>
-          <w:p>
-            <w:pPr>
-              <w:spacing w:line="276" w:lineRule="auto"/>
-              <w:rPr>
-                <w:b/>
-                <w:bCs/>
-                <w:color w:val="000000"/>
-              </w:rPr>
-            </w:pPr>
-          </w:p>
-        </w:tc>
-        <w:tc>
-          <w:tcPr>
-            <w:tcW w:w="6237" w:type="dxa"/>
-          </w:tcPr>
-          <w:p>
-            <w:pPr>
-              <w:spacing w:line="276" w:lineRule="auto"/>
-              <w:rPr>
-                <w:b/>
-                <w:bCs/>
-                <w:color w:val="000000"/>
-              </w:rPr>
-            </w:pPr>
-          </w:p>
-        </w:tc>
-        <w:tc>
-          <w:tcPr>
-            <w:tcW w:w="2208" w:type="dxa"/>
-          </w:tcPr>
-          <w:p>
-            <w:pPr>
-              <w:spacing w:line="276" w:lineRule="auto"/>
-              <w:rPr>
-                <w:b/>
-                <w:bCs/>
-                <w:color w:val="000000"/>
-              </w:rPr>
-            </w:pPr>
-          </w:p>
-        </w:tc>
-      </w:tr>
-      <w:tr>
-        <w:tc>
-          <w:tcPr>
-            <w:tcW w:w="1555" w:type="dxa"/>
-          </w:tcPr>
-          <w:p>
-            <w:pPr>
-              <w:spacing w:line="276" w:lineRule="auto"/>
-              <w:rPr>
-                <w:b/>
-                <w:bCs/>
-                <w:color w:val="000000"/>
-              </w:rPr>
-            </w:pPr>
-          </w:p>
-        </w:tc>
-        <w:tc>
-          <w:tcPr>
-            <w:tcW w:w="6237" w:type="dxa"/>
-          </w:tcPr>
-          <w:p>
-            <w:pPr>
-              <w:spacing w:line="276" w:lineRule="auto"/>
-              <w:rPr>
-                <w:b/>
-                <w:bCs/>
-                <w:color w:val="000000"/>
-              </w:rPr>
-            </w:pPr>
-          </w:p>
-        </w:tc>
-        <w:tc>
-          <w:tcPr>
-            <w:tcW w:w="2208" w:type="dxa"/>
-          </w:tcPr>
-          <w:p>
-            <w:pPr>
-              <w:spacing w:line="276" w:lineRule="auto"/>
-              <w:rPr>
-                <w:b/>
-                <w:bCs/>
-                <w:color w:val="000000"/>
-              </w:rPr>
-            </w:pPr>
-          </w:p>
-        </w:tc>
-      </w:tr>
-      <w:tr>
-        <w:tc>
-          <w:tcPr>
-            <w:tcW w:w="1555" w:type="dxa"/>
-          </w:tcPr>
-          <w:p>
-            <w:pPr>
-              <w:spacing w:line="276" w:lineRule="auto"/>
-              <w:rPr>
-                <w:b/>
-                <w:bCs/>
-                <w:color w:val="000000"/>
-              </w:rPr>
-            </w:pPr>
-          </w:p>
-        </w:tc>
-        <w:tc>
-          <w:tcPr>
-            <w:tcW w:w="6237" w:type="dxa"/>
-          </w:tcPr>
-          <w:p>
-            <w:pPr>
-              <w:spacing w:line="276" w:lineRule="auto"/>
-              <w:rPr>
-                <w:b/>
-                <w:bCs/>
-                <w:color w:val="000000"/>
-              </w:rPr>
-            </w:pPr>
-          </w:p>
-        </w:tc>
-        <w:tc>
-          <w:tcPr>
-            <w:tcW w:w="2208" w:type="dxa"/>
-          </w:tcPr>
-          <w:p>
-            <w:pPr>
-              <w:spacing w:line="276" w:lineRule="auto"/>
-              <w:rPr>
-                <w:b/>
-                <w:bCs/>
-                <w:color w:val="000000"/>
-              </w:rPr>
-            </w:pPr>
-          </w:p>
-        </w:tc>
-      </w:tr>
-      <w:tr>
-        <w:tc>
-          <w:tcPr>
-            <w:tcW w:w="1555" w:type="dxa"/>
-          </w:tcPr>
-          <w:p>
-            <w:pPr>
-              <w:spacing w:line="276" w:lineRule="auto"/>
-              <w:rPr>
-                <w:b/>
-                <w:bCs/>
-                <w:color w:val="000000"/>
-              </w:rPr>
-            </w:pPr>
-          </w:p>
-        </w:tc>
-        <w:tc>
-          <w:tcPr>
-            <w:tcW w:w="6237" w:type="dxa"/>
-          </w:tcPr>
-          <w:p>
-            <w:pPr>
-              <w:spacing w:line="276" w:lineRule="auto"/>
-              <w:rPr>
-                <w:b/>
-                <w:bCs/>
-                <w:color w:val="000000"/>
-              </w:rPr>
-            </w:pPr>
-          </w:p>
-        </w:tc>
-        <w:tc>
-          <w:tcPr>
-            <w:tcW w:w="2208" w:type="dxa"/>
-          </w:tcPr>
-          <w:p>
-            <w:pPr>
-              <w:spacing w:line="276" w:lineRule="auto"/>
-              <w:rPr>
-                <w:b/>
-                <w:bCs/>
-                <w:color w:val="000000"/>
-              </w:rPr>
-            </w:pPr>
-          </w:p>
-        </w:tc>
-      </w:tr>
-      <w:tr>
-        <w:tc>
-          <w:tcPr>
-            <w:tcW w:w="1555" w:type="dxa"/>
-          </w:tcPr>
-          <w:p>
-            <w:pPr>
-              <w:spacing w:line="276" w:lineRule="auto"/>
-              <w:rPr>
-                <w:b/>
-                <w:bCs/>
-                <w:color w:val="000000"/>
-              </w:rPr>
-            </w:pPr>
-          </w:p>
-        </w:tc>
-        <w:tc>
-          <w:tcPr>
-            <w:tcW w:w="6237" w:type="dxa"/>
-          </w:tcPr>
-          <w:p>
-            <w:pPr>
-              <w:spacing w:line="276" w:lineRule="auto"/>
-              <w:rPr>
-                <w:b/>
-                <w:bCs/>
-                <w:color w:val="000000"/>
-              </w:rPr>
-            </w:pPr>
-          </w:p>
-        </w:tc>
-        <w:tc>
-          <w:tcPr>
-            <w:tcW w:w="2208" w:type="dxa"/>
-          </w:tcPr>
-          <w:p>
-            <w:pPr>
-              <w:spacing w:line="276" w:lineRule="auto"/>
-              <w:rPr>
-                <w:b/>
-                <w:bCs/>
-                <w:color w:val="000000"/>
-              </w:rPr>
-            </w:pPr>
-          </w:p>
-        </w:tc>
-      </w:tr>
-      <w:tr>
-        <w:tc>
-          <w:tcPr>
-            <w:tcW w:w="1555" w:type="dxa"/>
-          </w:tcPr>
-          <w:p>
-            <w:pPr>
-              <w:spacing w:line="276" w:lineRule="auto"/>
-              <w:rPr>
-                <w:b/>
-                <w:bCs/>
-                <w:color w:val="000000"/>
-              </w:rPr>
-            </w:pPr>
-          </w:p>
-        </w:tc>
-        <w:tc>
-          <w:tcPr>
-            <w:tcW w:w="6237" w:type="dxa"/>
-          </w:tcPr>
-          <w:p>
-            <w:pPr>
-              <w:spacing w:line="276" w:lineRule="auto"/>
-              <w:rPr>
-                <w:b/>
-                <w:bCs/>
-                <w:color w:val="000000"/>
-              </w:rPr>
-            </w:pPr>
-          </w:p>
-        </w:tc>
-        <w:tc>
-          <w:tcPr>
-            <w:tcW w:w="2208" w:type="dxa"/>
-          </w:tcPr>
-          <w:p>
-            <w:pPr>
-              <w:spacing w:line="276" w:lineRule="auto"/>
-              <w:rPr>
-                <w:b/>
-                <w:bCs/>
-                <w:color w:val="000000"/>
-              </w:rPr>
-            </w:pPr>
-          </w:p>
-        </w:tc>
-      </w:tr>
-      <w:tr>
-        <w:tc>
-          <w:tcPr>
-            <w:tcW w:w="1555" w:type="dxa"/>
-          </w:tcPr>
-          <w:p>
-            <w:pPr>
-              <w:spacing w:line="276" w:lineRule="auto"/>
-              <w:rPr>
-                <w:b/>
-                <w:bCs/>
-                <w:color w:val="000000"/>
-              </w:rPr>
-            </w:pPr>
-          </w:p>
-        </w:tc>
-        <w:tc>
-          <w:tcPr>
-            <w:tcW w:w="6237" w:type="dxa"/>
-          </w:tcPr>
-          <w:p>
-            <w:pPr>
-              <w:spacing w:line="276" w:lineRule="auto"/>
-              <w:rPr>
-                <w:b/>
-                <w:bCs/>
-                <w:color w:val="000000"/>
-              </w:rPr>
-            </w:pPr>
-          </w:p>
-        </w:tc>
-        <w:tc>
-          <w:tcPr>
-            <w:tcW w:w="2208" w:type="dxa"/>
-          </w:tcPr>
-          <w:p>
-            <w:pPr>
-              <w:spacing w:line="276" w:lineRule="auto"/>
-              <w:rPr>
-                <w:b/>
-                <w:bCs/>
-                <w:color w:val="000000"/>
-              </w:rPr>
-            </w:pPr>
-          </w:p>
-        </w:tc>
-      </w:tr>
-      <w:tr>
-        <w:tc>
-          <w:tcPr>
-            <w:tcW w:w="1555" w:type="dxa"/>
-          </w:tcPr>
-          <w:p>
-            <w:pPr>
-              <w:spacing w:line="276" w:lineRule="auto"/>
-              <w:rPr>
-                <w:b/>
-                <w:bCs/>
-                <w:color w:val="000000"/>
-              </w:rPr>
-            </w:pPr>
-          </w:p>
-        </w:tc>
-        <w:tc>
-          <w:tcPr>
-            <w:tcW w:w="6237" w:type="dxa"/>
-          </w:tcPr>
-          <w:p>
-            <w:pPr>
-              <w:spacing w:line="276" w:lineRule="auto"/>
-              <w:rPr>
-                <w:b/>
-                <w:bCs/>
-                <w:color w:val="000000"/>
-              </w:rPr>
-            </w:pPr>
-          </w:p>
-        </w:tc>
-        <w:tc>
-          <w:tcPr>
-            <w:tcW w:w="2208" w:type="dxa"/>
-          </w:tcPr>
-          <w:p>
-            <w:pPr>
-              <w:spacing w:line="276" w:lineRule="auto"/>
-              <w:rPr>
-                <w:b/>
-                <w:bCs/>
-                <w:color w:val="000000"/>
-              </w:rPr>
-            </w:pPr>
-          </w:p>
-        </w:tc>
-      </w:tr>
-      <w:tr>
-        <w:tc>
-          <w:tcPr>
-            <w:tcW w:w="1555" w:type="dxa"/>
-          </w:tcPr>
-          <w:p>
-            <w:pPr>
-              <w:spacing w:line="276" w:lineRule="auto"/>
-              <w:rPr>
-                <w:b/>
-                <w:bCs/>
-                <w:color w:val="000000"/>
-              </w:rPr>
-            </w:pPr>
-          </w:p>
-        </w:tc>
-        <w:tc>
-          <w:tcPr>
-            <w:tcW w:w="6237" w:type="dxa"/>
-          </w:tcPr>
-          <w:p>
-            <w:pPr>
-              <w:spacing w:line="276" w:lineRule="auto"/>
-              <w:rPr>
-                <w:b/>
-                <w:bCs/>
-                <w:color w:val="000000"/>
-              </w:rPr>
-            </w:pPr>
-          </w:p>
-        </w:tc>
-        <w:tc>
-          <w:tcPr>
-            <w:tcW w:w="2208" w:type="dxa"/>
-          </w:tcPr>
-          <w:p>
-            <w:pPr>
-              <w:spacing w:line="276" w:lineRule="auto"/>
-              <w:rPr>
-                <w:b/>
-                <w:bCs/>
-                <w:color w:val="000000"/>
-              </w:rPr>
-            </w:pPr>
-          </w:p>
-        </w:tc>
-      </w:tr>
-      <w:tr>
-        <w:tc>
-          <w:tcPr>
-            <w:tcW w:w="1555" w:type="dxa"/>
-          </w:tcPr>
-          <w:p>
-            <w:pPr>
-              <w:spacing w:line="276" w:lineRule="auto"/>
-              <w:rPr>
-                <w:b/>
-                <w:bCs/>
-                <w:color w:val="000000"/>
-              </w:rPr>
-            </w:pPr>
-          </w:p>
-        </w:tc>
-        <w:tc>
-          <w:tcPr>
-            <w:tcW w:w="6237" w:type="dxa"/>
-          </w:tcPr>
-          <w:p>
-            <w:pPr>
-              <w:spacing w:line="276" w:lineRule="auto"/>
-              <w:rPr>
-                <w:b/>
-                <w:bCs/>
-                <w:color w:val="000000"/>
-              </w:rPr>
-            </w:pPr>
-          </w:p>
-        </w:tc>
-        <w:tc>
-          <w:tcPr>
-            <w:tcW w:w="2208" w:type="dxa"/>
-          </w:tcPr>
-          <w:p>
-            <w:pPr>
-              <w:spacing w:line="276" w:lineRule="auto"/>
-              <w:rPr>
-                <w:b/>
-                <w:bCs/>
-                <w:color w:val="000000"/>
-              </w:rPr>
-            </w:pPr>
-          </w:p>
-        </w:tc>
-      </w:tr>
-      <w:tr>
-        <w:tc>
-          <w:tcPr>
-            <w:tcW w:w="1555" w:type="dxa"/>
-          </w:tcPr>
-          <w:p>
-            <w:pPr>
-              <w:spacing w:line="276" w:lineRule="auto"/>
-              <w:rPr>
-                <w:b/>
-                <w:bCs/>
-                <w:color w:val="000000"/>
-              </w:rPr>
-            </w:pPr>
-          </w:p>
-        </w:tc>
-        <w:tc>
-          <w:tcPr>
-            <w:tcW w:w="6237" w:type="dxa"/>
-          </w:tcPr>
-          <w:p>
-            <w:pPr>
-              <w:spacing w:line="276" w:lineRule="auto"/>
-              <w:rPr>
-                <w:b/>
-                <w:bCs/>
-                <w:color w:val="000000"/>
-              </w:rPr>
-            </w:pPr>
-          </w:p>
-        </w:tc>
-        <w:tc>
-          <w:tcPr>
-            <w:tcW w:w="2208" w:type="dxa"/>
-          </w:tcPr>
-          <w:p>
-            <w:pPr>
-              <w:spacing w:line="276" w:lineRule="auto"/>
-              <w:rPr>
-                <w:b/>
-                <w:bCs/>
-                <w:color w:val="000000"/>
-              </w:rPr>
-            </w:pPr>
-          </w:p>
-        </w:tc>
-      </w:tr>
-      <w:tr>
-        <w:tc>
-          <w:tcPr>
-            <w:tcW w:w="1555" w:type="dxa"/>
-          </w:tcPr>
-          <w:p>
-            <w:pPr>
-              <w:spacing w:line="276" w:lineRule="auto"/>
-              <w:rPr>
-                <w:b/>
-                <w:bCs/>
-                <w:color w:val="000000"/>
-              </w:rPr>
-            </w:pPr>
-          </w:p>
-        </w:tc>
-        <w:tc>
-          <w:tcPr>
-            <w:tcW w:w="6237" w:type="dxa"/>
-          </w:tcPr>
-          <w:p>
-            <w:pPr>
-              <w:spacing w:line="276" w:lineRule="auto"/>
-              <w:rPr>
-                <w:b/>
-                <w:bCs/>
-                <w:color w:val="000000"/>
-              </w:rPr>
-            </w:pPr>
-          </w:p>
-        </w:tc>
-        <w:tc>
-          <w:tcPr>
-            <w:tcW w:w="2208" w:type="dxa"/>
-          </w:tcPr>
-          <w:p>
-            <w:pPr>
-              <w:spacing w:line="276" w:lineRule="auto"/>
-              <w:rPr>
-                <w:b/>
-                <w:bCs/>
-                <w:color w:val="000000"/>
-              </w:rPr>
-            </w:pPr>
-          </w:p>
-        </w:tc>
-      </w:tr>
-      <w:tr>
-        <w:tc>
-          <w:tcPr>
-            <w:tcW w:w="1555" w:type="dxa"/>
-          </w:tcPr>
-          <w:p>
-            <w:pPr>
-              <w:spacing w:line="276" w:lineRule="auto"/>
-              <w:rPr>
-                <w:b/>
-                <w:bCs/>
-                <w:color w:val="000000"/>
-              </w:rPr>
-            </w:pPr>
-          </w:p>
-        </w:tc>
-        <w:tc>
-          <w:tcPr>
-            <w:tcW w:w="6237" w:type="dxa"/>
-          </w:tcPr>
-          <w:p>
-            <w:pPr>
-              <w:spacing w:line="276" w:lineRule="auto"/>
-              <w:rPr>
-                <w:b/>
-                <w:bCs/>
-                <w:color w:val="000000"/>
-              </w:rPr>
-            </w:pPr>
-          </w:p>
-        </w:tc>
-        <w:tc>
-          <w:tcPr>
-            <w:tcW w:w="2208" w:type="dxa"/>
-          </w:tcPr>
-          <w:p>
-            <w:pPr>
-              <w:spacing w:line="276" w:lineRule="auto"/>
-              <w:rPr>
-                <w:b/>
-                <w:bCs/>
-                <w:color w:val="000000"/>
-              </w:rPr>
-            </w:pPr>
-          </w:p>
-        </w:tc>
-      </w:tr>
-      <w:tr>
-        <w:tc>
-          <w:tcPr>
-            <w:tcW w:w="1555" w:type="dxa"/>
-          </w:tcPr>
-          <w:p>
-            <w:pPr>
-              <w:spacing w:line="276" w:lineRule="auto"/>
-              <w:rPr>
-                <w:b/>
-                <w:bCs/>
-                <w:color w:val="000000"/>
-              </w:rPr>
-            </w:pPr>
-          </w:p>
-        </w:tc>
-        <w:tc>
-          <w:tcPr>
-            <w:tcW w:w="6237" w:type="dxa"/>
-          </w:tcPr>
-          <w:p>
-            <w:pPr>
-              <w:spacing w:line="276" w:lineRule="auto"/>
-              <w:rPr>
-                <w:b/>
-                <w:bCs/>
-                <w:color w:val="000000"/>
-              </w:rPr>
-            </w:pPr>
-          </w:p>
-        </w:tc>
-        <w:tc>
-          <w:tcPr>
-            <w:tcW w:w="2208" w:type="dxa"/>
-          </w:tcPr>
-          <w:p>
-            <w:pPr>
-              <w:spacing w:line="276" w:lineRule="auto"/>
-              <w:rPr>
-                <w:b/>
-                <w:bCs/>
-                <w:color w:val="000000"/>
-              </w:rPr>
-            </w:pPr>
-          </w:p>
-        </w:tc>
-      </w:tr>
-      <w:tr>
-        <w:tc>
-          <w:tcPr>
-            <w:tcW w:w="1555" w:type="dxa"/>
-          </w:tcPr>
-          <w:p>
-            <w:pPr>
-              <w:spacing w:line="276" w:lineRule="auto"/>
-              <w:rPr>
-                <w:b/>
-                <w:bCs/>
-                <w:color w:val="000000"/>
-              </w:rPr>
-            </w:pPr>
-          </w:p>
-        </w:tc>
-        <w:tc>
-          <w:tcPr>
-            <w:tcW w:w="6237" w:type="dxa"/>
-          </w:tcPr>
-          <w:p>
-            <w:pPr>
-              <w:spacing w:line="276" w:lineRule="auto"/>
-              <w:rPr>
-                <w:b/>
-                <w:bCs/>
-                <w:color w:val="000000"/>
-              </w:rPr>
-            </w:pPr>
-          </w:p>
-        </w:tc>
-        <w:tc>
-          <w:tcPr>
-            <w:tcW w:w="2208" w:type="dxa"/>
-          </w:tcPr>
-          <w:p>
-            <w:pPr>
-              <w:spacing w:line="276" w:lineRule="auto"/>
-              <w:rPr>
-                <w:b/>
-                <w:bCs/>
-                <w:color w:val="000000"/>
-              </w:rPr>
-            </w:pPr>
-          </w:p>
-        </w:tc>
-      </w:tr>
-      <w:tr>
-        <w:tc>
-          <w:tcPr>
-            <w:tcW w:w="1555" w:type="dxa"/>
-          </w:tcPr>
-          <w:p>
-            <w:pPr>
-              <w:spacing w:line="276" w:lineRule="auto"/>
-              <w:rPr>
-                <w:b/>
-                <w:bCs/>
-                <w:color w:val="000000"/>
-              </w:rPr>
-            </w:pPr>
-          </w:p>
-        </w:tc>
-        <w:tc>
-          <w:tcPr>
-            <w:tcW w:w="6237" w:type="dxa"/>
-          </w:tcPr>
-          <w:p>
-            <w:pPr>
-              <w:spacing w:line="276" w:lineRule="auto"/>
-              <w:rPr>
-                <w:b/>
-                <w:bCs/>
-                <w:color w:val="000000"/>
-              </w:rPr>
-            </w:pPr>
-          </w:p>
-        </w:tc>
-        <w:tc>
-          <w:tcPr>
-            <w:tcW w:w="2208" w:type="dxa"/>
-          </w:tcPr>
-          <w:p>
-            <w:pPr>
-              <w:spacing w:line="276" w:lineRule="auto"/>
-              <w:rPr>
-                <w:b/>
-                <w:bCs/>
-                <w:color w:val="000000"/>
-              </w:rPr>
-            </w:pPr>
-          </w:p>
-        </w:tc>
-      </w:tr>
-      <w:tr>
-        <w:tc>
-          <w:tcPr>
-            <w:tcW w:w="1555" w:type="dxa"/>
-          </w:tcPr>
-          <w:p>
-            <w:pPr>
-              <w:spacing w:line="276" w:lineRule="auto"/>
-              <w:rPr>
-                <w:b/>
-                <w:bCs/>
-                <w:color w:val="000000"/>
-              </w:rPr>
-            </w:pPr>
-          </w:p>
-        </w:tc>
-        <w:tc>
-          <w:tcPr>
-            <w:tcW w:w="6237" w:type="dxa"/>
-          </w:tcPr>
-          <w:p>
-            <w:pPr>
-              <w:spacing w:line="276" w:lineRule="auto"/>
-              <w:rPr>
-                <w:b/>
-                <w:bCs/>
-                <w:color w:val="000000"/>
-              </w:rPr>
-            </w:pPr>
-          </w:p>
-        </w:tc>
-        <w:tc>
-          <w:tcPr>
-            <w:tcW w:w="2208" w:type="dxa"/>
-          </w:tcPr>
-          <w:p>
-            <w:pPr>
-              <w:spacing w:line="276" w:lineRule="auto"/>
-              <w:rPr>
-                <w:b/>
-                <w:bCs/>
-                <w:color w:val="000000"/>
-              </w:rPr>
-            </w:pPr>
-          </w:p>
-        </w:tc>
-      </w:tr>
-      <w:tr>
-        <w:tc>
-          <w:tcPr>
-            <w:tcW w:w="1555" w:type="dxa"/>
-          </w:tcPr>
-          <w:p>
-            <w:pPr>
-              <w:spacing w:line="276" w:lineRule="auto"/>
-              <w:rPr>
-                <w:b/>
-                <w:bCs/>
-                <w:color w:val="000000"/>
-              </w:rPr>
-            </w:pPr>
-          </w:p>
-        </w:tc>
-        <w:tc>
-          <w:tcPr>
-            <w:tcW w:w="6237" w:type="dxa"/>
-          </w:tcPr>
-          <w:p>
-            <w:pPr>
-              <w:spacing w:line="276" w:lineRule="auto"/>
-              <w:rPr>
-                <w:b/>
-                <w:bCs/>
-                <w:color w:val="000000"/>
-              </w:rPr>
-            </w:pPr>
-          </w:p>
-        </w:tc>
-        <w:tc>
-          <w:tcPr>
-            <w:tcW w:w="2208" w:type="dxa"/>
-          </w:tcPr>
-          <w:p>
-            <w:pPr>
-              <w:spacing w:line="276" w:lineRule="auto"/>
-              <w:rPr>
-                <w:b/>
-                <w:bCs/>
-                <w:color w:val="000000"/>
-              </w:rPr>
-            </w:pPr>
-          </w:p>
-        </w:tc>
-      </w:tr>
-      <w:tr>
-        <w:tc>
-          <w:tcPr>
-            <w:tcW w:w="1555" w:type="dxa"/>
-          </w:tcPr>
-          <w:p>
-            <w:pPr>
-              <w:spacing w:line="276" w:lineRule="auto"/>
-              <w:rPr>
-                <w:b/>
-                <w:bCs/>
-                <w:color w:val="000000"/>
-              </w:rPr>
-            </w:pPr>
-          </w:p>
-        </w:tc>
-        <w:tc>
-          <w:tcPr>
-            <w:tcW w:w="6237" w:type="dxa"/>
-          </w:tcPr>
-          <w:p>
-            <w:pPr>
-              <w:spacing w:line="276" w:lineRule="auto"/>
-              <w:rPr>
-                <w:b/>
-                <w:bCs/>
-                <w:color w:val="000000"/>
-              </w:rPr>
-            </w:pPr>
-          </w:p>
-        </w:tc>
-        <w:tc>
-          <w:tcPr>
-            <w:tcW w:w="2208" w:type="dxa"/>
-          </w:tcPr>
-          <w:p>
-            <w:pPr>
-              <w:spacing w:line="276" w:lineRule="auto"/>
-              <w:rPr>
-                <w:b/>
-                <w:bCs/>
-                <w:color w:val="000000"/>
-              </w:rPr>
-            </w:pPr>
-          </w:p>
-        </w:tc>
-      </w:tr>
-      <w:tr>
-        <w:tc>
-          <w:tcPr>
-            <w:tcW w:w="1555" w:type="dxa"/>
-          </w:tcPr>
-          <w:p>
-            <w:pPr>
-              <w:spacing w:line="276" w:lineRule="auto"/>
-              <w:rPr>
-                <w:b/>
-                <w:bCs/>
-                <w:color w:val="000000"/>
-              </w:rPr>
-            </w:pPr>
-          </w:p>
-        </w:tc>
-        <w:tc>
-          <w:tcPr>
-            <w:tcW w:w="6237" w:type="dxa"/>
-          </w:tcPr>
-          <w:p>
-            <w:pPr>
-              <w:spacing w:line="276" w:lineRule="auto"/>
-              <w:rPr>
-                <w:b/>
-                <w:bCs/>
-                <w:color w:val="000000"/>
-              </w:rPr>
-            </w:pPr>
-          </w:p>
-        </w:tc>
-        <w:tc>
-          <w:tcPr>
-            <w:tcW w:w="2208" w:type="dxa"/>
-          </w:tcPr>
-          <w:p>
-            <w:pPr>
-              <w:spacing w:line="276" w:lineRule="auto"/>
-              <w:rPr>
-                <w:b/>
-                <w:bCs/>
-                <w:color w:val="000000"/>
-              </w:rPr>
-            </w:pPr>
-          </w:p>
-        </w:tc>
-      </w:tr>
-      <w:tr>
-        <w:tc>
-          <w:tcPr>
-            <w:tcW w:w="1555" w:type="dxa"/>
-          </w:tcPr>
-          <w:p>
-            <w:pPr>
-              <w:spacing w:line="276" w:lineRule="auto"/>
-              <w:rPr>
-                <w:b/>
-                <w:bCs/>
-                <w:color w:val="000000"/>
-              </w:rPr>
-            </w:pPr>
-          </w:p>
-        </w:tc>
-        <w:tc>
-          <w:tcPr>
-            <w:tcW w:w="6237" w:type="dxa"/>
-          </w:tcPr>
-          <w:p>
-            <w:pPr>
-              <w:spacing w:line="276" w:lineRule="auto"/>
-              <w:rPr>
-                <w:b/>
-                <w:bCs/>
-                <w:color w:val="000000"/>
-              </w:rPr>
-            </w:pPr>
-          </w:p>
-        </w:tc>
-        <w:tc>
-          <w:tcPr>
-            <w:tcW w:w="2208" w:type="dxa"/>
-          </w:tcPr>
-          <w:p>
-            <w:pPr>
-              <w:spacing w:line="276" w:lineRule="auto"/>
-              <w:rPr>
-                <w:b/>
-                <w:bCs/>
-                <w:color w:val="000000"/>
-              </w:rPr>
-            </w:pPr>
-          </w:p>
-        </w:tc>
-      </w:tr>
-      <w:tr>
-        <w:tc>
-          <w:tcPr>
-            <w:tcW w:w="1555" w:type="dxa"/>
-          </w:tcPr>
-          <w:p>
-            <w:pPr>
-              <w:spacing w:line="276" w:lineRule="auto"/>
-              <w:rPr>
-                <w:b/>
-                <w:bCs/>
-                <w:color w:val="000000"/>
-              </w:rPr>
-            </w:pPr>
-          </w:p>
-        </w:tc>
-        <w:tc>
-          <w:tcPr>
-            <w:tcW w:w="6237" w:type="dxa"/>
-          </w:tcPr>
-          <w:p>
-            <w:pPr>
-              <w:spacing w:line="276" w:lineRule="auto"/>
-              <w:rPr>
-                <w:b/>
-                <w:bCs/>
-                <w:color w:val="000000"/>
-              </w:rPr>
-            </w:pPr>
-          </w:p>
-        </w:tc>
-        <w:tc>
-          <w:tcPr>
-            <w:tcW w:w="2208" w:type="dxa"/>
-          </w:tcPr>
-          <w:p>
-            <w:pPr>
-              <w:spacing w:line="276" w:lineRule="auto"/>
-              <w:rPr>
-                <w:b/>
-                <w:bCs/>
-                <w:color w:val="000000"/>
-              </w:rPr>
-            </w:pPr>
-          </w:p>
-        </w:tc>
-      </w:tr>
-      <w:tr>
-        <w:tc>
-          <w:tcPr>
-            <w:tcW w:w="1555" w:type="dxa"/>
-          </w:tcPr>
-          <w:p>
-            <w:pPr>
-              <w:spacing w:line="276" w:lineRule="auto"/>
-              <w:rPr>
-                <w:b/>
-                <w:bCs/>
-                <w:color w:val="000000"/>
-              </w:rPr>
-            </w:pPr>
-          </w:p>
-        </w:tc>
-        <w:tc>
-          <w:tcPr>
-            <w:tcW w:w="6237" w:type="dxa"/>
-          </w:tcPr>
-          <w:p>
-            <w:pPr>
-              <w:spacing w:line="276" w:lineRule="auto"/>
-              <w:rPr>
-                <w:b/>
-                <w:bCs/>
-                <w:color w:val="000000"/>
-              </w:rPr>
-            </w:pPr>
-          </w:p>
-        </w:tc>
-        <w:tc>
-          <w:tcPr>
-            <w:tcW w:w="2208" w:type="dxa"/>
-          </w:tcPr>
-          <w:p>
-            <w:pPr>
-              <w:spacing w:line="276" w:lineRule="auto"/>
-              <w:rPr>
-                <w:b/>
-                <w:bCs/>
-                <w:color w:val="000000"/>
-              </w:rPr>
-            </w:pPr>
-          </w:p>
-        </w:tc>
-      </w:tr>
-      <w:tr>
-        <w:tc>
-          <w:tcPr>
-            <w:tcW w:w="1555" w:type="dxa"/>
-          </w:tcPr>
-          <w:p>
-            <w:pPr>
-              <w:spacing w:line="276" w:lineRule="auto"/>
-              <w:rPr>
-                <w:b/>
-                <w:bCs/>
-                <w:color w:val="000000"/>
-              </w:rPr>
-            </w:pPr>
-          </w:p>
-        </w:tc>
-        <w:tc>
-          <w:tcPr>
-            <w:tcW w:w="6237" w:type="dxa"/>
-          </w:tcPr>
-          <w:p>
-            <w:pPr>
-              <w:spacing w:line="276" w:lineRule="auto"/>
-              <w:rPr>
-                <w:b/>
-                <w:bCs/>
-                <w:color w:val="000000"/>
-              </w:rPr>
-            </w:pPr>
-          </w:p>
-        </w:tc>
-        <w:tc>
-          <w:tcPr>
-            <w:tcW w:w="2208" w:type="dxa"/>
-          </w:tcPr>
-          <w:p>
-            <w:pPr>
-              <w:spacing w:line="276" w:lineRule="auto"/>
-              <w:rPr>
-                <w:b/>
-                <w:bCs/>
-                <w:color w:val="000000"/>
-              </w:rPr>
-            </w:pPr>
-          </w:p>
-        </w:tc>
-      </w:tr>
-      <w:tr>
-        <w:tc>
-          <w:tcPr>
-            <w:tcW w:w="1555" w:type="dxa"/>
-          </w:tcPr>
-          <w:p>
-            <w:pPr>
-              <w:spacing w:line="276" w:lineRule="auto"/>
-              <w:rPr>
-                <w:b/>
-                <w:bCs/>
-                <w:color w:val="000000"/>
-              </w:rPr>
-            </w:pPr>
-          </w:p>
-        </w:tc>
-        <w:tc>
-          <w:tcPr>
-            <w:tcW w:w="6237" w:type="dxa"/>
-          </w:tcPr>
-          <w:p>
-            <w:pPr>
-              <w:spacing w:line="276" w:lineRule="auto"/>
-              <w:rPr>
-                <w:b/>
-                <w:bCs/>
-                <w:color w:val="000000"/>
-              </w:rPr>
-            </w:pPr>
-          </w:p>
-        </w:tc>
-        <w:tc>
-          <w:tcPr>
-            <w:tcW w:w="2208" w:type="dxa"/>
-          </w:tcPr>
-          <w:p>
-            <w:pPr>
-              <w:spacing w:line="276" w:lineRule="auto"/>
-              <w:rPr>
-                <w:b/>
-                <w:bCs/>
-                <w:color w:val="000000"/>
-              </w:rPr>
-            </w:pPr>
-          </w:p>
-        </w:tc>
-      </w:tr>
-      <w:tr>
-        <w:tc>
-          <w:tcPr>
-            <w:tcW w:w="1555" w:type="dxa"/>
-          </w:tcPr>
-          <w:p>
-            <w:pPr>
-              <w:spacing w:line="276" w:lineRule="auto"/>
-              <w:rPr>
-                <w:b/>
-                <w:bCs/>
-                <w:color w:val="000000"/>
-              </w:rPr>
-            </w:pPr>
-          </w:p>
-        </w:tc>
-        <w:tc>
-          <w:tcPr>
-            <w:tcW w:w="6237" w:type="dxa"/>
-          </w:tcPr>
-          <w:p>
-            <w:pPr>
-              <w:spacing w:line="276" w:lineRule="auto"/>
-              <w:rPr>
-                <w:b/>
-                <w:bCs/>
-                <w:color w:val="000000"/>
-              </w:rPr>
-            </w:pPr>
-          </w:p>
-        </w:tc>
-        <w:tc>
-          <w:tcPr>
-            <w:tcW w:w="2208" w:type="dxa"/>
-          </w:tcPr>
-          <w:p>
-            <w:pPr>
-              <w:spacing w:line="276" w:lineRule="auto"/>
-              <w:rPr>
-                <w:b/>
-                <w:bCs/>
-                <w:color w:val="000000"/>
-              </w:rPr>
-            </w:pPr>
-          </w:p>
-        </w:tc>
-      </w:tr>
-      <w:tr>
-        <w:tc>
-          <w:tcPr>
-            <w:tcW w:w="1555" w:type="dxa"/>
-          </w:tcPr>
-          <w:p>
-            <w:pPr>
-              <w:spacing w:line="276" w:lineRule="auto"/>
-              <w:rPr>
-                <w:b/>
-                <w:bCs/>
-                <w:color w:val="000000"/>
-              </w:rPr>
-            </w:pPr>
-          </w:p>
-        </w:tc>
-        <w:tc>
-          <w:tcPr>
-            <w:tcW w:w="6237" w:type="dxa"/>
-          </w:tcPr>
-          <w:p>
-            <w:pPr>
-              <w:spacing w:line="276" w:lineRule="auto"/>
-              <w:rPr>
-                <w:b/>
-                <w:bCs/>
-                <w:color w:val="000000"/>
-              </w:rPr>
-            </w:pPr>
-          </w:p>
-        </w:tc>
-        <w:tc>
-          <w:tcPr>
-            <w:tcW w:w="2208" w:type="dxa"/>
-          </w:tcPr>
-          <w:p>
-            <w:pPr>
-              <w:spacing w:line="276" w:lineRule="auto"/>
-              <w:rPr>
-                <w:b/>
-                <w:bCs/>
-                <w:color w:val="000000"/>
-              </w:rPr>
-            </w:pPr>
-          </w:p>
-        </w:tc>
-      </w:tr>
-      <w:tr>
-        <w:tc>
-          <w:tcPr>
-            <w:tcW w:w="1555" w:type="dxa"/>
-          </w:tcPr>
-          <w:p>
-            <w:pPr>
-              <w:spacing w:line="276" w:lineRule="auto"/>
-              <w:rPr>
-                <w:b/>
-                <w:bCs/>
-                <w:color w:val="000000"/>
-              </w:rPr>
-            </w:pPr>
-          </w:p>
-        </w:tc>
-        <w:tc>
-          <w:tcPr>
-            <w:tcW w:w="6237" w:type="dxa"/>
-          </w:tcPr>
-          <w:p>
-            <w:pPr>
-              <w:spacing w:line="276" w:lineRule="auto"/>
-              <w:rPr>
-                <w:b/>
-                <w:bCs/>
-                <w:color w:val="000000"/>
-              </w:rPr>
-            </w:pPr>
-          </w:p>
-        </w:tc>
-        <w:tc>
-          <w:tcPr>
-            <w:tcW w:w="2208" w:type="dxa"/>
-          </w:tcPr>
-          <w:p>
-            <w:pPr>
-              <w:spacing w:line="276" w:lineRule="auto"/>
-              <w:rPr>
-                <w:b/>
-                <w:bCs/>
-                <w:color w:val="000000"/>
-              </w:rPr>
-            </w:pPr>
-          </w:p>
-        </w:tc>
-      </w:tr>
-      <w:tr>
-        <w:tc>
-          <w:tcPr>
-            <w:tcW w:w="1555" w:type="dxa"/>
-          </w:tcPr>
-          <w:p>
-            <w:pPr>
-              <w:spacing w:line="276" w:lineRule="auto"/>
-              <w:rPr>
-                <w:b/>
-                <w:bCs/>
-                <w:color w:val="000000"/>
-              </w:rPr>
-            </w:pPr>
-          </w:p>
-        </w:tc>
-        <w:tc>
-          <w:tcPr>
-            <w:tcW w:w="6237" w:type="dxa"/>
-          </w:tcPr>
-          <w:p>
-            <w:pPr>
-              <w:spacing w:line="276" w:lineRule="auto"/>
-              <w:rPr>
-                <w:b/>
-                <w:bCs/>
-                <w:color w:val="000000"/>
-              </w:rPr>
-            </w:pPr>
-          </w:p>
-        </w:tc>
-        <w:tc>
-          <w:tcPr>
-            <w:tcW w:w="2208" w:type="dxa"/>
-          </w:tcPr>
-          <w:p>
-            <w:pPr>
-              <w:spacing w:line="276" w:lineRule="auto"/>
-              <w:rPr>
-                <w:b/>
-                <w:bCs/>
-                <w:color w:val="000000"/>
-              </w:rPr>
-            </w:pPr>
-          </w:p>
-        </w:tc>
-      </w:tr>
-      <w:tr>
-        <w:tc>
-          <w:tcPr>
-            <w:tcW w:w="1555" w:type="dxa"/>
-          </w:tcPr>
-          <w:p>
-            <w:pPr>
-              <w:spacing w:line="276" w:lineRule="auto"/>
-              <w:rPr>
-                <w:b/>
-                <w:bCs/>
-                <w:color w:val="000000"/>
-              </w:rPr>
-            </w:pPr>
-          </w:p>
-        </w:tc>
-        <w:tc>
-          <w:tcPr>
-            <w:tcW w:w="6237" w:type="dxa"/>
-          </w:tcPr>
-          <w:p>
-            <w:pPr>
-              <w:spacing w:line="276" w:lineRule="auto"/>
-              <w:rPr>
-                <w:b/>
-                <w:bCs/>
-                <w:color w:val="000000"/>
-              </w:rPr>
-            </w:pPr>
-          </w:p>
-        </w:tc>
-        <w:tc>
-          <w:tcPr>
-            <w:tcW w:w="2208" w:type="dxa"/>
-          </w:tcPr>
-          <w:p>
-            <w:pPr>
-              <w:spacing w:line="276" w:lineRule="auto"/>
-              <w:rPr>
-                <w:b/>
-                <w:bCs/>
-                <w:color w:val="000000"/>
-              </w:rPr>
-            </w:pPr>
-          </w:p>
-        </w:tc>
-      </w:tr>
-      <w:tr>
-        <w:tc>
-          <w:tcPr>
-            <w:tcW w:w="1555" w:type="dxa"/>
-          </w:tcPr>
-          <w:p>
-            <w:pPr>
-              <w:spacing w:line="276" w:lineRule="auto"/>
-              <w:rPr>
-                <w:b/>
-                <w:bCs/>
-                <w:color w:val="000000"/>
-              </w:rPr>
-            </w:pPr>
-          </w:p>
-        </w:tc>
-        <w:tc>
-          <w:tcPr>
-            <w:tcW w:w="6237" w:type="dxa"/>
-          </w:tcPr>
-          <w:p>
-            <w:pPr>
-              <w:spacing w:line="276" w:lineRule="auto"/>
-              <w:rPr>
-                <w:b/>
-                <w:bCs/>
-                <w:color w:val="000000"/>
-              </w:rPr>
-            </w:pPr>
-          </w:p>
-        </w:tc>
-        <w:tc>
-          <w:tcPr>
-            <w:tcW w:w="2208" w:type="dxa"/>
-          </w:tcPr>
-          <w:p>
-            <w:pPr>
-              <w:spacing w:line="276" w:lineRule="auto"/>
-              <w:rPr>
-                <w:b/>
-                <w:bCs/>
-                <w:color w:val="000000"/>
-              </w:rPr>
-            </w:pPr>
-          </w:p>
-        </w:tc>
-      </w:tr>
-    </w:tbl>
-    <w:p>
-      <w:pPr>
-        <w:spacing w:after="0" w:line="240" w:lineRule="auto"/>
-        <w:rPr>
-          <w:b/>
-          <w:bCs/>
-          <w:color w:val="000000"/>
-          <w:sz w:val="28"/>
-          <w:szCs w:val="28"/>
-        </w:rPr>
-      </w:pPr>
-    </w:p>
     <w:sectPr>
       <w:headerReference w:type="default" r:id="rId7"/>
       <w:footerReference w:type="default" r:id="rId8"/>
